--- a/Deliverables/Edil CommerceDesign_Test_Execution_Report.docx
+++ b/Deliverables/Edil CommerceDesign_Test_Execution_Report.docx
@@ -421,7 +421,7 @@
         <w:rPr>
           <w:sz w:val="32"/>
         </w:rPr>
-        <w:t>29</w:t>
+        <w:t>31</w:t>
       </w:r>
       <w:r>
         <w:rPr>
@@ -933,17 +933,48 @@
       <w:pPr>
         <w:jc w:val="center"/>
         <w:rPr>
+          <w:b/>
+          <w:bCs/>
           <w:sz w:val="32"/>
           <w:szCs w:val="32"/>
         </w:rPr>
       </w:pPr>
       <w:r>
         <w:rPr>
+          <w:b/>
+          <w:bCs/>
           <w:sz w:val="32"/>
           <w:szCs w:val="32"/>
         </w:rPr>
-        <w:t>TEST_GUI_LOGIN</w:t>
+        <w:t>TEST_GUI</w:t>
       </w:r>
+      <w:r>
+        <w:rPr>
+          <w:b/>
+          <w:bCs/>
+          <w:sz w:val="32"/>
+          <w:szCs w:val="32"/>
+        </w:rPr>
+        <w:t>_</w:t>
+      </w:r>
+      <w:r>
+        <w:rPr>
+          <w:b/>
+          <w:bCs/>
+          <w:sz w:val="32"/>
+          <w:szCs w:val="32"/>
+        </w:rPr>
+        <w:t>LOGIN</w:t>
+      </w:r>
+    </w:p>
+    <w:p>
+      <w:pPr>
+        <w:jc w:val="center"/>
+        <w:rPr>
+          <w:sz w:val="32"/>
+          <w:szCs w:val="32"/>
+        </w:rPr>
+      </w:pPr>
     </w:p>
     <w:p>
       <w:pPr>
@@ -984,7 +1015,7 @@
         <w:tc>
           <w:tcPr>
             <w:tcW w:w="4814" w:type="dxa"/>
-            <w:shd w:val="clear" w:color="auto" w:fill="00B050"/>
+            <w:shd w:val="clear" w:color="auto" w:fill="92D050"/>
           </w:tcPr>
           <w:p>
             <w:pPr>
@@ -1006,7 +1037,7 @@
         <w:tc>
           <w:tcPr>
             <w:tcW w:w="4814" w:type="dxa"/>
-            <w:shd w:val="clear" w:color="auto" w:fill="00B050"/>
+            <w:shd w:val="clear" w:color="auto" w:fill="92D050"/>
           </w:tcPr>
           <w:p>
             <w:pPr>
@@ -1238,7 +1269,7 @@
         <w:tc>
           <w:tcPr>
             <w:tcW w:w="4814" w:type="dxa"/>
-            <w:shd w:val="clear" w:color="auto" w:fill="00B050"/>
+            <w:shd w:val="clear" w:color="auto" w:fill="92D050"/>
           </w:tcPr>
           <w:p>
             <w:pPr>
@@ -1260,7 +1291,7 @@
         <w:tc>
           <w:tcPr>
             <w:tcW w:w="4814" w:type="dxa"/>
-            <w:shd w:val="clear" w:color="auto" w:fill="00B050"/>
+            <w:shd w:val="clear" w:color="auto" w:fill="92D050"/>
           </w:tcPr>
           <w:p>
             <w:pPr>
@@ -1490,7 +1521,7 @@
         <w:tc>
           <w:tcPr>
             <w:tcW w:w="4814" w:type="dxa"/>
-            <w:shd w:val="clear" w:color="auto" w:fill="00B050"/>
+            <w:shd w:val="clear" w:color="auto" w:fill="92D050"/>
           </w:tcPr>
           <w:p>
             <w:pPr>
@@ -1512,7 +1543,7 @@
         <w:tc>
           <w:tcPr>
             <w:tcW w:w="4814" w:type="dxa"/>
-            <w:shd w:val="clear" w:color="auto" w:fill="00B050"/>
+            <w:shd w:val="clear" w:color="auto" w:fill="92D050"/>
           </w:tcPr>
           <w:p>
             <w:pPr>
@@ -1719,6 +1750,2524 @@
         </w:tc>
       </w:tr>
     </w:tbl>
+    <w:p>
+      <w:pPr>
+        <w:jc w:val="center"/>
+        <w:rPr>
+          <w:sz w:val="32"/>
+          <w:szCs w:val="32"/>
+        </w:rPr>
+      </w:pPr>
+    </w:p>
+    <w:p>
+      <w:pPr>
+        <w:jc w:val="center"/>
+        <w:rPr>
+          <w:b/>
+          <w:bCs/>
+          <w:sz w:val="32"/>
+          <w:szCs w:val="32"/>
+          <w:lang w:val="en-GB"/>
+        </w:rPr>
+      </w:pPr>
+    </w:p>
+    <w:p>
+      <w:pPr>
+        <w:jc w:val="center"/>
+        <w:rPr>
+          <w:b/>
+          <w:bCs/>
+          <w:sz w:val="32"/>
+          <w:szCs w:val="32"/>
+          <w:lang w:val="en-GB"/>
+        </w:rPr>
+      </w:pPr>
+    </w:p>
+    <w:p>
+      <w:pPr>
+        <w:jc w:val="center"/>
+        <w:rPr>
+          <w:b/>
+          <w:bCs/>
+          <w:sz w:val="32"/>
+          <w:szCs w:val="32"/>
+          <w:lang w:val="en-GB"/>
+        </w:rPr>
+      </w:pPr>
+    </w:p>
+    <w:p>
+      <w:pPr>
+        <w:jc w:val="center"/>
+        <w:rPr>
+          <w:b/>
+          <w:bCs/>
+          <w:sz w:val="32"/>
+          <w:szCs w:val="32"/>
+          <w:lang w:val="en-GB"/>
+        </w:rPr>
+      </w:pPr>
+    </w:p>
+    <w:p>
+      <w:pPr>
+        <w:jc w:val="center"/>
+        <w:rPr>
+          <w:b/>
+          <w:bCs/>
+          <w:sz w:val="32"/>
+          <w:szCs w:val="32"/>
+          <w:lang w:val="en-GB"/>
+        </w:rPr>
+      </w:pPr>
+    </w:p>
+    <w:p>
+      <w:pPr>
+        <w:jc w:val="center"/>
+        <w:rPr>
+          <w:b/>
+          <w:bCs/>
+          <w:sz w:val="32"/>
+          <w:szCs w:val="32"/>
+          <w:lang w:val="en-GB"/>
+        </w:rPr>
+      </w:pPr>
+    </w:p>
+    <w:p>
+      <w:pPr>
+        <w:jc w:val="center"/>
+        <w:rPr>
+          <w:b/>
+          <w:bCs/>
+          <w:sz w:val="32"/>
+          <w:szCs w:val="32"/>
+          <w:lang w:val="en-GB"/>
+        </w:rPr>
+      </w:pPr>
+    </w:p>
+    <w:p>
+      <w:pPr>
+        <w:jc w:val="center"/>
+        <w:rPr>
+          <w:b/>
+          <w:bCs/>
+          <w:sz w:val="32"/>
+          <w:szCs w:val="32"/>
+          <w:lang w:val="en-GB"/>
+        </w:rPr>
+      </w:pPr>
+    </w:p>
+    <w:p>
+      <w:pPr>
+        <w:jc w:val="center"/>
+        <w:rPr>
+          <w:b/>
+          <w:bCs/>
+          <w:sz w:val="32"/>
+          <w:szCs w:val="32"/>
+          <w:lang w:val="en-GB"/>
+        </w:rPr>
+      </w:pPr>
+    </w:p>
+    <w:p>
+      <w:pPr>
+        <w:jc w:val="center"/>
+        <w:rPr>
+          <w:b/>
+          <w:bCs/>
+          <w:sz w:val="32"/>
+          <w:szCs w:val="32"/>
+          <w:lang w:val="en-GB"/>
+        </w:rPr>
+      </w:pPr>
+    </w:p>
+    <w:p>
+      <w:pPr>
+        <w:jc w:val="center"/>
+        <w:rPr>
+          <w:b/>
+          <w:bCs/>
+          <w:sz w:val="32"/>
+          <w:szCs w:val="32"/>
+          <w:lang w:val="en-GB"/>
+        </w:rPr>
+      </w:pPr>
+    </w:p>
+    <w:p>
+      <w:pPr>
+        <w:jc w:val="center"/>
+        <w:rPr>
+          <w:b/>
+          <w:bCs/>
+          <w:sz w:val="32"/>
+          <w:szCs w:val="32"/>
+        </w:rPr>
+      </w:pPr>
+      <w:r>
+        <w:rPr>
+          <w:b/>
+          <w:bCs/>
+          <w:sz w:val="32"/>
+          <w:szCs w:val="32"/>
+        </w:rPr>
+        <w:lastRenderedPageBreak/>
+        <w:t>TEST</w:t>
+      </w:r>
+      <w:r>
+        <w:rPr>
+          <w:b/>
+          <w:bCs/>
+          <w:sz w:val="32"/>
+          <w:szCs w:val="32"/>
+        </w:rPr>
+        <w:t xml:space="preserve"> _</w:t>
+      </w:r>
+      <w:r>
+        <w:rPr>
+          <w:b/>
+          <w:bCs/>
+          <w:sz w:val="32"/>
+          <w:szCs w:val="32"/>
+        </w:rPr>
+        <w:t>GUI_</w:t>
+      </w:r>
+      <w:r>
+        <w:rPr>
+          <w:b/>
+          <w:bCs/>
+          <w:sz w:val="32"/>
+          <w:szCs w:val="32"/>
+        </w:rPr>
+        <w:t>CARRELLO</w:t>
+      </w:r>
+    </w:p>
+    <w:p>
+      <w:pPr>
+        <w:jc w:val="center"/>
+        <w:rPr>
+          <w:b/>
+          <w:bCs/>
+          <w:sz w:val="32"/>
+          <w:szCs w:val="32"/>
+        </w:rPr>
+      </w:pPr>
+    </w:p>
+    <w:p>
+      <w:pPr>
+        <w:jc w:val="center"/>
+        <w:rPr>
+          <w:sz w:val="32"/>
+          <w:szCs w:val="32"/>
+        </w:rPr>
+      </w:pPr>
+      <w:r>
+        <w:rPr>
+          <w:sz w:val="32"/>
+          <w:szCs w:val="32"/>
+        </w:rPr>
+        <w:t>TC_AGGIUNGI_ARTICOLO</w:t>
+      </w:r>
+    </w:p>
+    <w:tbl>
+      <w:tblPr>
+        <w:tblStyle w:val="Grigliatabella"/>
+        <w:tblW w:w="0" w:type="auto"/>
+        <w:tblLook w:val="04A0" w:firstRow="1" w:lastRow="0" w:firstColumn="1" w:lastColumn="0" w:noHBand="0" w:noVBand="1"/>
+      </w:tblPr>
+      <w:tblGrid>
+        <w:gridCol w:w="4814"/>
+        <w:gridCol w:w="4814"/>
+      </w:tblGrid>
+      <w:tr>
+        <w:tc>
+          <w:tcPr>
+            <w:tcW w:w="4814" w:type="dxa"/>
+            <w:shd w:val="clear" w:color="auto" w:fill="92D050"/>
+          </w:tcPr>
+          <w:p>
+            <w:pPr>
+              <w:jc w:val="center"/>
+              <w:rPr>
+                <w:sz w:val="28"/>
+                <w:szCs w:val="28"/>
+              </w:rPr>
+            </w:pPr>
+            <w:r>
+              <w:rPr>
+                <w:sz w:val="28"/>
+                <w:szCs w:val="28"/>
+              </w:rPr>
+              <w:t>Test Case ID:</w:t>
+            </w:r>
+          </w:p>
+        </w:tc>
+        <w:tc>
+          <w:tcPr>
+            <w:tcW w:w="4814" w:type="dxa"/>
+            <w:shd w:val="clear" w:color="auto" w:fill="92D050"/>
+          </w:tcPr>
+          <w:p>
+            <w:pPr>
+              <w:jc w:val="center"/>
+              <w:rPr>
+                <w:color w:val="000000" w:themeColor="text1"/>
+                <w:sz w:val="28"/>
+                <w:szCs w:val="28"/>
+              </w:rPr>
+            </w:pPr>
+            <w:r>
+              <w:rPr>
+                <w:b/>
+                <w:bCs/>
+                <w:color w:val="000000" w:themeColor="text1"/>
+                <w:sz w:val="28"/>
+                <w:szCs w:val="28"/>
+              </w:rPr>
+              <w:t>TC_ AGGIUNGIARTICOLO SUCCESSUFUL</w:t>
+            </w:r>
+          </w:p>
+        </w:tc>
+      </w:tr>
+      <w:tr>
+        <w:tc>
+          <w:tcPr>
+            <w:tcW w:w="4814" w:type="dxa"/>
+          </w:tcPr>
+          <w:p>
+            <w:pPr>
+              <w:jc w:val="center"/>
+              <w:rPr>
+                <w:sz w:val="28"/>
+                <w:szCs w:val="28"/>
+              </w:rPr>
+            </w:pPr>
+            <w:r>
+              <w:rPr>
+                <w:sz w:val="28"/>
+                <w:szCs w:val="28"/>
+              </w:rPr>
+              <w:t>Input :</w:t>
+            </w:r>
+          </w:p>
+        </w:tc>
+        <w:tc>
+          <w:tcPr>
+            <w:tcW w:w="4814" w:type="dxa"/>
+          </w:tcPr>
+          <w:p>
+            <w:pPr>
+              <w:jc w:val="center"/>
+              <w:rPr>
+                <w:sz w:val="28"/>
+                <w:szCs w:val="28"/>
+              </w:rPr>
+            </w:pPr>
+            <w:r>
+              <w:rPr>
+                <w:sz w:val="28"/>
+                <w:szCs w:val="28"/>
+              </w:rPr>
+              <w:t>Valore :</w:t>
+            </w:r>
+          </w:p>
+        </w:tc>
+      </w:tr>
+      <w:tr>
+        <w:tc>
+          <w:tcPr>
+            <w:tcW w:w="4814" w:type="dxa"/>
+            <w:shd w:val="clear" w:color="auto" w:fill="BFBFBF" w:themeFill="background1" w:themeFillShade="BF"/>
+          </w:tcPr>
+          <w:p>
+            <w:pPr>
+              <w:jc w:val="center"/>
+              <w:rPr>
+                <w:sz w:val="28"/>
+                <w:szCs w:val="28"/>
+              </w:rPr>
+            </w:pPr>
+            <w:r>
+              <w:rPr>
+                <w:sz w:val="28"/>
+                <w:szCs w:val="28"/>
+              </w:rPr>
+              <w:t>Articolo</w:t>
+            </w:r>
+          </w:p>
+        </w:tc>
+        <w:tc>
+          <w:tcPr>
+            <w:tcW w:w="4814" w:type="dxa"/>
+            <w:shd w:val="clear" w:color="auto" w:fill="BFBFBF" w:themeFill="background1" w:themeFillShade="BF"/>
+          </w:tcPr>
+          <w:p>
+            <w:pPr>
+              <w:jc w:val="center"/>
+              <w:rPr>
+                <w:sz w:val="28"/>
+                <w:szCs w:val="28"/>
+              </w:rPr>
+            </w:pPr>
+            <w:r>
+              <w:rPr>
+                <w:sz w:val="28"/>
+                <w:szCs w:val="28"/>
+              </w:rPr>
+              <w:t>Pittura Verde</w:t>
+            </w:r>
+          </w:p>
+        </w:tc>
+      </w:tr>
+      <w:tr>
+        <w:tc>
+          <w:tcPr>
+            <w:tcW w:w="4814" w:type="dxa"/>
+            <w:shd w:val="clear" w:color="auto" w:fill="BFBFBF" w:themeFill="background1" w:themeFillShade="BF"/>
+          </w:tcPr>
+          <w:p>
+            <w:pPr>
+              <w:jc w:val="center"/>
+              <w:rPr>
+                <w:sz w:val="28"/>
+                <w:szCs w:val="28"/>
+              </w:rPr>
+            </w:pPr>
+            <w:r>
+              <w:rPr>
+                <w:sz w:val="28"/>
+                <w:szCs w:val="28"/>
+              </w:rPr>
+              <w:t>Quantità</w:t>
+            </w:r>
+          </w:p>
+        </w:tc>
+        <w:tc>
+          <w:tcPr>
+            <w:tcW w:w="4814" w:type="dxa"/>
+            <w:shd w:val="clear" w:color="auto" w:fill="BFBFBF" w:themeFill="background1" w:themeFillShade="BF"/>
+          </w:tcPr>
+          <w:p>
+            <w:pPr>
+              <w:jc w:val="center"/>
+              <w:rPr>
+                <w:sz w:val="28"/>
+                <w:szCs w:val="28"/>
+              </w:rPr>
+            </w:pPr>
+            <w:r>
+              <w:rPr>
+                <w:sz w:val="28"/>
+                <w:szCs w:val="28"/>
+              </w:rPr>
+              <w:t>1</w:t>
+            </w:r>
+          </w:p>
+        </w:tc>
+      </w:tr>
+      <w:tr>
+        <w:tc>
+          <w:tcPr>
+            <w:tcW w:w="9628" w:type="dxa"/>
+            <w:gridSpan w:val="2"/>
+          </w:tcPr>
+          <w:p>
+            <w:pPr>
+              <w:jc w:val="center"/>
+              <w:rPr>
+                <w:sz w:val="28"/>
+                <w:szCs w:val="28"/>
+              </w:rPr>
+            </w:pPr>
+            <w:r>
+              <w:rPr>
+                <w:sz w:val="28"/>
+                <w:szCs w:val="28"/>
+              </w:rPr>
+              <w:t>Oracolo:</w:t>
+            </w:r>
+          </w:p>
+        </w:tc>
+      </w:tr>
+      <w:tr>
+        <w:tc>
+          <w:tcPr>
+            <w:tcW w:w="9628" w:type="dxa"/>
+            <w:gridSpan w:val="2"/>
+          </w:tcPr>
+          <w:p>
+            <w:pPr>
+              <w:jc w:val="center"/>
+              <w:rPr>
+                <w:sz w:val="28"/>
+                <w:szCs w:val="28"/>
+              </w:rPr>
+            </w:pPr>
+            <w:r>
+              <w:rPr>
+                <w:sz w:val="28"/>
+                <w:szCs w:val="28"/>
+              </w:rPr>
+              <w:t>Articolo “Pittura Verde” aggiunto al carrello.</w:t>
+            </w:r>
+          </w:p>
+        </w:tc>
+      </w:tr>
+    </w:tbl>
+    <w:p>
+      <w:pPr>
+        <w:jc w:val="center"/>
+        <w:rPr>
+          <w:sz w:val="32"/>
+          <w:szCs w:val="32"/>
+        </w:rPr>
+      </w:pPr>
+    </w:p>
+    <w:tbl>
+      <w:tblPr>
+        <w:tblStyle w:val="Grigliatabella"/>
+        <w:tblW w:w="0" w:type="auto"/>
+        <w:tblLook w:val="04A0" w:firstRow="1" w:lastRow="0" w:firstColumn="1" w:lastColumn="0" w:noHBand="0" w:noVBand="1"/>
+      </w:tblPr>
+      <w:tblGrid>
+        <w:gridCol w:w="4814"/>
+        <w:gridCol w:w="4814"/>
+      </w:tblGrid>
+      <w:tr>
+        <w:tc>
+          <w:tcPr>
+            <w:tcW w:w="4814" w:type="dxa"/>
+            <w:shd w:val="clear" w:color="auto" w:fill="92D050"/>
+          </w:tcPr>
+          <w:p>
+            <w:pPr>
+              <w:jc w:val="center"/>
+              <w:rPr>
+                <w:sz w:val="28"/>
+                <w:szCs w:val="28"/>
+              </w:rPr>
+            </w:pPr>
+            <w:r>
+              <w:rPr>
+                <w:sz w:val="28"/>
+                <w:szCs w:val="28"/>
+              </w:rPr>
+              <w:t>Test Case ID:</w:t>
+            </w:r>
+          </w:p>
+        </w:tc>
+        <w:tc>
+          <w:tcPr>
+            <w:tcW w:w="4814" w:type="dxa"/>
+            <w:shd w:val="clear" w:color="auto" w:fill="92D050"/>
+          </w:tcPr>
+          <w:p>
+            <w:pPr>
+              <w:jc w:val="center"/>
+              <w:rPr>
+                <w:b/>
+                <w:bCs/>
+                <w:color w:val="000000" w:themeColor="text1"/>
+                <w:sz w:val="28"/>
+                <w:szCs w:val="28"/>
+              </w:rPr>
+            </w:pPr>
+            <w:r>
+              <w:rPr>
+                <w:b/>
+                <w:bCs/>
+                <w:color w:val="000000" w:themeColor="text1"/>
+                <w:sz w:val="28"/>
+                <w:szCs w:val="28"/>
+              </w:rPr>
+              <w:t>TC_ARTICOLO_GIA_ESISTENTE</w:t>
+            </w:r>
+          </w:p>
+        </w:tc>
+      </w:tr>
+      <w:tr>
+        <w:tc>
+          <w:tcPr>
+            <w:tcW w:w="4814" w:type="dxa"/>
+          </w:tcPr>
+          <w:p>
+            <w:pPr>
+              <w:jc w:val="center"/>
+              <w:rPr>
+                <w:sz w:val="28"/>
+                <w:szCs w:val="28"/>
+              </w:rPr>
+            </w:pPr>
+            <w:r>
+              <w:rPr>
+                <w:sz w:val="28"/>
+                <w:szCs w:val="28"/>
+              </w:rPr>
+              <w:t>Input :</w:t>
+            </w:r>
+          </w:p>
+        </w:tc>
+        <w:tc>
+          <w:tcPr>
+            <w:tcW w:w="4814" w:type="dxa"/>
+          </w:tcPr>
+          <w:p>
+            <w:pPr>
+              <w:jc w:val="center"/>
+              <w:rPr>
+                <w:sz w:val="28"/>
+                <w:szCs w:val="28"/>
+              </w:rPr>
+            </w:pPr>
+            <w:r>
+              <w:rPr>
+                <w:sz w:val="28"/>
+                <w:szCs w:val="28"/>
+              </w:rPr>
+              <w:t>Valore :</w:t>
+            </w:r>
+          </w:p>
+        </w:tc>
+      </w:tr>
+      <w:tr>
+        <w:tc>
+          <w:tcPr>
+            <w:tcW w:w="4814" w:type="dxa"/>
+            <w:shd w:val="clear" w:color="auto" w:fill="BFBFBF" w:themeFill="background1" w:themeFillShade="BF"/>
+          </w:tcPr>
+          <w:p>
+            <w:pPr>
+              <w:jc w:val="center"/>
+              <w:rPr>
+                <w:sz w:val="28"/>
+                <w:szCs w:val="28"/>
+              </w:rPr>
+            </w:pPr>
+            <w:r>
+              <w:rPr>
+                <w:sz w:val="28"/>
+                <w:szCs w:val="28"/>
+              </w:rPr>
+              <w:t>Articolo</w:t>
+            </w:r>
+          </w:p>
+        </w:tc>
+        <w:tc>
+          <w:tcPr>
+            <w:tcW w:w="4814" w:type="dxa"/>
+            <w:shd w:val="clear" w:color="auto" w:fill="BFBFBF" w:themeFill="background1" w:themeFillShade="BF"/>
+          </w:tcPr>
+          <w:p>
+            <w:pPr>
+              <w:jc w:val="center"/>
+              <w:rPr>
+                <w:sz w:val="28"/>
+                <w:szCs w:val="28"/>
+              </w:rPr>
+            </w:pPr>
+            <w:r>
+              <w:rPr>
+                <w:sz w:val="28"/>
+                <w:szCs w:val="28"/>
+              </w:rPr>
+              <w:t>Pittura Verde</w:t>
+            </w:r>
+          </w:p>
+        </w:tc>
+      </w:tr>
+      <w:tr>
+        <w:tc>
+          <w:tcPr>
+            <w:tcW w:w="4814" w:type="dxa"/>
+            <w:shd w:val="clear" w:color="auto" w:fill="BFBFBF" w:themeFill="background1" w:themeFillShade="BF"/>
+          </w:tcPr>
+          <w:p>
+            <w:pPr>
+              <w:jc w:val="center"/>
+              <w:rPr>
+                <w:sz w:val="28"/>
+                <w:szCs w:val="28"/>
+              </w:rPr>
+            </w:pPr>
+            <w:r>
+              <w:rPr>
+                <w:sz w:val="28"/>
+                <w:szCs w:val="28"/>
+              </w:rPr>
+              <w:t>Quantità</w:t>
+            </w:r>
+          </w:p>
+        </w:tc>
+        <w:tc>
+          <w:tcPr>
+            <w:tcW w:w="4814" w:type="dxa"/>
+            <w:shd w:val="clear" w:color="auto" w:fill="BFBFBF" w:themeFill="background1" w:themeFillShade="BF"/>
+          </w:tcPr>
+          <w:p>
+            <w:pPr>
+              <w:jc w:val="center"/>
+              <w:rPr>
+                <w:sz w:val="28"/>
+                <w:szCs w:val="28"/>
+              </w:rPr>
+            </w:pPr>
+            <w:r>
+              <w:rPr>
+                <w:sz w:val="28"/>
+                <w:szCs w:val="28"/>
+              </w:rPr>
+              <w:t>1</w:t>
+            </w:r>
+          </w:p>
+        </w:tc>
+      </w:tr>
+      <w:tr>
+        <w:tc>
+          <w:tcPr>
+            <w:tcW w:w="9628" w:type="dxa"/>
+            <w:gridSpan w:val="2"/>
+          </w:tcPr>
+          <w:p>
+            <w:pPr>
+              <w:jc w:val="center"/>
+              <w:rPr>
+                <w:sz w:val="28"/>
+                <w:szCs w:val="28"/>
+              </w:rPr>
+            </w:pPr>
+            <w:r>
+              <w:rPr>
+                <w:sz w:val="28"/>
+                <w:szCs w:val="28"/>
+              </w:rPr>
+              <w:t>Oracolo:</w:t>
+            </w:r>
+          </w:p>
+        </w:tc>
+      </w:tr>
+      <w:tr>
+        <w:tc>
+          <w:tcPr>
+            <w:tcW w:w="9628" w:type="dxa"/>
+            <w:gridSpan w:val="2"/>
+          </w:tcPr>
+          <w:p>
+            <w:pPr>
+              <w:jc w:val="center"/>
+              <w:rPr>
+                <w:sz w:val="28"/>
+                <w:szCs w:val="28"/>
+              </w:rPr>
+            </w:pPr>
+            <w:r>
+              <w:rPr>
+                <w:sz w:val="28"/>
+                <w:szCs w:val="28"/>
+              </w:rPr>
+              <w:t xml:space="preserve">Articolo “Pittura Verde” </w:t>
+            </w:r>
+            <w:r>
+              <w:rPr>
+                <w:sz w:val="28"/>
+                <w:szCs w:val="28"/>
+              </w:rPr>
+              <w:t>già</w:t>
+            </w:r>
+            <w:r>
+              <w:rPr>
+                <w:sz w:val="28"/>
+                <w:szCs w:val="28"/>
+              </w:rPr>
+              <w:t xml:space="preserve"> </w:t>
+            </w:r>
+            <w:r>
+              <w:rPr>
+                <w:sz w:val="28"/>
+                <w:szCs w:val="28"/>
+              </w:rPr>
+              <w:t>presente nel</w:t>
+            </w:r>
+            <w:r>
+              <w:rPr>
+                <w:sz w:val="28"/>
+                <w:szCs w:val="28"/>
+              </w:rPr>
+              <w:t xml:space="preserve"> carrello.</w:t>
+            </w:r>
+          </w:p>
+        </w:tc>
+      </w:tr>
+    </w:tbl>
+    <w:p>
+      <w:pPr>
+        <w:jc w:val="center"/>
+        <w:rPr>
+          <w:sz w:val="32"/>
+          <w:szCs w:val="32"/>
+        </w:rPr>
+      </w:pPr>
+    </w:p>
+    <w:tbl>
+      <w:tblPr>
+        <w:tblStyle w:val="Grigliatabella"/>
+        <w:tblW w:w="0" w:type="auto"/>
+        <w:tblLook w:val="04A0" w:firstRow="1" w:lastRow="0" w:firstColumn="1" w:lastColumn="0" w:noHBand="0" w:noVBand="1"/>
+      </w:tblPr>
+      <w:tblGrid>
+        <w:gridCol w:w="4814"/>
+        <w:gridCol w:w="4814"/>
+      </w:tblGrid>
+      <w:tr>
+        <w:tc>
+          <w:tcPr>
+            <w:tcW w:w="4814" w:type="dxa"/>
+            <w:shd w:val="clear" w:color="auto" w:fill="92D050"/>
+          </w:tcPr>
+          <w:p>
+            <w:pPr>
+              <w:jc w:val="center"/>
+              <w:rPr>
+                <w:sz w:val="28"/>
+                <w:szCs w:val="28"/>
+              </w:rPr>
+            </w:pPr>
+            <w:r>
+              <w:rPr>
+                <w:sz w:val="28"/>
+                <w:szCs w:val="28"/>
+              </w:rPr>
+              <w:t>Test Case ID:</w:t>
+            </w:r>
+          </w:p>
+        </w:tc>
+        <w:tc>
+          <w:tcPr>
+            <w:tcW w:w="4814" w:type="dxa"/>
+            <w:shd w:val="clear" w:color="auto" w:fill="92D050"/>
+          </w:tcPr>
+          <w:p>
+            <w:pPr>
+              <w:jc w:val="center"/>
+              <w:rPr>
+                <w:b/>
+                <w:bCs/>
+                <w:color w:val="000000" w:themeColor="text1"/>
+                <w:sz w:val="28"/>
+                <w:szCs w:val="28"/>
+              </w:rPr>
+            </w:pPr>
+            <w:r>
+              <w:rPr>
+                <w:b/>
+                <w:bCs/>
+                <w:color w:val="000000" w:themeColor="text1"/>
+                <w:sz w:val="28"/>
+                <w:szCs w:val="28"/>
+              </w:rPr>
+              <w:t>TC_FORMATO_QUANTITA_</w:t>
+            </w:r>
+          </w:p>
+          <w:p>
+            <w:pPr>
+              <w:jc w:val="center"/>
+              <w:rPr>
+                <w:b/>
+                <w:bCs/>
+                <w:color w:val="000000" w:themeColor="text1"/>
+                <w:sz w:val="28"/>
+                <w:szCs w:val="28"/>
+              </w:rPr>
+            </w:pPr>
+            <w:r>
+              <w:rPr>
+                <w:b/>
+                <w:bCs/>
+                <w:color w:val="000000" w:themeColor="text1"/>
+                <w:sz w:val="28"/>
+                <w:szCs w:val="28"/>
+              </w:rPr>
+              <w:t>NON_RISPETTATO</w:t>
+            </w:r>
+          </w:p>
+        </w:tc>
+      </w:tr>
+      <w:tr>
+        <w:tc>
+          <w:tcPr>
+            <w:tcW w:w="4814" w:type="dxa"/>
+          </w:tcPr>
+          <w:p>
+            <w:pPr>
+              <w:jc w:val="center"/>
+              <w:rPr>
+                <w:sz w:val="28"/>
+                <w:szCs w:val="28"/>
+              </w:rPr>
+            </w:pPr>
+            <w:r>
+              <w:rPr>
+                <w:sz w:val="28"/>
+                <w:szCs w:val="28"/>
+              </w:rPr>
+              <w:t>Input :</w:t>
+            </w:r>
+          </w:p>
+        </w:tc>
+        <w:tc>
+          <w:tcPr>
+            <w:tcW w:w="4814" w:type="dxa"/>
+          </w:tcPr>
+          <w:p>
+            <w:pPr>
+              <w:jc w:val="center"/>
+              <w:rPr>
+                <w:sz w:val="28"/>
+                <w:szCs w:val="28"/>
+              </w:rPr>
+            </w:pPr>
+            <w:r>
+              <w:rPr>
+                <w:sz w:val="28"/>
+                <w:szCs w:val="28"/>
+              </w:rPr>
+              <w:t>Valore :</w:t>
+            </w:r>
+          </w:p>
+        </w:tc>
+      </w:tr>
+      <w:tr>
+        <w:tc>
+          <w:tcPr>
+            <w:tcW w:w="4814" w:type="dxa"/>
+            <w:shd w:val="clear" w:color="auto" w:fill="BFBFBF" w:themeFill="background1" w:themeFillShade="BF"/>
+          </w:tcPr>
+          <w:p>
+            <w:pPr>
+              <w:jc w:val="center"/>
+              <w:rPr>
+                <w:sz w:val="28"/>
+                <w:szCs w:val="28"/>
+              </w:rPr>
+            </w:pPr>
+            <w:r>
+              <w:rPr>
+                <w:sz w:val="28"/>
+                <w:szCs w:val="28"/>
+              </w:rPr>
+              <w:t>Articolo</w:t>
+            </w:r>
+          </w:p>
+        </w:tc>
+        <w:tc>
+          <w:tcPr>
+            <w:tcW w:w="4814" w:type="dxa"/>
+            <w:shd w:val="clear" w:color="auto" w:fill="BFBFBF" w:themeFill="background1" w:themeFillShade="BF"/>
+          </w:tcPr>
+          <w:p>
+            <w:pPr>
+              <w:jc w:val="center"/>
+              <w:rPr>
+                <w:sz w:val="28"/>
+                <w:szCs w:val="28"/>
+              </w:rPr>
+            </w:pPr>
+            <w:r>
+              <w:rPr>
+                <w:sz w:val="28"/>
+                <w:szCs w:val="28"/>
+              </w:rPr>
+              <w:t>Pittura Verde</w:t>
+            </w:r>
+          </w:p>
+        </w:tc>
+      </w:tr>
+      <w:tr>
+        <w:tc>
+          <w:tcPr>
+            <w:tcW w:w="4814" w:type="dxa"/>
+            <w:shd w:val="clear" w:color="auto" w:fill="BFBFBF" w:themeFill="background1" w:themeFillShade="BF"/>
+          </w:tcPr>
+          <w:p>
+            <w:pPr>
+              <w:jc w:val="center"/>
+              <w:rPr>
+                <w:sz w:val="28"/>
+                <w:szCs w:val="28"/>
+              </w:rPr>
+            </w:pPr>
+            <w:r>
+              <w:rPr>
+                <w:sz w:val="28"/>
+                <w:szCs w:val="28"/>
+              </w:rPr>
+              <w:t>Quantità</w:t>
+            </w:r>
+          </w:p>
+        </w:tc>
+        <w:tc>
+          <w:tcPr>
+            <w:tcW w:w="4814" w:type="dxa"/>
+            <w:shd w:val="clear" w:color="auto" w:fill="BFBFBF" w:themeFill="background1" w:themeFillShade="BF"/>
+          </w:tcPr>
+          <w:p>
+            <w:pPr>
+              <w:jc w:val="center"/>
+              <w:rPr>
+                <w:sz w:val="28"/>
+                <w:szCs w:val="28"/>
+              </w:rPr>
+            </w:pPr>
+            <w:r>
+              <w:rPr>
+                <w:sz w:val="28"/>
+                <w:szCs w:val="28"/>
+              </w:rPr>
+              <w:t>uno</w:t>
+            </w:r>
+          </w:p>
+        </w:tc>
+      </w:tr>
+      <w:tr>
+        <w:tc>
+          <w:tcPr>
+            <w:tcW w:w="9628" w:type="dxa"/>
+            <w:gridSpan w:val="2"/>
+          </w:tcPr>
+          <w:p>
+            <w:pPr>
+              <w:jc w:val="center"/>
+              <w:rPr>
+                <w:sz w:val="28"/>
+                <w:szCs w:val="28"/>
+              </w:rPr>
+            </w:pPr>
+            <w:r>
+              <w:rPr>
+                <w:sz w:val="28"/>
+                <w:szCs w:val="28"/>
+              </w:rPr>
+              <w:t>Oracolo:</w:t>
+            </w:r>
+          </w:p>
+        </w:tc>
+      </w:tr>
+      <w:tr>
+        <w:tc>
+          <w:tcPr>
+            <w:tcW w:w="9628" w:type="dxa"/>
+            <w:gridSpan w:val="2"/>
+          </w:tcPr>
+          <w:p>
+            <w:pPr>
+              <w:jc w:val="center"/>
+              <w:rPr>
+                <w:sz w:val="28"/>
+                <w:szCs w:val="28"/>
+              </w:rPr>
+            </w:pPr>
+            <w:r>
+              <w:rPr>
+                <w:sz w:val="28"/>
+                <w:szCs w:val="28"/>
+              </w:rPr>
+              <w:t>L’aggiunta dell’articolo non va a buon fine poiché il formato della quantità non è stato rispettato.</w:t>
+            </w:r>
+          </w:p>
+        </w:tc>
+      </w:tr>
+    </w:tbl>
+    <w:p>
+      <w:pPr>
+        <w:jc w:val="center"/>
+        <w:rPr>
+          <w:sz w:val="32"/>
+          <w:szCs w:val="32"/>
+        </w:rPr>
+      </w:pPr>
+    </w:p>
+    <w:tbl>
+      <w:tblPr>
+        <w:tblStyle w:val="Grigliatabella"/>
+        <w:tblW w:w="0" w:type="auto"/>
+        <w:tblLook w:val="04A0" w:firstRow="1" w:lastRow="0" w:firstColumn="1" w:lastColumn="0" w:noHBand="0" w:noVBand="1"/>
+      </w:tblPr>
+      <w:tblGrid>
+        <w:gridCol w:w="4814"/>
+        <w:gridCol w:w="4814"/>
+      </w:tblGrid>
+      <w:tr>
+        <w:tc>
+          <w:tcPr>
+            <w:tcW w:w="4814" w:type="dxa"/>
+            <w:shd w:val="clear" w:color="auto" w:fill="92D050"/>
+          </w:tcPr>
+          <w:p>
+            <w:pPr>
+              <w:jc w:val="center"/>
+              <w:rPr>
+                <w:sz w:val="28"/>
+                <w:szCs w:val="28"/>
+              </w:rPr>
+            </w:pPr>
+            <w:r>
+              <w:rPr>
+                <w:sz w:val="28"/>
+                <w:szCs w:val="28"/>
+              </w:rPr>
+              <w:t>Test Case ID:</w:t>
+            </w:r>
+          </w:p>
+        </w:tc>
+        <w:tc>
+          <w:tcPr>
+            <w:tcW w:w="4814" w:type="dxa"/>
+            <w:shd w:val="clear" w:color="auto" w:fill="92D050"/>
+          </w:tcPr>
+          <w:p>
+            <w:pPr>
+              <w:jc w:val="center"/>
+              <w:rPr>
+                <w:b/>
+                <w:bCs/>
+                <w:color w:val="000000" w:themeColor="text1"/>
+                <w:sz w:val="28"/>
+                <w:szCs w:val="28"/>
+              </w:rPr>
+            </w:pPr>
+            <w:r>
+              <w:rPr>
+                <w:b/>
+                <w:bCs/>
+                <w:color w:val="000000" w:themeColor="text1"/>
+                <w:sz w:val="28"/>
+                <w:szCs w:val="28"/>
+              </w:rPr>
+              <w:t>TC_QUANTITA_NEGATIVA</w:t>
+            </w:r>
+          </w:p>
+        </w:tc>
+      </w:tr>
+      <w:tr>
+        <w:tc>
+          <w:tcPr>
+            <w:tcW w:w="4814" w:type="dxa"/>
+          </w:tcPr>
+          <w:p>
+            <w:pPr>
+              <w:jc w:val="center"/>
+              <w:rPr>
+                <w:sz w:val="28"/>
+                <w:szCs w:val="28"/>
+              </w:rPr>
+            </w:pPr>
+            <w:r>
+              <w:rPr>
+                <w:sz w:val="28"/>
+                <w:szCs w:val="28"/>
+              </w:rPr>
+              <w:t>Input :</w:t>
+            </w:r>
+          </w:p>
+        </w:tc>
+        <w:tc>
+          <w:tcPr>
+            <w:tcW w:w="4814" w:type="dxa"/>
+          </w:tcPr>
+          <w:p>
+            <w:pPr>
+              <w:jc w:val="center"/>
+              <w:rPr>
+                <w:sz w:val="28"/>
+                <w:szCs w:val="28"/>
+              </w:rPr>
+            </w:pPr>
+            <w:r>
+              <w:rPr>
+                <w:sz w:val="28"/>
+                <w:szCs w:val="28"/>
+              </w:rPr>
+              <w:t>Valore :</w:t>
+            </w:r>
+          </w:p>
+        </w:tc>
+      </w:tr>
+      <w:tr>
+        <w:tc>
+          <w:tcPr>
+            <w:tcW w:w="4814" w:type="dxa"/>
+            <w:shd w:val="clear" w:color="auto" w:fill="BFBFBF" w:themeFill="background1" w:themeFillShade="BF"/>
+          </w:tcPr>
+          <w:p>
+            <w:pPr>
+              <w:jc w:val="center"/>
+              <w:rPr>
+                <w:sz w:val="28"/>
+                <w:szCs w:val="28"/>
+              </w:rPr>
+            </w:pPr>
+            <w:r>
+              <w:rPr>
+                <w:sz w:val="28"/>
+                <w:szCs w:val="28"/>
+              </w:rPr>
+              <w:t>Articolo</w:t>
+            </w:r>
+          </w:p>
+        </w:tc>
+        <w:tc>
+          <w:tcPr>
+            <w:tcW w:w="4814" w:type="dxa"/>
+            <w:shd w:val="clear" w:color="auto" w:fill="BFBFBF" w:themeFill="background1" w:themeFillShade="BF"/>
+          </w:tcPr>
+          <w:p>
+            <w:pPr>
+              <w:jc w:val="center"/>
+              <w:rPr>
+                <w:sz w:val="28"/>
+                <w:szCs w:val="28"/>
+              </w:rPr>
+            </w:pPr>
+            <w:r>
+              <w:rPr>
+                <w:sz w:val="28"/>
+                <w:szCs w:val="28"/>
+              </w:rPr>
+              <w:t>Pittura Verde</w:t>
+            </w:r>
+          </w:p>
+        </w:tc>
+      </w:tr>
+      <w:tr>
+        <w:tc>
+          <w:tcPr>
+            <w:tcW w:w="4814" w:type="dxa"/>
+            <w:shd w:val="clear" w:color="auto" w:fill="BFBFBF" w:themeFill="background1" w:themeFillShade="BF"/>
+          </w:tcPr>
+          <w:p>
+            <w:pPr>
+              <w:jc w:val="center"/>
+              <w:rPr>
+                <w:sz w:val="28"/>
+                <w:szCs w:val="28"/>
+              </w:rPr>
+            </w:pPr>
+            <w:r>
+              <w:rPr>
+                <w:sz w:val="28"/>
+                <w:szCs w:val="28"/>
+              </w:rPr>
+              <w:t>Quantità</w:t>
+            </w:r>
+          </w:p>
+        </w:tc>
+        <w:tc>
+          <w:tcPr>
+            <w:tcW w:w="4814" w:type="dxa"/>
+            <w:shd w:val="clear" w:color="auto" w:fill="BFBFBF" w:themeFill="background1" w:themeFillShade="BF"/>
+          </w:tcPr>
+          <w:p>
+            <w:pPr>
+              <w:jc w:val="center"/>
+              <w:rPr>
+                <w:sz w:val="28"/>
+                <w:szCs w:val="28"/>
+              </w:rPr>
+            </w:pPr>
+            <w:r>
+              <w:rPr>
+                <w:sz w:val="28"/>
+                <w:szCs w:val="28"/>
+              </w:rPr>
+              <w:t>-</w:t>
+            </w:r>
+            <w:r>
+              <w:rPr>
+                <w:sz w:val="28"/>
+                <w:szCs w:val="28"/>
+              </w:rPr>
+              <w:t>1</w:t>
+            </w:r>
+          </w:p>
+        </w:tc>
+      </w:tr>
+      <w:tr>
+        <w:tc>
+          <w:tcPr>
+            <w:tcW w:w="9628" w:type="dxa"/>
+            <w:gridSpan w:val="2"/>
+          </w:tcPr>
+          <w:p>
+            <w:pPr>
+              <w:jc w:val="center"/>
+              <w:rPr>
+                <w:sz w:val="28"/>
+                <w:szCs w:val="28"/>
+              </w:rPr>
+            </w:pPr>
+            <w:r>
+              <w:rPr>
+                <w:sz w:val="28"/>
+                <w:szCs w:val="28"/>
+              </w:rPr>
+              <w:t>Oracolo:</w:t>
+            </w:r>
+          </w:p>
+        </w:tc>
+      </w:tr>
+      <w:tr>
+        <w:tc>
+          <w:tcPr>
+            <w:tcW w:w="9628" w:type="dxa"/>
+            <w:gridSpan w:val="2"/>
+          </w:tcPr>
+          <w:p>
+            <w:pPr>
+              <w:jc w:val="center"/>
+              <w:rPr>
+                <w:sz w:val="28"/>
+                <w:szCs w:val="28"/>
+              </w:rPr>
+            </w:pPr>
+            <w:r>
+              <w:rPr>
+                <w:sz w:val="28"/>
+                <w:szCs w:val="28"/>
+              </w:rPr>
+              <w:t xml:space="preserve">L’aggiunta dell’articolo non va a buon fine poiché </w:t>
+            </w:r>
+            <w:r>
+              <w:rPr>
+                <w:sz w:val="28"/>
+                <w:szCs w:val="28"/>
+              </w:rPr>
+              <w:t>la</w:t>
+            </w:r>
+            <w:r>
+              <w:rPr>
+                <w:sz w:val="28"/>
+                <w:szCs w:val="28"/>
+              </w:rPr>
+              <w:t xml:space="preserve"> quantità </w:t>
+            </w:r>
+            <w:r>
+              <w:rPr>
+                <w:sz w:val="28"/>
+                <w:szCs w:val="28"/>
+              </w:rPr>
+              <w:t>inserita è negativa</w:t>
+            </w:r>
+            <w:r>
+              <w:rPr>
+                <w:sz w:val="28"/>
+                <w:szCs w:val="28"/>
+              </w:rPr>
+              <w:t>.</w:t>
+            </w:r>
+          </w:p>
+        </w:tc>
+      </w:tr>
+    </w:tbl>
+    <w:p>
+      <w:pPr>
+        <w:jc w:val="center"/>
+        <w:rPr>
+          <w:sz w:val="32"/>
+          <w:szCs w:val="32"/>
+        </w:rPr>
+      </w:pPr>
+    </w:p>
+    <w:tbl>
+      <w:tblPr>
+        <w:tblStyle w:val="Grigliatabella"/>
+        <w:tblW w:w="0" w:type="auto"/>
+        <w:tblLook w:val="04A0" w:firstRow="1" w:lastRow="0" w:firstColumn="1" w:lastColumn="0" w:noHBand="0" w:noVBand="1"/>
+      </w:tblPr>
+      <w:tblGrid>
+        <w:gridCol w:w="4656"/>
+        <w:gridCol w:w="4972"/>
+      </w:tblGrid>
+      <w:tr>
+        <w:tc>
+          <w:tcPr>
+            <w:tcW w:w="4656" w:type="dxa"/>
+            <w:shd w:val="clear" w:color="auto" w:fill="92D050"/>
+          </w:tcPr>
+          <w:p>
+            <w:pPr>
+              <w:jc w:val="center"/>
+              <w:rPr>
+                <w:sz w:val="28"/>
+                <w:szCs w:val="28"/>
+              </w:rPr>
+            </w:pPr>
+            <w:r>
+              <w:rPr>
+                <w:sz w:val="28"/>
+                <w:szCs w:val="28"/>
+              </w:rPr>
+              <w:t>Test Case ID:</w:t>
+            </w:r>
+          </w:p>
+        </w:tc>
+        <w:tc>
+          <w:tcPr>
+            <w:tcW w:w="4972" w:type="dxa"/>
+            <w:shd w:val="clear" w:color="auto" w:fill="92D050"/>
+          </w:tcPr>
+          <w:p>
+            <w:pPr>
+              <w:jc w:val="center"/>
+              <w:rPr>
+                <w:color w:val="000000" w:themeColor="text1"/>
+                <w:sz w:val="28"/>
+                <w:szCs w:val="28"/>
+              </w:rPr>
+            </w:pPr>
+            <w:r>
+              <w:rPr>
+                <w:b/>
+                <w:bCs/>
+                <w:color w:val="000000" w:themeColor="text1"/>
+                <w:sz w:val="28"/>
+                <w:szCs w:val="28"/>
+              </w:rPr>
+              <w:t>TC_QUANTITA_NON_DISPONIBILE</w:t>
+            </w:r>
+          </w:p>
+        </w:tc>
+      </w:tr>
+      <w:tr>
+        <w:tc>
+          <w:tcPr>
+            <w:tcW w:w="4656" w:type="dxa"/>
+          </w:tcPr>
+          <w:p>
+            <w:pPr>
+              <w:jc w:val="center"/>
+              <w:rPr>
+                <w:sz w:val="28"/>
+                <w:szCs w:val="28"/>
+              </w:rPr>
+            </w:pPr>
+            <w:r>
+              <w:rPr>
+                <w:sz w:val="28"/>
+                <w:szCs w:val="28"/>
+              </w:rPr>
+              <w:t>Input :</w:t>
+            </w:r>
+          </w:p>
+        </w:tc>
+        <w:tc>
+          <w:tcPr>
+            <w:tcW w:w="4972" w:type="dxa"/>
+          </w:tcPr>
+          <w:p>
+            <w:pPr>
+              <w:jc w:val="center"/>
+              <w:rPr>
+                <w:sz w:val="28"/>
+                <w:szCs w:val="28"/>
+              </w:rPr>
+            </w:pPr>
+            <w:r>
+              <w:rPr>
+                <w:sz w:val="28"/>
+                <w:szCs w:val="28"/>
+              </w:rPr>
+              <w:t>Valore :</w:t>
+            </w:r>
+          </w:p>
+        </w:tc>
+      </w:tr>
+      <w:tr>
+        <w:tc>
+          <w:tcPr>
+            <w:tcW w:w="4656" w:type="dxa"/>
+            <w:shd w:val="clear" w:color="auto" w:fill="BFBFBF" w:themeFill="background1" w:themeFillShade="BF"/>
+          </w:tcPr>
+          <w:p>
+            <w:pPr>
+              <w:jc w:val="center"/>
+              <w:rPr>
+                <w:sz w:val="28"/>
+                <w:szCs w:val="28"/>
+              </w:rPr>
+            </w:pPr>
+            <w:r>
+              <w:rPr>
+                <w:sz w:val="28"/>
+                <w:szCs w:val="28"/>
+              </w:rPr>
+              <w:t>Articolo</w:t>
+            </w:r>
+          </w:p>
+        </w:tc>
+        <w:tc>
+          <w:tcPr>
+            <w:tcW w:w="4972" w:type="dxa"/>
+            <w:shd w:val="clear" w:color="auto" w:fill="BFBFBF" w:themeFill="background1" w:themeFillShade="BF"/>
+          </w:tcPr>
+          <w:p>
+            <w:pPr>
+              <w:jc w:val="center"/>
+              <w:rPr>
+                <w:sz w:val="28"/>
+                <w:szCs w:val="28"/>
+              </w:rPr>
+            </w:pPr>
+            <w:r>
+              <w:rPr>
+                <w:sz w:val="28"/>
+                <w:szCs w:val="28"/>
+              </w:rPr>
+              <w:t>Pittura Verde</w:t>
+            </w:r>
+          </w:p>
+        </w:tc>
+      </w:tr>
+      <w:tr>
+        <w:tc>
+          <w:tcPr>
+            <w:tcW w:w="4656" w:type="dxa"/>
+            <w:shd w:val="clear" w:color="auto" w:fill="BFBFBF" w:themeFill="background1" w:themeFillShade="BF"/>
+          </w:tcPr>
+          <w:p>
+            <w:pPr>
+              <w:jc w:val="center"/>
+              <w:rPr>
+                <w:sz w:val="28"/>
+                <w:szCs w:val="28"/>
+              </w:rPr>
+            </w:pPr>
+            <w:r>
+              <w:rPr>
+                <w:sz w:val="28"/>
+                <w:szCs w:val="28"/>
+              </w:rPr>
+              <w:t>Quantità</w:t>
+            </w:r>
+          </w:p>
+        </w:tc>
+        <w:tc>
+          <w:tcPr>
+            <w:tcW w:w="4972" w:type="dxa"/>
+            <w:shd w:val="clear" w:color="auto" w:fill="BFBFBF" w:themeFill="background1" w:themeFillShade="BF"/>
+          </w:tcPr>
+          <w:p>
+            <w:pPr>
+              <w:jc w:val="center"/>
+              <w:rPr>
+                <w:sz w:val="28"/>
+                <w:szCs w:val="28"/>
+              </w:rPr>
+            </w:pPr>
+            <w:r>
+              <w:rPr>
+                <w:sz w:val="28"/>
+                <w:szCs w:val="28"/>
+              </w:rPr>
+              <w:t>50</w:t>
+            </w:r>
+          </w:p>
+        </w:tc>
+      </w:tr>
+      <w:tr>
+        <w:tc>
+          <w:tcPr>
+            <w:tcW w:w="9628" w:type="dxa"/>
+            <w:gridSpan w:val="2"/>
+          </w:tcPr>
+          <w:p>
+            <w:pPr>
+              <w:jc w:val="center"/>
+              <w:rPr>
+                <w:sz w:val="28"/>
+                <w:szCs w:val="28"/>
+              </w:rPr>
+            </w:pPr>
+            <w:r>
+              <w:rPr>
+                <w:sz w:val="28"/>
+                <w:szCs w:val="28"/>
+              </w:rPr>
+              <w:t>Oracolo:</w:t>
+            </w:r>
+          </w:p>
+        </w:tc>
+      </w:tr>
+      <w:tr>
+        <w:tc>
+          <w:tcPr>
+            <w:tcW w:w="9628" w:type="dxa"/>
+            <w:gridSpan w:val="2"/>
+          </w:tcPr>
+          <w:p>
+            <w:pPr>
+              <w:jc w:val="center"/>
+              <w:rPr>
+                <w:sz w:val="28"/>
+                <w:szCs w:val="28"/>
+              </w:rPr>
+            </w:pPr>
+            <w:r>
+              <w:rPr>
+                <w:sz w:val="28"/>
+                <w:szCs w:val="28"/>
+              </w:rPr>
+              <w:t xml:space="preserve">L’aggiunta dell’articolo non va a buon fine poiché la quantità inserita </w:t>
+            </w:r>
+            <w:r>
+              <w:rPr>
+                <w:sz w:val="28"/>
+                <w:szCs w:val="28"/>
+              </w:rPr>
+              <w:t>non è disponibile</w:t>
+            </w:r>
+            <w:r>
+              <w:rPr>
+                <w:sz w:val="28"/>
+                <w:szCs w:val="28"/>
+              </w:rPr>
+              <w:t>.</w:t>
+            </w:r>
+          </w:p>
+        </w:tc>
+      </w:tr>
+    </w:tbl>
+    <w:p>
+      <w:pPr>
+        <w:jc w:val="center"/>
+        <w:rPr>
+          <w:sz w:val="32"/>
+          <w:szCs w:val="32"/>
+          <w:lang w:val="en-GB"/>
+        </w:rPr>
+      </w:pPr>
+      <w:r>
+        <w:rPr>
+          <w:sz w:val="32"/>
+          <w:szCs w:val="32"/>
+          <w:lang w:val="en-GB"/>
+        </w:rPr>
+        <w:lastRenderedPageBreak/>
+        <w:t>TC_</w:t>
+      </w:r>
+      <w:r>
+        <w:rPr>
+          <w:sz w:val="32"/>
+          <w:szCs w:val="32"/>
+          <w:lang w:val="en-GB"/>
+        </w:rPr>
+        <w:t>MODIFICA_QUANTITA</w:t>
+      </w:r>
+      <w:r>
+        <w:rPr>
+          <w:sz w:val="32"/>
+          <w:szCs w:val="32"/>
+          <w:lang w:val="en-GB"/>
+        </w:rPr>
+        <w:t>_ARTICOLO</w:t>
+      </w:r>
+    </w:p>
+    <w:p>
+      <w:pPr>
+        <w:jc w:val="center"/>
+        <w:rPr>
+          <w:sz w:val="32"/>
+          <w:szCs w:val="32"/>
+          <w:lang w:val="en-GB"/>
+        </w:rPr>
+      </w:pPr>
+    </w:p>
+    <w:tbl>
+      <w:tblPr>
+        <w:tblStyle w:val="Grigliatabella"/>
+        <w:tblW w:w="0" w:type="auto"/>
+        <w:tblLook w:val="04A0" w:firstRow="1" w:lastRow="0" w:firstColumn="1" w:lastColumn="0" w:noHBand="0" w:noVBand="1"/>
+      </w:tblPr>
+      <w:tblGrid>
+        <w:gridCol w:w="4814"/>
+        <w:gridCol w:w="4814"/>
+      </w:tblGrid>
+      <w:tr>
+        <w:tc>
+          <w:tcPr>
+            <w:tcW w:w="4814" w:type="dxa"/>
+            <w:shd w:val="clear" w:color="auto" w:fill="92D050"/>
+          </w:tcPr>
+          <w:p>
+            <w:pPr>
+              <w:jc w:val="center"/>
+              <w:rPr>
+                <w:sz w:val="28"/>
+                <w:szCs w:val="28"/>
+              </w:rPr>
+            </w:pPr>
+            <w:r>
+              <w:rPr>
+                <w:sz w:val="28"/>
+                <w:szCs w:val="28"/>
+              </w:rPr>
+              <w:t>Test Case ID:</w:t>
+            </w:r>
+          </w:p>
+        </w:tc>
+        <w:tc>
+          <w:tcPr>
+            <w:tcW w:w="4814" w:type="dxa"/>
+            <w:shd w:val="clear" w:color="auto" w:fill="92D050"/>
+          </w:tcPr>
+          <w:p>
+            <w:pPr>
+              <w:jc w:val="center"/>
+              <w:rPr>
+                <w:color w:val="000000" w:themeColor="text1"/>
+                <w:sz w:val="28"/>
+                <w:szCs w:val="28"/>
+              </w:rPr>
+            </w:pPr>
+            <w:r>
+              <w:rPr>
+                <w:b/>
+                <w:bCs/>
+                <w:color w:val="000000" w:themeColor="text1"/>
+                <w:sz w:val="28"/>
+                <w:szCs w:val="28"/>
+              </w:rPr>
+              <w:t>TC_ MODIFICAQUANTITÀARTICOLO _SUCCESSUFUL</w:t>
+            </w:r>
+          </w:p>
+        </w:tc>
+      </w:tr>
+      <w:tr>
+        <w:tc>
+          <w:tcPr>
+            <w:tcW w:w="4814" w:type="dxa"/>
+          </w:tcPr>
+          <w:p>
+            <w:pPr>
+              <w:jc w:val="center"/>
+              <w:rPr>
+                <w:sz w:val="28"/>
+                <w:szCs w:val="28"/>
+              </w:rPr>
+            </w:pPr>
+            <w:r>
+              <w:rPr>
+                <w:sz w:val="28"/>
+                <w:szCs w:val="28"/>
+              </w:rPr>
+              <w:t>Input :</w:t>
+            </w:r>
+          </w:p>
+        </w:tc>
+        <w:tc>
+          <w:tcPr>
+            <w:tcW w:w="4814" w:type="dxa"/>
+          </w:tcPr>
+          <w:p>
+            <w:pPr>
+              <w:jc w:val="center"/>
+              <w:rPr>
+                <w:sz w:val="28"/>
+                <w:szCs w:val="28"/>
+              </w:rPr>
+            </w:pPr>
+            <w:r>
+              <w:rPr>
+                <w:sz w:val="28"/>
+                <w:szCs w:val="28"/>
+              </w:rPr>
+              <w:t>Valore :</w:t>
+            </w:r>
+          </w:p>
+        </w:tc>
+      </w:tr>
+      <w:tr>
+        <w:tc>
+          <w:tcPr>
+            <w:tcW w:w="4814" w:type="dxa"/>
+            <w:shd w:val="clear" w:color="auto" w:fill="BFBFBF" w:themeFill="background1" w:themeFillShade="BF"/>
+          </w:tcPr>
+          <w:p>
+            <w:pPr>
+              <w:jc w:val="center"/>
+              <w:rPr>
+                <w:sz w:val="28"/>
+                <w:szCs w:val="28"/>
+              </w:rPr>
+            </w:pPr>
+            <w:r>
+              <w:rPr>
+                <w:sz w:val="28"/>
+                <w:szCs w:val="28"/>
+              </w:rPr>
+              <w:t>Quantità</w:t>
+            </w:r>
+          </w:p>
+        </w:tc>
+        <w:tc>
+          <w:tcPr>
+            <w:tcW w:w="4814" w:type="dxa"/>
+            <w:shd w:val="clear" w:color="auto" w:fill="BFBFBF" w:themeFill="background1" w:themeFillShade="BF"/>
+          </w:tcPr>
+          <w:p>
+            <w:pPr>
+              <w:jc w:val="center"/>
+              <w:rPr>
+                <w:sz w:val="28"/>
+                <w:szCs w:val="28"/>
+              </w:rPr>
+            </w:pPr>
+            <w:r>
+              <w:rPr>
+                <w:sz w:val="28"/>
+                <w:szCs w:val="28"/>
+              </w:rPr>
+              <w:t>3</w:t>
+            </w:r>
+          </w:p>
+        </w:tc>
+      </w:tr>
+      <w:tr>
+        <w:tc>
+          <w:tcPr>
+            <w:tcW w:w="9628" w:type="dxa"/>
+            <w:gridSpan w:val="2"/>
+          </w:tcPr>
+          <w:p>
+            <w:pPr>
+              <w:jc w:val="center"/>
+              <w:rPr>
+                <w:sz w:val="28"/>
+                <w:szCs w:val="28"/>
+              </w:rPr>
+            </w:pPr>
+            <w:r>
+              <w:rPr>
+                <w:sz w:val="28"/>
+                <w:szCs w:val="28"/>
+              </w:rPr>
+              <w:t>Oracolo:</w:t>
+            </w:r>
+          </w:p>
+        </w:tc>
+      </w:tr>
+      <w:tr>
+        <w:tc>
+          <w:tcPr>
+            <w:tcW w:w="9628" w:type="dxa"/>
+            <w:gridSpan w:val="2"/>
+          </w:tcPr>
+          <w:p>
+            <w:pPr>
+              <w:jc w:val="center"/>
+              <w:rPr>
+                <w:sz w:val="28"/>
+                <w:szCs w:val="28"/>
+              </w:rPr>
+            </w:pPr>
+            <w:r>
+              <w:rPr>
+                <w:sz w:val="28"/>
+                <w:szCs w:val="28"/>
+              </w:rPr>
+              <w:t>La quantità dell’articolo è stata modificata con successo.</w:t>
+            </w:r>
+          </w:p>
+        </w:tc>
+      </w:tr>
+    </w:tbl>
+    <w:p>
+      <w:pPr>
+        <w:jc w:val="center"/>
+        <w:rPr>
+          <w:sz w:val="32"/>
+          <w:szCs w:val="32"/>
+        </w:rPr>
+      </w:pPr>
+    </w:p>
+    <w:p>
+      <w:pPr>
+        <w:jc w:val="center"/>
+        <w:rPr>
+          <w:sz w:val="32"/>
+          <w:szCs w:val="32"/>
+        </w:rPr>
+      </w:pPr>
+    </w:p>
+    <w:tbl>
+      <w:tblPr>
+        <w:tblStyle w:val="Grigliatabella"/>
+        <w:tblW w:w="0" w:type="auto"/>
+        <w:tblLook w:val="04A0" w:firstRow="1" w:lastRow="0" w:firstColumn="1" w:lastColumn="0" w:noHBand="0" w:noVBand="1"/>
+      </w:tblPr>
+      <w:tblGrid>
+        <w:gridCol w:w="4814"/>
+        <w:gridCol w:w="4814"/>
+      </w:tblGrid>
+      <w:tr>
+        <w:tc>
+          <w:tcPr>
+            <w:tcW w:w="4814" w:type="dxa"/>
+            <w:shd w:val="clear" w:color="auto" w:fill="92D050"/>
+          </w:tcPr>
+          <w:p>
+            <w:pPr>
+              <w:jc w:val="center"/>
+              <w:rPr>
+                <w:sz w:val="28"/>
+                <w:szCs w:val="28"/>
+              </w:rPr>
+            </w:pPr>
+            <w:r>
+              <w:rPr>
+                <w:sz w:val="28"/>
+                <w:szCs w:val="28"/>
+              </w:rPr>
+              <w:t>Test Case ID:</w:t>
+            </w:r>
+          </w:p>
+        </w:tc>
+        <w:tc>
+          <w:tcPr>
+            <w:tcW w:w="4814" w:type="dxa"/>
+            <w:shd w:val="clear" w:color="auto" w:fill="92D050"/>
+          </w:tcPr>
+          <w:p>
+            <w:pPr>
+              <w:jc w:val="center"/>
+              <w:rPr>
+                <w:b/>
+                <w:bCs/>
+                <w:color w:val="000000" w:themeColor="text1"/>
+                <w:sz w:val="28"/>
+                <w:szCs w:val="28"/>
+              </w:rPr>
+            </w:pPr>
+            <w:r>
+              <w:rPr>
+                <w:b/>
+                <w:bCs/>
+                <w:color w:val="000000" w:themeColor="text1"/>
+                <w:sz w:val="28"/>
+                <w:szCs w:val="28"/>
+              </w:rPr>
+              <w:t>TC_FORMATO_QUANTITA_</w:t>
+            </w:r>
+          </w:p>
+          <w:p>
+            <w:pPr>
+              <w:jc w:val="center"/>
+              <w:rPr>
+                <w:b/>
+                <w:bCs/>
+                <w:color w:val="000000" w:themeColor="text1"/>
+                <w:sz w:val="28"/>
+                <w:szCs w:val="28"/>
+              </w:rPr>
+            </w:pPr>
+            <w:r>
+              <w:rPr>
+                <w:b/>
+                <w:bCs/>
+                <w:color w:val="000000" w:themeColor="text1"/>
+                <w:sz w:val="28"/>
+                <w:szCs w:val="28"/>
+              </w:rPr>
+              <w:t>NON_</w:t>
+            </w:r>
+            <w:r>
+              <w:rPr>
+                <w:b/>
+                <w:bCs/>
+                <w:color w:val="000000" w:themeColor="text1"/>
+                <w:sz w:val="28"/>
+                <w:szCs w:val="28"/>
+              </w:rPr>
+              <w:t>CORRETTO</w:t>
+            </w:r>
+          </w:p>
+        </w:tc>
+      </w:tr>
+      <w:tr>
+        <w:tc>
+          <w:tcPr>
+            <w:tcW w:w="4814" w:type="dxa"/>
+          </w:tcPr>
+          <w:p>
+            <w:pPr>
+              <w:jc w:val="center"/>
+              <w:rPr>
+                <w:sz w:val="28"/>
+                <w:szCs w:val="28"/>
+              </w:rPr>
+            </w:pPr>
+            <w:r>
+              <w:rPr>
+                <w:sz w:val="28"/>
+                <w:szCs w:val="28"/>
+              </w:rPr>
+              <w:t>Input :</w:t>
+            </w:r>
+          </w:p>
+        </w:tc>
+        <w:tc>
+          <w:tcPr>
+            <w:tcW w:w="4814" w:type="dxa"/>
+          </w:tcPr>
+          <w:p>
+            <w:pPr>
+              <w:jc w:val="center"/>
+              <w:rPr>
+                <w:sz w:val="28"/>
+                <w:szCs w:val="28"/>
+              </w:rPr>
+            </w:pPr>
+            <w:r>
+              <w:rPr>
+                <w:sz w:val="28"/>
+                <w:szCs w:val="28"/>
+              </w:rPr>
+              <w:t>Valore :</w:t>
+            </w:r>
+          </w:p>
+        </w:tc>
+      </w:tr>
+      <w:tr>
+        <w:tc>
+          <w:tcPr>
+            <w:tcW w:w="4814" w:type="dxa"/>
+            <w:shd w:val="clear" w:color="auto" w:fill="BFBFBF" w:themeFill="background1" w:themeFillShade="BF"/>
+          </w:tcPr>
+          <w:p>
+            <w:pPr>
+              <w:jc w:val="center"/>
+              <w:rPr>
+                <w:sz w:val="28"/>
+                <w:szCs w:val="28"/>
+              </w:rPr>
+            </w:pPr>
+            <w:r>
+              <w:rPr>
+                <w:sz w:val="28"/>
+                <w:szCs w:val="28"/>
+              </w:rPr>
+              <w:t>Quantità</w:t>
+            </w:r>
+          </w:p>
+        </w:tc>
+        <w:tc>
+          <w:tcPr>
+            <w:tcW w:w="4814" w:type="dxa"/>
+            <w:shd w:val="clear" w:color="auto" w:fill="BFBFBF" w:themeFill="background1" w:themeFillShade="BF"/>
+          </w:tcPr>
+          <w:p>
+            <w:pPr>
+              <w:jc w:val="center"/>
+              <w:rPr>
+                <w:sz w:val="28"/>
+                <w:szCs w:val="28"/>
+              </w:rPr>
+            </w:pPr>
+            <w:r>
+              <w:rPr>
+                <w:sz w:val="28"/>
+                <w:szCs w:val="28"/>
+              </w:rPr>
+              <w:t>uno</w:t>
+            </w:r>
+          </w:p>
+        </w:tc>
+      </w:tr>
+      <w:tr>
+        <w:tc>
+          <w:tcPr>
+            <w:tcW w:w="9628" w:type="dxa"/>
+            <w:gridSpan w:val="2"/>
+          </w:tcPr>
+          <w:p>
+            <w:pPr>
+              <w:jc w:val="center"/>
+              <w:rPr>
+                <w:sz w:val="28"/>
+                <w:szCs w:val="28"/>
+              </w:rPr>
+            </w:pPr>
+            <w:r>
+              <w:rPr>
+                <w:sz w:val="28"/>
+                <w:szCs w:val="28"/>
+              </w:rPr>
+              <w:t>Oracolo:</w:t>
+            </w:r>
+          </w:p>
+        </w:tc>
+      </w:tr>
+      <w:tr>
+        <w:tc>
+          <w:tcPr>
+            <w:tcW w:w="9628" w:type="dxa"/>
+            <w:gridSpan w:val="2"/>
+          </w:tcPr>
+          <w:p>
+            <w:pPr>
+              <w:jc w:val="center"/>
+              <w:rPr>
+                <w:sz w:val="28"/>
+                <w:szCs w:val="28"/>
+              </w:rPr>
+            </w:pPr>
+            <w:r>
+              <w:rPr>
+                <w:sz w:val="28"/>
+                <w:szCs w:val="28"/>
+              </w:rPr>
+              <w:t>L</w:t>
+            </w:r>
+            <w:r>
+              <w:rPr>
+                <w:sz w:val="28"/>
+                <w:szCs w:val="28"/>
+              </w:rPr>
+              <w:t xml:space="preserve">a modifica della quantità </w:t>
+            </w:r>
+            <w:r>
+              <w:rPr>
+                <w:sz w:val="28"/>
+                <w:szCs w:val="28"/>
+              </w:rPr>
+              <w:t>dell’articolo non va a buon fine poiché il formato della quantità non è stato rispettato.</w:t>
+            </w:r>
+          </w:p>
+        </w:tc>
+      </w:tr>
+    </w:tbl>
+    <w:p>
+      <w:pPr>
+        <w:jc w:val="center"/>
+        <w:rPr>
+          <w:sz w:val="32"/>
+          <w:szCs w:val="32"/>
+        </w:rPr>
+      </w:pPr>
+    </w:p>
+    <w:tbl>
+      <w:tblPr>
+        <w:tblStyle w:val="Grigliatabella"/>
+        <w:tblW w:w="0" w:type="auto"/>
+        <w:tblLook w:val="04A0" w:firstRow="1" w:lastRow="0" w:firstColumn="1" w:lastColumn="0" w:noHBand="0" w:noVBand="1"/>
+      </w:tblPr>
+      <w:tblGrid>
+        <w:gridCol w:w="4814"/>
+        <w:gridCol w:w="4814"/>
+      </w:tblGrid>
+      <w:tr>
+        <w:tc>
+          <w:tcPr>
+            <w:tcW w:w="4814" w:type="dxa"/>
+            <w:shd w:val="clear" w:color="auto" w:fill="92D050"/>
+          </w:tcPr>
+          <w:p>
+            <w:pPr>
+              <w:jc w:val="center"/>
+              <w:rPr>
+                <w:sz w:val="28"/>
+                <w:szCs w:val="28"/>
+              </w:rPr>
+            </w:pPr>
+            <w:r>
+              <w:rPr>
+                <w:sz w:val="28"/>
+                <w:szCs w:val="28"/>
+              </w:rPr>
+              <w:t>Test Case ID:</w:t>
+            </w:r>
+          </w:p>
+        </w:tc>
+        <w:tc>
+          <w:tcPr>
+            <w:tcW w:w="4814" w:type="dxa"/>
+            <w:shd w:val="clear" w:color="auto" w:fill="92D050"/>
+          </w:tcPr>
+          <w:p>
+            <w:pPr>
+              <w:jc w:val="center"/>
+              <w:rPr>
+                <w:b/>
+                <w:bCs/>
+                <w:color w:val="000000" w:themeColor="text1"/>
+                <w:sz w:val="28"/>
+                <w:szCs w:val="28"/>
+              </w:rPr>
+            </w:pPr>
+            <w:r>
+              <w:rPr>
+                <w:b/>
+                <w:bCs/>
+                <w:color w:val="000000" w:themeColor="text1"/>
+                <w:sz w:val="28"/>
+                <w:szCs w:val="28"/>
+              </w:rPr>
+              <w:t>TC_QUANTITA_NEGATIVA</w:t>
+            </w:r>
+          </w:p>
+        </w:tc>
+      </w:tr>
+      <w:tr>
+        <w:tc>
+          <w:tcPr>
+            <w:tcW w:w="4814" w:type="dxa"/>
+          </w:tcPr>
+          <w:p>
+            <w:pPr>
+              <w:jc w:val="center"/>
+              <w:rPr>
+                <w:sz w:val="28"/>
+                <w:szCs w:val="28"/>
+              </w:rPr>
+            </w:pPr>
+            <w:r>
+              <w:rPr>
+                <w:sz w:val="28"/>
+                <w:szCs w:val="28"/>
+              </w:rPr>
+              <w:t>Input :</w:t>
+            </w:r>
+          </w:p>
+        </w:tc>
+        <w:tc>
+          <w:tcPr>
+            <w:tcW w:w="4814" w:type="dxa"/>
+          </w:tcPr>
+          <w:p>
+            <w:pPr>
+              <w:jc w:val="center"/>
+              <w:rPr>
+                <w:sz w:val="28"/>
+                <w:szCs w:val="28"/>
+              </w:rPr>
+            </w:pPr>
+            <w:r>
+              <w:rPr>
+                <w:sz w:val="28"/>
+                <w:szCs w:val="28"/>
+              </w:rPr>
+              <w:t>Valore :</w:t>
+            </w:r>
+          </w:p>
+        </w:tc>
+      </w:tr>
+      <w:tr>
+        <w:tc>
+          <w:tcPr>
+            <w:tcW w:w="4814" w:type="dxa"/>
+            <w:shd w:val="clear" w:color="auto" w:fill="BFBFBF" w:themeFill="background1" w:themeFillShade="BF"/>
+          </w:tcPr>
+          <w:p>
+            <w:pPr>
+              <w:jc w:val="center"/>
+              <w:rPr>
+                <w:sz w:val="28"/>
+                <w:szCs w:val="28"/>
+              </w:rPr>
+            </w:pPr>
+            <w:r>
+              <w:rPr>
+                <w:sz w:val="28"/>
+                <w:szCs w:val="28"/>
+              </w:rPr>
+              <w:t>Quantità</w:t>
+            </w:r>
+          </w:p>
+        </w:tc>
+        <w:tc>
+          <w:tcPr>
+            <w:tcW w:w="4814" w:type="dxa"/>
+            <w:shd w:val="clear" w:color="auto" w:fill="BFBFBF" w:themeFill="background1" w:themeFillShade="BF"/>
+          </w:tcPr>
+          <w:p>
+            <w:pPr>
+              <w:jc w:val="center"/>
+              <w:rPr>
+                <w:sz w:val="28"/>
+                <w:szCs w:val="28"/>
+              </w:rPr>
+            </w:pPr>
+            <w:r>
+              <w:rPr>
+                <w:sz w:val="28"/>
+                <w:szCs w:val="28"/>
+              </w:rPr>
+              <w:t>-1</w:t>
+            </w:r>
+          </w:p>
+        </w:tc>
+      </w:tr>
+      <w:tr>
+        <w:tc>
+          <w:tcPr>
+            <w:tcW w:w="9628" w:type="dxa"/>
+            <w:gridSpan w:val="2"/>
+          </w:tcPr>
+          <w:p>
+            <w:pPr>
+              <w:jc w:val="center"/>
+              <w:rPr>
+                <w:sz w:val="28"/>
+                <w:szCs w:val="28"/>
+              </w:rPr>
+            </w:pPr>
+            <w:r>
+              <w:rPr>
+                <w:sz w:val="28"/>
+                <w:szCs w:val="28"/>
+              </w:rPr>
+              <w:t>Oracolo:</w:t>
+            </w:r>
+          </w:p>
+        </w:tc>
+      </w:tr>
+      <w:tr>
+        <w:tc>
+          <w:tcPr>
+            <w:tcW w:w="9628" w:type="dxa"/>
+            <w:gridSpan w:val="2"/>
+          </w:tcPr>
+          <w:p>
+            <w:pPr>
+              <w:jc w:val="center"/>
+              <w:rPr>
+                <w:sz w:val="28"/>
+                <w:szCs w:val="28"/>
+              </w:rPr>
+            </w:pPr>
+            <w:r>
+              <w:rPr>
+                <w:sz w:val="28"/>
+                <w:szCs w:val="28"/>
+              </w:rPr>
+              <w:t>La modifica della quantità dell’articolo non va a buon fine poiché la quantità inserita è negativa.</w:t>
+            </w:r>
+          </w:p>
+        </w:tc>
+      </w:tr>
+    </w:tbl>
+    <w:p>
+      <w:pPr>
+        <w:jc w:val="center"/>
+        <w:rPr>
+          <w:sz w:val="32"/>
+          <w:szCs w:val="32"/>
+        </w:rPr>
+      </w:pPr>
+    </w:p>
+    <w:tbl>
+      <w:tblPr>
+        <w:tblStyle w:val="Grigliatabella"/>
+        <w:tblW w:w="0" w:type="auto"/>
+        <w:tblLook w:val="04A0" w:firstRow="1" w:lastRow="0" w:firstColumn="1" w:lastColumn="0" w:noHBand="0" w:noVBand="1"/>
+      </w:tblPr>
+      <w:tblGrid>
+        <w:gridCol w:w="4656"/>
+        <w:gridCol w:w="4972"/>
+      </w:tblGrid>
+      <w:tr>
+        <w:tc>
+          <w:tcPr>
+            <w:tcW w:w="4656" w:type="dxa"/>
+            <w:shd w:val="clear" w:color="auto" w:fill="92D050"/>
+          </w:tcPr>
+          <w:p>
+            <w:pPr>
+              <w:jc w:val="center"/>
+              <w:rPr>
+                <w:sz w:val="28"/>
+                <w:szCs w:val="28"/>
+              </w:rPr>
+            </w:pPr>
+            <w:r>
+              <w:rPr>
+                <w:sz w:val="28"/>
+                <w:szCs w:val="28"/>
+              </w:rPr>
+              <w:t>Test Case ID:</w:t>
+            </w:r>
+          </w:p>
+        </w:tc>
+        <w:tc>
+          <w:tcPr>
+            <w:tcW w:w="4972" w:type="dxa"/>
+            <w:shd w:val="clear" w:color="auto" w:fill="92D050"/>
+          </w:tcPr>
+          <w:p>
+            <w:pPr>
+              <w:jc w:val="center"/>
+              <w:rPr>
+                <w:color w:val="000000" w:themeColor="text1"/>
+                <w:sz w:val="28"/>
+                <w:szCs w:val="28"/>
+              </w:rPr>
+            </w:pPr>
+            <w:r>
+              <w:rPr>
+                <w:b/>
+                <w:bCs/>
+                <w:color w:val="000000" w:themeColor="text1"/>
+                <w:sz w:val="28"/>
+                <w:szCs w:val="28"/>
+              </w:rPr>
+              <w:t>TC_QUANTITA_NON_DISPONIBILE</w:t>
+            </w:r>
+          </w:p>
+        </w:tc>
+      </w:tr>
+      <w:tr>
+        <w:tc>
+          <w:tcPr>
+            <w:tcW w:w="4656" w:type="dxa"/>
+          </w:tcPr>
+          <w:p>
+            <w:pPr>
+              <w:jc w:val="center"/>
+              <w:rPr>
+                <w:sz w:val="28"/>
+                <w:szCs w:val="28"/>
+              </w:rPr>
+            </w:pPr>
+            <w:r>
+              <w:rPr>
+                <w:sz w:val="28"/>
+                <w:szCs w:val="28"/>
+              </w:rPr>
+              <w:t>Input :</w:t>
+            </w:r>
+          </w:p>
+        </w:tc>
+        <w:tc>
+          <w:tcPr>
+            <w:tcW w:w="4972" w:type="dxa"/>
+          </w:tcPr>
+          <w:p>
+            <w:pPr>
+              <w:jc w:val="center"/>
+              <w:rPr>
+                <w:sz w:val="28"/>
+                <w:szCs w:val="28"/>
+              </w:rPr>
+            </w:pPr>
+            <w:r>
+              <w:rPr>
+                <w:sz w:val="28"/>
+                <w:szCs w:val="28"/>
+              </w:rPr>
+              <w:t>Valore :</w:t>
+            </w:r>
+          </w:p>
+        </w:tc>
+      </w:tr>
+      <w:tr>
+        <w:tc>
+          <w:tcPr>
+            <w:tcW w:w="4656" w:type="dxa"/>
+            <w:shd w:val="clear" w:color="auto" w:fill="BFBFBF" w:themeFill="background1" w:themeFillShade="BF"/>
+          </w:tcPr>
+          <w:p>
+            <w:pPr>
+              <w:jc w:val="center"/>
+              <w:rPr>
+                <w:sz w:val="28"/>
+                <w:szCs w:val="28"/>
+              </w:rPr>
+            </w:pPr>
+            <w:r>
+              <w:rPr>
+                <w:sz w:val="28"/>
+                <w:szCs w:val="28"/>
+              </w:rPr>
+              <w:t>Quantità</w:t>
+            </w:r>
+          </w:p>
+        </w:tc>
+        <w:tc>
+          <w:tcPr>
+            <w:tcW w:w="4972" w:type="dxa"/>
+            <w:shd w:val="clear" w:color="auto" w:fill="BFBFBF" w:themeFill="background1" w:themeFillShade="BF"/>
+          </w:tcPr>
+          <w:p>
+            <w:pPr>
+              <w:jc w:val="center"/>
+              <w:rPr>
+                <w:sz w:val="28"/>
+                <w:szCs w:val="28"/>
+              </w:rPr>
+            </w:pPr>
+            <w:r>
+              <w:rPr>
+                <w:sz w:val="28"/>
+                <w:szCs w:val="28"/>
+              </w:rPr>
+              <w:t>50</w:t>
+            </w:r>
+          </w:p>
+        </w:tc>
+      </w:tr>
+      <w:tr>
+        <w:tc>
+          <w:tcPr>
+            <w:tcW w:w="9628" w:type="dxa"/>
+            <w:gridSpan w:val="2"/>
+          </w:tcPr>
+          <w:p>
+            <w:pPr>
+              <w:jc w:val="center"/>
+              <w:rPr>
+                <w:sz w:val="28"/>
+                <w:szCs w:val="28"/>
+              </w:rPr>
+            </w:pPr>
+            <w:r>
+              <w:rPr>
+                <w:sz w:val="28"/>
+                <w:szCs w:val="28"/>
+              </w:rPr>
+              <w:t>Oracolo:</w:t>
+            </w:r>
+          </w:p>
+        </w:tc>
+      </w:tr>
+      <w:tr>
+        <w:tc>
+          <w:tcPr>
+            <w:tcW w:w="9628" w:type="dxa"/>
+            <w:gridSpan w:val="2"/>
+          </w:tcPr>
+          <w:p>
+            <w:pPr>
+              <w:jc w:val="center"/>
+              <w:rPr>
+                <w:sz w:val="28"/>
+                <w:szCs w:val="28"/>
+              </w:rPr>
+            </w:pPr>
+            <w:r>
+              <w:rPr>
+                <w:sz w:val="28"/>
+                <w:szCs w:val="28"/>
+              </w:rPr>
+              <w:t>La modifica della quantità dell’articolo non va a buon fine poiché la quantità inserita non è disponibile.</w:t>
+            </w:r>
+          </w:p>
+        </w:tc>
+      </w:tr>
+    </w:tbl>
+    <w:p>
+      <w:pPr>
+        <w:jc w:val="center"/>
+        <w:rPr>
+          <w:sz w:val="32"/>
+          <w:szCs w:val="32"/>
+        </w:rPr>
+      </w:pPr>
+    </w:p>
     <w:p>
       <w:pPr>
         <w:jc w:val="center"/>
@@ -2987,7 +5536,6 @@
   <w:style w:type="character" w:default="1" w:styleId="Carpredefinitoparagrafo">
     <w:name w:val="Default Paragraph Font"/>
     <w:uiPriority w:val="1"/>
-    <w:semiHidden/>
     <w:unhideWhenUsed/>
   </w:style>
   <w:style w:type="table" w:default="1" w:styleId="Tabellanormale">

--- a/Deliverables/Edil CommerceDesign_Test_Execution_Report.docx
+++ b/Deliverables/Edil CommerceDesign_Test_Execution_Report.docx
@@ -380,7 +380,13 @@
         <w:rPr>
           <w:sz w:val="32"/>
         </w:rPr>
-        <w:t>07</w:t>
+        <w:t>0</w:t>
+      </w:r>
+      <w:r>
+        <w:rPr>
+          <w:sz w:val="32"/>
+        </w:rPr>
+        <w:t>9</w:t>
       </w:r>
       <w:r>
         <w:rPr>
@@ -16760,6 +16766,2543 @@
         <w:rPr>
           <w:b/>
           <w:bCs/>
+          <w:sz w:val="32"/>
+          <w:szCs w:val="32"/>
+        </w:rPr>
+      </w:pPr>
+    </w:p>
+    <w:p>
+      <w:pPr>
+        <w:jc w:val="center"/>
+        <w:rPr>
+          <w:b/>
+          <w:bCs/>
+          <w:sz w:val="32"/>
+          <w:szCs w:val="32"/>
+        </w:rPr>
+      </w:pPr>
+      <w:r>
+        <w:rPr>
+          <w:b/>
+          <w:bCs/>
+          <w:sz w:val="32"/>
+          <w:szCs w:val="32"/>
+        </w:rPr>
+        <w:lastRenderedPageBreak/>
+        <w:t>TEST</w:t>
+      </w:r>
+      <w:r>
+        <w:rPr>
+          <w:b/>
+          <w:bCs/>
+          <w:sz w:val="32"/>
+          <w:szCs w:val="32"/>
+        </w:rPr>
+        <w:t>_</w:t>
+      </w:r>
+      <w:r>
+        <w:rPr>
+          <w:b/>
+          <w:bCs/>
+          <w:sz w:val="32"/>
+          <w:szCs w:val="32"/>
+        </w:rPr>
+        <w:t>GUI_ARTICOLO</w:t>
+      </w:r>
+    </w:p>
+    <w:p>
+      <w:pPr>
+        <w:jc w:val="center"/>
+        <w:rPr>
+          <w:b/>
+          <w:bCs/>
+          <w:sz w:val="32"/>
+          <w:szCs w:val="32"/>
+        </w:rPr>
+      </w:pPr>
+    </w:p>
+    <w:p>
+      <w:pPr>
+        <w:jc w:val="center"/>
+        <w:rPr>
+          <w:b/>
+          <w:bCs/>
+          <w:sz w:val="32"/>
+          <w:szCs w:val="32"/>
+        </w:rPr>
+      </w:pPr>
+    </w:p>
+    <w:p>
+      <w:pPr>
+        <w:jc w:val="center"/>
+        <w:rPr>
+          <w:sz w:val="32"/>
+          <w:szCs w:val="32"/>
+        </w:rPr>
+      </w:pPr>
+      <w:r>
+        <w:rPr>
+          <w:sz w:val="32"/>
+          <w:szCs w:val="32"/>
+        </w:rPr>
+        <w:t>TC_AGGIORNA</w:t>
+      </w:r>
+      <w:r>
+        <w:rPr>
+          <w:sz w:val="32"/>
+          <w:szCs w:val="32"/>
+        </w:rPr>
+        <w:t>_</w:t>
+      </w:r>
+      <w:r>
+        <w:rPr>
+          <w:sz w:val="32"/>
+          <w:szCs w:val="32"/>
+        </w:rPr>
+        <w:t>GIACENZA</w:t>
+      </w:r>
+      <w:r>
+        <w:rPr>
+          <w:sz w:val="32"/>
+          <w:szCs w:val="32"/>
+        </w:rPr>
+        <w:t>_</w:t>
+      </w:r>
+      <w:r>
+        <w:rPr>
+          <w:sz w:val="32"/>
+          <w:szCs w:val="32"/>
+        </w:rPr>
+        <w:t>ARTICOLO</w:t>
+      </w:r>
+    </w:p>
+    <w:p>
+      <w:pPr>
+        <w:jc w:val="center"/>
+        <w:rPr>
+          <w:sz w:val="32"/>
+          <w:szCs w:val="32"/>
+        </w:rPr>
+      </w:pPr>
+    </w:p>
+    <w:tbl>
+      <w:tblPr>
+        <w:tblStyle w:val="Grigliatabella"/>
+        <w:tblW w:w="0" w:type="auto"/>
+        <w:tblLook w:val="04A0" w:firstRow="1" w:lastRow="0" w:firstColumn="1" w:lastColumn="0" w:noHBand="0" w:noVBand="1"/>
+      </w:tblPr>
+      <w:tblGrid>
+        <w:gridCol w:w="2047"/>
+        <w:gridCol w:w="7581"/>
+      </w:tblGrid>
+      <w:tr>
+        <w:tc>
+          <w:tcPr>
+            <w:tcW w:w="2047" w:type="dxa"/>
+            <w:shd w:val="clear" w:color="auto" w:fill="92D050"/>
+          </w:tcPr>
+          <w:p>
+            <w:pPr>
+              <w:jc w:val="center"/>
+              <w:rPr>
+                <w:sz w:val="28"/>
+                <w:szCs w:val="28"/>
+              </w:rPr>
+            </w:pPr>
+            <w:r>
+              <w:rPr>
+                <w:sz w:val="28"/>
+                <w:szCs w:val="28"/>
+              </w:rPr>
+              <w:t>Test Case ID:</w:t>
+            </w:r>
+          </w:p>
+        </w:tc>
+        <w:tc>
+          <w:tcPr>
+            <w:tcW w:w="7581" w:type="dxa"/>
+            <w:shd w:val="clear" w:color="auto" w:fill="92D050"/>
+          </w:tcPr>
+          <w:p>
+            <w:pPr>
+              <w:jc w:val="center"/>
+              <w:rPr>
+                <w:b/>
+                <w:bCs/>
+                <w:sz w:val="28"/>
+                <w:szCs w:val="28"/>
+              </w:rPr>
+            </w:pPr>
+            <w:r>
+              <w:rPr>
+                <w:b/>
+                <w:bCs/>
+                <w:sz w:val="28"/>
+                <w:szCs w:val="28"/>
+              </w:rPr>
+              <w:t>TC_AGGIORNA_GIACENZA_ARTICOLO_SUCCESSFUL</w:t>
+            </w:r>
+          </w:p>
+        </w:tc>
+      </w:tr>
+      <w:tr>
+        <w:tc>
+          <w:tcPr>
+            <w:tcW w:w="2047" w:type="dxa"/>
+          </w:tcPr>
+          <w:p>
+            <w:pPr>
+              <w:jc w:val="center"/>
+              <w:rPr>
+                <w:sz w:val="28"/>
+                <w:szCs w:val="28"/>
+              </w:rPr>
+            </w:pPr>
+            <w:r>
+              <w:rPr>
+                <w:sz w:val="28"/>
+                <w:szCs w:val="28"/>
+              </w:rPr>
+              <w:t>Input :</w:t>
+            </w:r>
+          </w:p>
+        </w:tc>
+        <w:tc>
+          <w:tcPr>
+            <w:tcW w:w="7581" w:type="dxa"/>
+          </w:tcPr>
+          <w:p>
+            <w:pPr>
+              <w:jc w:val="center"/>
+              <w:rPr>
+                <w:sz w:val="28"/>
+                <w:szCs w:val="28"/>
+              </w:rPr>
+            </w:pPr>
+            <w:r>
+              <w:rPr>
+                <w:sz w:val="28"/>
+                <w:szCs w:val="28"/>
+              </w:rPr>
+              <w:t>Valore :</w:t>
+            </w:r>
+          </w:p>
+        </w:tc>
+      </w:tr>
+      <w:tr>
+        <w:tc>
+          <w:tcPr>
+            <w:tcW w:w="2047" w:type="dxa"/>
+            <w:shd w:val="clear" w:color="auto" w:fill="BFBFBF" w:themeFill="background1" w:themeFillShade="BF"/>
+          </w:tcPr>
+          <w:p>
+            <w:pPr>
+              <w:jc w:val="center"/>
+              <w:rPr>
+                <w:sz w:val="28"/>
+                <w:szCs w:val="28"/>
+              </w:rPr>
+            </w:pPr>
+            <w:r>
+              <w:rPr>
+                <w:sz w:val="28"/>
+                <w:szCs w:val="28"/>
+              </w:rPr>
+              <w:t>Quantità</w:t>
+            </w:r>
+          </w:p>
+        </w:tc>
+        <w:tc>
+          <w:tcPr>
+            <w:tcW w:w="7581" w:type="dxa"/>
+            <w:shd w:val="clear" w:color="auto" w:fill="BFBFBF" w:themeFill="background1" w:themeFillShade="BF"/>
+          </w:tcPr>
+          <w:p>
+            <w:pPr>
+              <w:jc w:val="center"/>
+              <w:rPr>
+                <w:sz w:val="28"/>
+                <w:szCs w:val="28"/>
+              </w:rPr>
+            </w:pPr>
+            <w:r>
+              <w:rPr>
+                <w:sz w:val="28"/>
+                <w:szCs w:val="28"/>
+              </w:rPr>
+              <w:t>50</w:t>
+            </w:r>
+          </w:p>
+        </w:tc>
+      </w:tr>
+      <w:tr>
+        <w:tc>
+          <w:tcPr>
+            <w:tcW w:w="9628" w:type="dxa"/>
+            <w:gridSpan w:val="2"/>
+          </w:tcPr>
+          <w:p>
+            <w:pPr>
+              <w:jc w:val="center"/>
+              <w:rPr>
+                <w:sz w:val="28"/>
+                <w:szCs w:val="28"/>
+              </w:rPr>
+            </w:pPr>
+            <w:r>
+              <w:rPr>
+                <w:sz w:val="28"/>
+                <w:szCs w:val="28"/>
+              </w:rPr>
+              <w:t>Oracolo:</w:t>
+            </w:r>
+          </w:p>
+        </w:tc>
+      </w:tr>
+      <w:tr>
+        <w:tc>
+          <w:tcPr>
+            <w:tcW w:w="9628" w:type="dxa"/>
+            <w:gridSpan w:val="2"/>
+          </w:tcPr>
+          <w:p>
+            <w:pPr>
+              <w:jc w:val="center"/>
+              <w:rPr>
+                <w:sz w:val="28"/>
+                <w:szCs w:val="28"/>
+              </w:rPr>
+            </w:pPr>
+            <w:r>
+              <w:rPr>
+                <w:sz w:val="28"/>
+                <w:szCs w:val="28"/>
+              </w:rPr>
+              <w:t xml:space="preserve">Giacenza </w:t>
+            </w:r>
+            <w:r>
+              <w:rPr>
+                <w:sz w:val="28"/>
+                <w:szCs w:val="28"/>
+              </w:rPr>
+              <w:t xml:space="preserve">articolo: </w:t>
+            </w:r>
+            <w:r>
+              <w:rPr>
+                <w:i/>
+                <w:iCs/>
+                <w:sz w:val="28"/>
+                <w:szCs w:val="28"/>
+              </w:rPr>
+              <w:t>xxx</w:t>
+            </w:r>
+            <w:r>
+              <w:rPr>
+                <w:sz w:val="28"/>
+                <w:szCs w:val="28"/>
+              </w:rPr>
+              <w:t xml:space="preserve"> </w:t>
+            </w:r>
+            <w:r>
+              <w:rPr>
+                <w:sz w:val="28"/>
+                <w:szCs w:val="28"/>
+              </w:rPr>
+              <w:t>aggiornata correttamente</w:t>
+            </w:r>
+            <w:r>
+              <w:rPr>
+                <w:sz w:val="28"/>
+                <w:szCs w:val="28"/>
+              </w:rPr>
+              <w:t>.</w:t>
+            </w:r>
+          </w:p>
+        </w:tc>
+      </w:tr>
+    </w:tbl>
+    <w:p>
+      <w:pPr>
+        <w:jc w:val="center"/>
+        <w:rPr>
+          <w:sz w:val="32"/>
+          <w:szCs w:val="32"/>
+        </w:rPr>
+      </w:pPr>
+    </w:p>
+    <w:tbl>
+      <w:tblPr>
+        <w:tblStyle w:val="Grigliatabella"/>
+        <w:tblW w:w="0" w:type="auto"/>
+        <w:tblLook w:val="04A0" w:firstRow="1" w:lastRow="0" w:firstColumn="1" w:lastColumn="0" w:noHBand="0" w:noVBand="1"/>
+      </w:tblPr>
+      <w:tblGrid>
+        <w:gridCol w:w="2047"/>
+        <w:gridCol w:w="7581"/>
+      </w:tblGrid>
+      <w:tr>
+        <w:tc>
+          <w:tcPr>
+            <w:tcW w:w="2047" w:type="dxa"/>
+            <w:shd w:val="clear" w:color="auto" w:fill="92D050"/>
+          </w:tcPr>
+          <w:p>
+            <w:pPr>
+              <w:jc w:val="center"/>
+              <w:rPr>
+                <w:sz w:val="28"/>
+                <w:szCs w:val="28"/>
+              </w:rPr>
+            </w:pPr>
+            <w:r>
+              <w:rPr>
+                <w:sz w:val="28"/>
+                <w:szCs w:val="28"/>
+              </w:rPr>
+              <w:t>Test Case ID:</w:t>
+            </w:r>
+          </w:p>
+        </w:tc>
+        <w:tc>
+          <w:tcPr>
+            <w:tcW w:w="7581" w:type="dxa"/>
+            <w:shd w:val="clear" w:color="auto" w:fill="92D050"/>
+          </w:tcPr>
+          <w:p>
+            <w:pPr>
+              <w:jc w:val="center"/>
+              <w:rPr>
+                <w:b/>
+                <w:bCs/>
+                <w:sz w:val="28"/>
+                <w:szCs w:val="28"/>
+              </w:rPr>
+            </w:pPr>
+            <w:r>
+              <w:rPr>
+                <w:b/>
+                <w:bCs/>
+                <w:sz w:val="28"/>
+                <w:szCs w:val="28"/>
+              </w:rPr>
+              <w:t>TC_FORMATO_QUANTITA_NON_RISPETTATO</w:t>
+            </w:r>
+          </w:p>
+        </w:tc>
+      </w:tr>
+      <w:tr>
+        <w:tc>
+          <w:tcPr>
+            <w:tcW w:w="2047" w:type="dxa"/>
+          </w:tcPr>
+          <w:p>
+            <w:pPr>
+              <w:jc w:val="center"/>
+              <w:rPr>
+                <w:sz w:val="28"/>
+                <w:szCs w:val="28"/>
+              </w:rPr>
+            </w:pPr>
+            <w:r>
+              <w:rPr>
+                <w:sz w:val="28"/>
+                <w:szCs w:val="28"/>
+              </w:rPr>
+              <w:t>Input :</w:t>
+            </w:r>
+          </w:p>
+        </w:tc>
+        <w:tc>
+          <w:tcPr>
+            <w:tcW w:w="7581" w:type="dxa"/>
+          </w:tcPr>
+          <w:p>
+            <w:pPr>
+              <w:jc w:val="center"/>
+              <w:rPr>
+                <w:sz w:val="28"/>
+                <w:szCs w:val="28"/>
+              </w:rPr>
+            </w:pPr>
+            <w:r>
+              <w:rPr>
+                <w:sz w:val="28"/>
+                <w:szCs w:val="28"/>
+              </w:rPr>
+              <w:t>Valore :</w:t>
+            </w:r>
+          </w:p>
+        </w:tc>
+      </w:tr>
+      <w:tr>
+        <w:tc>
+          <w:tcPr>
+            <w:tcW w:w="2047" w:type="dxa"/>
+            <w:shd w:val="clear" w:color="auto" w:fill="BFBFBF" w:themeFill="background1" w:themeFillShade="BF"/>
+          </w:tcPr>
+          <w:p>
+            <w:pPr>
+              <w:jc w:val="center"/>
+              <w:rPr>
+                <w:sz w:val="28"/>
+                <w:szCs w:val="28"/>
+              </w:rPr>
+            </w:pPr>
+            <w:r>
+              <w:rPr>
+                <w:sz w:val="28"/>
+                <w:szCs w:val="28"/>
+              </w:rPr>
+              <w:t>Quantità</w:t>
+            </w:r>
+          </w:p>
+        </w:tc>
+        <w:tc>
+          <w:tcPr>
+            <w:tcW w:w="7581" w:type="dxa"/>
+            <w:shd w:val="clear" w:color="auto" w:fill="BFBFBF" w:themeFill="background1" w:themeFillShade="BF"/>
+          </w:tcPr>
+          <w:p>
+            <w:pPr>
+              <w:jc w:val="center"/>
+              <w:rPr>
+                <w:sz w:val="28"/>
+                <w:szCs w:val="28"/>
+              </w:rPr>
+            </w:pPr>
+            <w:r>
+              <w:rPr>
+                <w:sz w:val="28"/>
+                <w:szCs w:val="28"/>
+              </w:rPr>
+              <w:t>cinquanta</w:t>
+            </w:r>
+          </w:p>
+        </w:tc>
+      </w:tr>
+      <w:tr>
+        <w:tc>
+          <w:tcPr>
+            <w:tcW w:w="9628" w:type="dxa"/>
+            <w:gridSpan w:val="2"/>
+          </w:tcPr>
+          <w:p>
+            <w:pPr>
+              <w:jc w:val="center"/>
+              <w:rPr>
+                <w:sz w:val="28"/>
+                <w:szCs w:val="28"/>
+              </w:rPr>
+            </w:pPr>
+            <w:r>
+              <w:rPr>
+                <w:sz w:val="28"/>
+                <w:szCs w:val="28"/>
+              </w:rPr>
+              <w:t>Oracolo:</w:t>
+            </w:r>
+          </w:p>
+        </w:tc>
+      </w:tr>
+      <w:tr>
+        <w:tc>
+          <w:tcPr>
+            <w:tcW w:w="9628" w:type="dxa"/>
+            <w:gridSpan w:val="2"/>
+          </w:tcPr>
+          <w:p>
+            <w:pPr>
+              <w:jc w:val="center"/>
+              <w:rPr>
+                <w:sz w:val="28"/>
+                <w:szCs w:val="28"/>
+              </w:rPr>
+            </w:pPr>
+            <w:r>
+              <w:rPr>
+                <w:sz w:val="28"/>
+                <w:szCs w:val="28"/>
+              </w:rPr>
+              <w:t>l’aggiornamento non avviene con successo perché il formato non è stato rispetato.</w:t>
+            </w:r>
+          </w:p>
+        </w:tc>
+      </w:tr>
+    </w:tbl>
+    <w:p>
+      <w:pPr>
+        <w:jc w:val="center"/>
+        <w:rPr>
+          <w:sz w:val="32"/>
+          <w:szCs w:val="32"/>
+        </w:rPr>
+      </w:pPr>
+    </w:p>
+    <w:tbl>
+      <w:tblPr>
+        <w:tblStyle w:val="Grigliatabella"/>
+        <w:tblW w:w="0" w:type="auto"/>
+        <w:tblLook w:val="04A0" w:firstRow="1" w:lastRow="0" w:firstColumn="1" w:lastColumn="0" w:noHBand="0" w:noVBand="1"/>
+      </w:tblPr>
+      <w:tblGrid>
+        <w:gridCol w:w="2047"/>
+        <w:gridCol w:w="7581"/>
+      </w:tblGrid>
+      <w:tr>
+        <w:tc>
+          <w:tcPr>
+            <w:tcW w:w="2047" w:type="dxa"/>
+            <w:shd w:val="clear" w:color="auto" w:fill="92D050"/>
+          </w:tcPr>
+          <w:p>
+            <w:pPr>
+              <w:jc w:val="center"/>
+              <w:rPr>
+                <w:sz w:val="28"/>
+                <w:szCs w:val="28"/>
+              </w:rPr>
+            </w:pPr>
+            <w:r>
+              <w:rPr>
+                <w:sz w:val="28"/>
+                <w:szCs w:val="28"/>
+              </w:rPr>
+              <w:t>Test Case ID:</w:t>
+            </w:r>
+          </w:p>
+        </w:tc>
+        <w:tc>
+          <w:tcPr>
+            <w:tcW w:w="7581" w:type="dxa"/>
+            <w:shd w:val="clear" w:color="auto" w:fill="92D050"/>
+          </w:tcPr>
+          <w:p>
+            <w:pPr>
+              <w:jc w:val="center"/>
+              <w:rPr>
+                <w:b/>
+                <w:bCs/>
+                <w:sz w:val="28"/>
+                <w:szCs w:val="28"/>
+              </w:rPr>
+            </w:pPr>
+            <w:r>
+              <w:rPr>
+                <w:b/>
+                <w:bCs/>
+                <w:sz w:val="28"/>
+                <w:szCs w:val="28"/>
+              </w:rPr>
+              <w:t>TC_QUANTITA_NEGATIVA</w:t>
+            </w:r>
+          </w:p>
+        </w:tc>
+      </w:tr>
+      <w:tr>
+        <w:tc>
+          <w:tcPr>
+            <w:tcW w:w="2047" w:type="dxa"/>
+          </w:tcPr>
+          <w:p>
+            <w:pPr>
+              <w:jc w:val="center"/>
+              <w:rPr>
+                <w:sz w:val="28"/>
+                <w:szCs w:val="28"/>
+              </w:rPr>
+            </w:pPr>
+            <w:r>
+              <w:rPr>
+                <w:sz w:val="28"/>
+                <w:szCs w:val="28"/>
+              </w:rPr>
+              <w:t>Input :</w:t>
+            </w:r>
+          </w:p>
+        </w:tc>
+        <w:tc>
+          <w:tcPr>
+            <w:tcW w:w="7581" w:type="dxa"/>
+          </w:tcPr>
+          <w:p>
+            <w:pPr>
+              <w:jc w:val="center"/>
+              <w:rPr>
+                <w:sz w:val="28"/>
+                <w:szCs w:val="28"/>
+              </w:rPr>
+            </w:pPr>
+            <w:r>
+              <w:rPr>
+                <w:sz w:val="28"/>
+                <w:szCs w:val="28"/>
+              </w:rPr>
+              <w:t>Valore :</w:t>
+            </w:r>
+          </w:p>
+        </w:tc>
+      </w:tr>
+      <w:tr>
+        <w:tc>
+          <w:tcPr>
+            <w:tcW w:w="2047" w:type="dxa"/>
+            <w:shd w:val="clear" w:color="auto" w:fill="BFBFBF" w:themeFill="background1" w:themeFillShade="BF"/>
+          </w:tcPr>
+          <w:p>
+            <w:pPr>
+              <w:jc w:val="center"/>
+              <w:rPr>
+                <w:sz w:val="28"/>
+                <w:szCs w:val="28"/>
+              </w:rPr>
+            </w:pPr>
+            <w:r>
+              <w:rPr>
+                <w:sz w:val="28"/>
+                <w:szCs w:val="28"/>
+              </w:rPr>
+              <w:t>Quantità</w:t>
+            </w:r>
+          </w:p>
+        </w:tc>
+        <w:tc>
+          <w:tcPr>
+            <w:tcW w:w="7581" w:type="dxa"/>
+            <w:shd w:val="clear" w:color="auto" w:fill="BFBFBF" w:themeFill="background1" w:themeFillShade="BF"/>
+          </w:tcPr>
+          <w:p>
+            <w:pPr>
+              <w:jc w:val="center"/>
+              <w:rPr>
+                <w:sz w:val="28"/>
+                <w:szCs w:val="28"/>
+              </w:rPr>
+            </w:pPr>
+            <w:r>
+              <w:rPr>
+                <w:sz w:val="28"/>
+                <w:szCs w:val="28"/>
+              </w:rPr>
+              <w:t>-50</w:t>
+            </w:r>
+          </w:p>
+        </w:tc>
+      </w:tr>
+      <w:tr>
+        <w:tc>
+          <w:tcPr>
+            <w:tcW w:w="9628" w:type="dxa"/>
+            <w:gridSpan w:val="2"/>
+          </w:tcPr>
+          <w:p>
+            <w:pPr>
+              <w:jc w:val="center"/>
+              <w:rPr>
+                <w:sz w:val="28"/>
+                <w:szCs w:val="28"/>
+              </w:rPr>
+            </w:pPr>
+            <w:r>
+              <w:rPr>
+                <w:sz w:val="28"/>
+                <w:szCs w:val="28"/>
+              </w:rPr>
+              <w:t>Oracolo:</w:t>
+            </w:r>
+          </w:p>
+        </w:tc>
+      </w:tr>
+      <w:tr>
+        <w:tc>
+          <w:tcPr>
+            <w:tcW w:w="9628" w:type="dxa"/>
+            <w:gridSpan w:val="2"/>
+          </w:tcPr>
+          <w:p>
+            <w:pPr>
+              <w:jc w:val="center"/>
+              <w:rPr>
+                <w:sz w:val="28"/>
+                <w:szCs w:val="28"/>
+              </w:rPr>
+            </w:pPr>
+            <w:r>
+              <w:rPr>
+                <w:sz w:val="28"/>
+                <w:szCs w:val="28"/>
+              </w:rPr>
+              <w:t>l’aggiornamento non avviene con successo perché la quantità inserita è negativa.</w:t>
+            </w:r>
+          </w:p>
+        </w:tc>
+      </w:tr>
+    </w:tbl>
+    <w:p>
+      <w:pPr>
+        <w:jc w:val="center"/>
+        <w:rPr>
+          <w:sz w:val="32"/>
+          <w:szCs w:val="32"/>
+        </w:rPr>
+      </w:pPr>
+    </w:p>
+    <w:p>
+      <w:pPr>
+        <w:jc w:val="center"/>
+        <w:rPr>
+          <w:sz w:val="32"/>
+          <w:szCs w:val="32"/>
+        </w:rPr>
+      </w:pPr>
+      <w:r>
+        <w:rPr>
+          <w:sz w:val="32"/>
+          <w:szCs w:val="32"/>
+        </w:rPr>
+        <w:t>TC_ AGGIUNGI_RECENSIONE</w:t>
+      </w:r>
+    </w:p>
+    <w:p>
+      <w:pPr>
+        <w:jc w:val="center"/>
+        <w:rPr>
+          <w:sz w:val="32"/>
+          <w:szCs w:val="32"/>
+        </w:rPr>
+      </w:pPr>
+    </w:p>
+    <w:tbl>
+      <w:tblPr>
+        <w:tblStyle w:val="Grigliatabella"/>
+        <w:tblW w:w="0" w:type="auto"/>
+        <w:tblLook w:val="04A0" w:firstRow="1" w:lastRow="0" w:firstColumn="1" w:lastColumn="0" w:noHBand="0" w:noVBand="1"/>
+      </w:tblPr>
+      <w:tblGrid>
+        <w:gridCol w:w="2689"/>
+        <w:gridCol w:w="6939"/>
+      </w:tblGrid>
+      <w:tr>
+        <w:tc>
+          <w:tcPr>
+            <w:tcW w:w="2689" w:type="dxa"/>
+            <w:shd w:val="clear" w:color="auto" w:fill="92D050"/>
+          </w:tcPr>
+          <w:p>
+            <w:pPr>
+              <w:jc w:val="center"/>
+              <w:rPr>
+                <w:sz w:val="28"/>
+                <w:szCs w:val="28"/>
+              </w:rPr>
+            </w:pPr>
+            <w:r>
+              <w:rPr>
+                <w:sz w:val="28"/>
+                <w:szCs w:val="28"/>
+              </w:rPr>
+              <w:t>Test Case ID:</w:t>
+            </w:r>
+          </w:p>
+        </w:tc>
+        <w:tc>
+          <w:tcPr>
+            <w:tcW w:w="6939" w:type="dxa"/>
+            <w:shd w:val="clear" w:color="auto" w:fill="92D050"/>
+          </w:tcPr>
+          <w:p>
+            <w:pPr>
+              <w:rPr>
+                <w:b/>
+                <w:bCs/>
+                <w:sz w:val="28"/>
+                <w:szCs w:val="28"/>
+              </w:rPr>
+            </w:pPr>
+            <w:r>
+              <w:rPr>
+                <w:b/>
+                <w:bCs/>
+                <w:sz w:val="28"/>
+                <w:szCs w:val="28"/>
+              </w:rPr>
+              <w:t>TC_ AGGIUNGI_RECENSIONE_SUCCESSFUL</w:t>
+            </w:r>
+          </w:p>
+        </w:tc>
+      </w:tr>
+      <w:tr>
+        <w:tc>
+          <w:tcPr>
+            <w:tcW w:w="2689" w:type="dxa"/>
+          </w:tcPr>
+          <w:p>
+            <w:pPr>
+              <w:jc w:val="center"/>
+              <w:rPr>
+                <w:sz w:val="28"/>
+                <w:szCs w:val="28"/>
+              </w:rPr>
+            </w:pPr>
+            <w:r>
+              <w:rPr>
+                <w:sz w:val="28"/>
+                <w:szCs w:val="28"/>
+              </w:rPr>
+              <w:t>Input :</w:t>
+            </w:r>
+          </w:p>
+        </w:tc>
+        <w:tc>
+          <w:tcPr>
+            <w:tcW w:w="6939" w:type="dxa"/>
+          </w:tcPr>
+          <w:p>
+            <w:pPr>
+              <w:jc w:val="center"/>
+              <w:rPr>
+                <w:sz w:val="28"/>
+                <w:szCs w:val="28"/>
+              </w:rPr>
+            </w:pPr>
+            <w:r>
+              <w:rPr>
+                <w:sz w:val="28"/>
+                <w:szCs w:val="28"/>
+              </w:rPr>
+              <w:t>Valore :</w:t>
+            </w:r>
+          </w:p>
+        </w:tc>
+      </w:tr>
+      <w:tr>
+        <w:tc>
+          <w:tcPr>
+            <w:tcW w:w="2689" w:type="dxa"/>
+            <w:shd w:val="clear" w:color="auto" w:fill="BFBFBF" w:themeFill="background1" w:themeFillShade="BF"/>
+          </w:tcPr>
+          <w:p>
+            <w:pPr>
+              <w:jc w:val="center"/>
+              <w:rPr>
+                <w:sz w:val="28"/>
+                <w:szCs w:val="28"/>
+              </w:rPr>
+            </w:pPr>
+            <w:r>
+              <w:rPr>
+                <w:sz w:val="28"/>
+                <w:szCs w:val="28"/>
+              </w:rPr>
+              <w:t>Descrizione</w:t>
+            </w:r>
+          </w:p>
+        </w:tc>
+        <w:tc>
+          <w:tcPr>
+            <w:tcW w:w="6939" w:type="dxa"/>
+            <w:shd w:val="clear" w:color="auto" w:fill="BFBFBF" w:themeFill="background1" w:themeFillShade="BF"/>
+          </w:tcPr>
+          <w:p>
+            <w:pPr>
+              <w:jc w:val="center"/>
+              <w:rPr>
+                <w:sz w:val="28"/>
+                <w:szCs w:val="28"/>
+              </w:rPr>
+            </w:pPr>
+            <w:r>
+              <w:rPr>
+                <w:sz w:val="28"/>
+                <w:szCs w:val="28"/>
+              </w:rPr>
+              <w:t>Ottimi materiali, estetica moderna.</w:t>
+            </w:r>
+          </w:p>
+        </w:tc>
+      </w:tr>
+      <w:tr>
+        <w:tc>
+          <w:tcPr>
+            <w:tcW w:w="2689" w:type="dxa"/>
+            <w:shd w:val="clear" w:color="auto" w:fill="BFBFBF" w:themeFill="background1" w:themeFillShade="BF"/>
+          </w:tcPr>
+          <w:p>
+            <w:pPr>
+              <w:jc w:val="center"/>
+              <w:rPr>
+                <w:sz w:val="28"/>
+                <w:szCs w:val="28"/>
+              </w:rPr>
+            </w:pPr>
+            <w:r>
+              <w:rPr>
+                <w:sz w:val="28"/>
+                <w:szCs w:val="28"/>
+              </w:rPr>
+              <w:t>Valutazione</w:t>
+            </w:r>
+          </w:p>
+        </w:tc>
+        <w:tc>
+          <w:tcPr>
+            <w:tcW w:w="6939" w:type="dxa"/>
+            <w:shd w:val="clear" w:color="auto" w:fill="BFBFBF" w:themeFill="background1" w:themeFillShade="BF"/>
+          </w:tcPr>
+          <w:p>
+            <w:pPr>
+              <w:jc w:val="center"/>
+              <w:rPr>
+                <w:sz w:val="28"/>
+                <w:szCs w:val="28"/>
+              </w:rPr>
+            </w:pPr>
+            <w:r>
+              <w:rPr>
+                <w:sz w:val="28"/>
+                <w:szCs w:val="28"/>
+              </w:rPr>
+              <w:t>5</w:t>
+            </w:r>
+          </w:p>
+        </w:tc>
+      </w:tr>
+      <w:tr>
+        <w:tc>
+          <w:tcPr>
+            <w:tcW w:w="9628" w:type="dxa"/>
+            <w:gridSpan w:val="2"/>
+          </w:tcPr>
+          <w:p>
+            <w:pPr>
+              <w:jc w:val="center"/>
+              <w:rPr>
+                <w:sz w:val="28"/>
+                <w:szCs w:val="28"/>
+              </w:rPr>
+            </w:pPr>
+            <w:r>
+              <w:rPr>
+                <w:sz w:val="28"/>
+                <w:szCs w:val="28"/>
+              </w:rPr>
+              <w:t>Oracolo:</w:t>
+            </w:r>
+          </w:p>
+        </w:tc>
+      </w:tr>
+      <w:tr>
+        <w:tc>
+          <w:tcPr>
+            <w:tcW w:w="9628" w:type="dxa"/>
+            <w:gridSpan w:val="2"/>
+          </w:tcPr>
+          <w:p>
+            <w:pPr>
+              <w:jc w:val="center"/>
+              <w:rPr>
+                <w:sz w:val="28"/>
+                <w:szCs w:val="28"/>
+              </w:rPr>
+            </w:pPr>
+            <w:r>
+              <w:rPr>
+                <w:sz w:val="28"/>
+                <w:szCs w:val="28"/>
+              </w:rPr>
+              <w:t>Recensione inserita</w:t>
+            </w:r>
+            <w:r>
+              <w:rPr>
+                <w:sz w:val="28"/>
+                <w:szCs w:val="28"/>
+              </w:rPr>
+              <w:t xml:space="preserve"> correttamente.</w:t>
+            </w:r>
+          </w:p>
+        </w:tc>
+      </w:tr>
+    </w:tbl>
+    <w:p>
+      <w:pPr>
+        <w:jc w:val="center"/>
+        <w:rPr>
+          <w:sz w:val="32"/>
+          <w:szCs w:val="32"/>
+        </w:rPr>
+      </w:pPr>
+    </w:p>
+    <w:tbl>
+      <w:tblPr>
+        <w:tblStyle w:val="Grigliatabella"/>
+        <w:tblW w:w="0" w:type="auto"/>
+        <w:tblLook w:val="04A0" w:firstRow="1" w:lastRow="0" w:firstColumn="1" w:lastColumn="0" w:noHBand="0" w:noVBand="1"/>
+      </w:tblPr>
+      <w:tblGrid>
+        <w:gridCol w:w="1838"/>
+        <w:gridCol w:w="7790"/>
+      </w:tblGrid>
+      <w:tr>
+        <w:tc>
+          <w:tcPr>
+            <w:tcW w:w="1838" w:type="dxa"/>
+            <w:shd w:val="clear" w:color="auto" w:fill="92D050"/>
+          </w:tcPr>
+          <w:p>
+            <w:pPr>
+              <w:jc w:val="center"/>
+              <w:rPr>
+                <w:sz w:val="28"/>
+                <w:szCs w:val="28"/>
+              </w:rPr>
+            </w:pPr>
+            <w:r>
+              <w:rPr>
+                <w:sz w:val="28"/>
+                <w:szCs w:val="28"/>
+              </w:rPr>
+              <w:t>Test Case ID:</w:t>
+            </w:r>
+          </w:p>
+        </w:tc>
+        <w:tc>
+          <w:tcPr>
+            <w:tcW w:w="7790" w:type="dxa"/>
+            <w:shd w:val="clear" w:color="auto" w:fill="92D050"/>
+          </w:tcPr>
+          <w:p>
+            <w:pPr>
+              <w:rPr>
+                <w:b/>
+                <w:bCs/>
+                <w:sz w:val="28"/>
+                <w:szCs w:val="28"/>
+              </w:rPr>
+            </w:pPr>
+            <w:r>
+              <w:rPr>
+                <w:b/>
+                <w:bCs/>
+                <w:sz w:val="28"/>
+                <w:szCs w:val="28"/>
+              </w:rPr>
+              <w:t>TC_ AGGIUNGI_RECENSIONE_ERRORE</w:t>
+            </w:r>
+            <w:r>
+              <w:rPr>
+                <w:b/>
+                <w:bCs/>
+                <w:sz w:val="28"/>
+                <w:szCs w:val="28"/>
+              </w:rPr>
+              <w:t>_</w:t>
+            </w:r>
+            <w:r>
+              <w:rPr>
+                <w:b/>
+                <w:bCs/>
+                <w:sz w:val="28"/>
+                <w:szCs w:val="28"/>
+              </w:rPr>
+              <w:t>DESCRIZIONE</w:t>
+            </w:r>
+          </w:p>
+        </w:tc>
+      </w:tr>
+      <w:tr>
+        <w:tc>
+          <w:tcPr>
+            <w:tcW w:w="1838" w:type="dxa"/>
+          </w:tcPr>
+          <w:p>
+            <w:pPr>
+              <w:jc w:val="center"/>
+              <w:rPr>
+                <w:sz w:val="28"/>
+                <w:szCs w:val="28"/>
+              </w:rPr>
+            </w:pPr>
+            <w:r>
+              <w:rPr>
+                <w:sz w:val="28"/>
+                <w:szCs w:val="28"/>
+              </w:rPr>
+              <w:t>Input :</w:t>
+            </w:r>
+          </w:p>
+        </w:tc>
+        <w:tc>
+          <w:tcPr>
+            <w:tcW w:w="7790" w:type="dxa"/>
+          </w:tcPr>
+          <w:p>
+            <w:pPr>
+              <w:jc w:val="center"/>
+              <w:rPr>
+                <w:sz w:val="28"/>
+                <w:szCs w:val="28"/>
+              </w:rPr>
+            </w:pPr>
+            <w:r>
+              <w:rPr>
+                <w:sz w:val="28"/>
+                <w:szCs w:val="28"/>
+              </w:rPr>
+              <w:t>Valore :</w:t>
+            </w:r>
+          </w:p>
+        </w:tc>
+      </w:tr>
+      <w:tr>
+        <w:tc>
+          <w:tcPr>
+            <w:tcW w:w="1838" w:type="dxa"/>
+            <w:shd w:val="clear" w:color="auto" w:fill="BFBFBF" w:themeFill="background1" w:themeFillShade="BF"/>
+          </w:tcPr>
+          <w:p>
+            <w:pPr>
+              <w:jc w:val="center"/>
+              <w:rPr>
+                <w:sz w:val="28"/>
+                <w:szCs w:val="28"/>
+              </w:rPr>
+            </w:pPr>
+            <w:r>
+              <w:rPr>
+                <w:sz w:val="28"/>
+                <w:szCs w:val="28"/>
+              </w:rPr>
+              <w:t>Descrizione</w:t>
+            </w:r>
+          </w:p>
+        </w:tc>
+        <w:tc>
+          <w:tcPr>
+            <w:tcW w:w="7790" w:type="dxa"/>
+            <w:shd w:val="clear" w:color="auto" w:fill="BFBFBF" w:themeFill="background1" w:themeFillShade="BF"/>
+          </w:tcPr>
+          <w:p>
+            <w:pPr>
+              <w:jc w:val="center"/>
+              <w:rPr>
+                <w:sz w:val="28"/>
+                <w:szCs w:val="28"/>
+              </w:rPr>
+            </w:pPr>
+          </w:p>
+        </w:tc>
+      </w:tr>
+      <w:tr>
+        <w:tc>
+          <w:tcPr>
+            <w:tcW w:w="1838" w:type="dxa"/>
+            <w:shd w:val="clear" w:color="auto" w:fill="BFBFBF" w:themeFill="background1" w:themeFillShade="BF"/>
+          </w:tcPr>
+          <w:p>
+            <w:pPr>
+              <w:jc w:val="center"/>
+              <w:rPr>
+                <w:sz w:val="28"/>
+                <w:szCs w:val="28"/>
+              </w:rPr>
+            </w:pPr>
+            <w:r>
+              <w:rPr>
+                <w:sz w:val="28"/>
+                <w:szCs w:val="28"/>
+              </w:rPr>
+              <w:t>Valutazione</w:t>
+            </w:r>
+          </w:p>
+        </w:tc>
+        <w:tc>
+          <w:tcPr>
+            <w:tcW w:w="7790" w:type="dxa"/>
+            <w:shd w:val="clear" w:color="auto" w:fill="BFBFBF" w:themeFill="background1" w:themeFillShade="BF"/>
+          </w:tcPr>
+          <w:p>
+            <w:pPr>
+              <w:jc w:val="center"/>
+              <w:rPr>
+                <w:sz w:val="28"/>
+                <w:szCs w:val="28"/>
+              </w:rPr>
+            </w:pPr>
+            <w:r>
+              <w:rPr>
+                <w:sz w:val="28"/>
+                <w:szCs w:val="28"/>
+              </w:rPr>
+              <w:t>5</w:t>
+            </w:r>
+          </w:p>
+        </w:tc>
+      </w:tr>
+      <w:tr>
+        <w:tc>
+          <w:tcPr>
+            <w:tcW w:w="9628" w:type="dxa"/>
+            <w:gridSpan w:val="2"/>
+          </w:tcPr>
+          <w:p>
+            <w:pPr>
+              <w:jc w:val="center"/>
+              <w:rPr>
+                <w:sz w:val="28"/>
+                <w:szCs w:val="28"/>
+              </w:rPr>
+            </w:pPr>
+            <w:r>
+              <w:rPr>
+                <w:sz w:val="28"/>
+                <w:szCs w:val="28"/>
+              </w:rPr>
+              <w:t>Oracolo:</w:t>
+            </w:r>
+          </w:p>
+        </w:tc>
+      </w:tr>
+      <w:tr>
+        <w:tc>
+          <w:tcPr>
+            <w:tcW w:w="9628" w:type="dxa"/>
+            <w:gridSpan w:val="2"/>
+          </w:tcPr>
+          <w:p>
+            <w:pPr>
+              <w:jc w:val="center"/>
+              <w:rPr>
+                <w:sz w:val="28"/>
+                <w:szCs w:val="28"/>
+              </w:rPr>
+            </w:pPr>
+            <w:r>
+              <w:rPr>
+                <w:sz w:val="28"/>
+                <w:szCs w:val="28"/>
+              </w:rPr>
+              <w:t>La recensione non viene inserita perché la descrizione non è valida.</w:t>
+            </w:r>
+          </w:p>
+        </w:tc>
+      </w:tr>
+    </w:tbl>
+    <w:p>
+      <w:pPr>
+        <w:jc w:val="center"/>
+        <w:rPr>
+          <w:sz w:val="32"/>
+          <w:szCs w:val="32"/>
+        </w:rPr>
+      </w:pPr>
+    </w:p>
+    <w:p>
+      <w:pPr>
+        <w:rPr>
+          <w:sz w:val="32"/>
+          <w:szCs w:val="32"/>
+        </w:rPr>
+      </w:pPr>
+    </w:p>
+    <w:p>
+      <w:pPr>
+        <w:rPr>
+          <w:sz w:val="32"/>
+          <w:szCs w:val="32"/>
+        </w:rPr>
+      </w:pPr>
+    </w:p>
+    <w:tbl>
+      <w:tblPr>
+        <w:tblStyle w:val="Grigliatabella"/>
+        <w:tblW w:w="0" w:type="auto"/>
+        <w:tblLook w:val="04A0" w:firstRow="1" w:lastRow="0" w:firstColumn="1" w:lastColumn="0" w:noHBand="0" w:noVBand="1"/>
+      </w:tblPr>
+      <w:tblGrid>
+        <w:gridCol w:w="1838"/>
+        <w:gridCol w:w="7790"/>
+      </w:tblGrid>
+      <w:tr>
+        <w:tc>
+          <w:tcPr>
+            <w:tcW w:w="1838" w:type="dxa"/>
+            <w:shd w:val="clear" w:color="auto" w:fill="92D050"/>
+          </w:tcPr>
+          <w:p>
+            <w:pPr>
+              <w:jc w:val="center"/>
+              <w:rPr>
+                <w:sz w:val="28"/>
+                <w:szCs w:val="28"/>
+              </w:rPr>
+            </w:pPr>
+            <w:r>
+              <w:rPr>
+                <w:sz w:val="28"/>
+                <w:szCs w:val="28"/>
+              </w:rPr>
+              <w:t>Test Case ID:</w:t>
+            </w:r>
+          </w:p>
+        </w:tc>
+        <w:tc>
+          <w:tcPr>
+            <w:tcW w:w="7790" w:type="dxa"/>
+            <w:shd w:val="clear" w:color="auto" w:fill="92D050"/>
+          </w:tcPr>
+          <w:p>
+            <w:pPr>
+              <w:rPr>
+                <w:b/>
+                <w:bCs/>
+                <w:sz w:val="28"/>
+                <w:szCs w:val="28"/>
+              </w:rPr>
+            </w:pPr>
+            <w:r>
+              <w:rPr>
+                <w:b/>
+                <w:bCs/>
+                <w:sz w:val="28"/>
+                <w:szCs w:val="28"/>
+              </w:rPr>
+              <w:t>TC_ AGGIUNGI_RECENSIONE_ERRORE</w:t>
+            </w:r>
+            <w:r>
+              <w:rPr>
+                <w:b/>
+                <w:bCs/>
+                <w:sz w:val="28"/>
+                <w:szCs w:val="28"/>
+              </w:rPr>
+              <w:t>_</w:t>
+            </w:r>
+            <w:r>
+              <w:rPr>
+                <w:b/>
+                <w:bCs/>
+                <w:sz w:val="28"/>
+                <w:szCs w:val="28"/>
+              </w:rPr>
+              <w:t>VALUTAZIONE</w:t>
+            </w:r>
+          </w:p>
+        </w:tc>
+      </w:tr>
+      <w:tr>
+        <w:tc>
+          <w:tcPr>
+            <w:tcW w:w="1838" w:type="dxa"/>
+          </w:tcPr>
+          <w:p>
+            <w:pPr>
+              <w:jc w:val="center"/>
+              <w:rPr>
+                <w:sz w:val="28"/>
+                <w:szCs w:val="28"/>
+              </w:rPr>
+            </w:pPr>
+            <w:r>
+              <w:rPr>
+                <w:sz w:val="28"/>
+                <w:szCs w:val="28"/>
+              </w:rPr>
+              <w:t>Input :</w:t>
+            </w:r>
+          </w:p>
+        </w:tc>
+        <w:tc>
+          <w:tcPr>
+            <w:tcW w:w="7790" w:type="dxa"/>
+          </w:tcPr>
+          <w:p>
+            <w:pPr>
+              <w:jc w:val="center"/>
+              <w:rPr>
+                <w:sz w:val="28"/>
+                <w:szCs w:val="28"/>
+              </w:rPr>
+            </w:pPr>
+            <w:r>
+              <w:rPr>
+                <w:sz w:val="28"/>
+                <w:szCs w:val="28"/>
+              </w:rPr>
+              <w:t>Valore :</w:t>
+            </w:r>
+          </w:p>
+        </w:tc>
+      </w:tr>
+      <w:tr>
+        <w:tc>
+          <w:tcPr>
+            <w:tcW w:w="1838" w:type="dxa"/>
+            <w:shd w:val="clear" w:color="auto" w:fill="BFBFBF" w:themeFill="background1" w:themeFillShade="BF"/>
+          </w:tcPr>
+          <w:p>
+            <w:pPr>
+              <w:jc w:val="center"/>
+              <w:rPr>
+                <w:sz w:val="28"/>
+                <w:szCs w:val="28"/>
+              </w:rPr>
+            </w:pPr>
+            <w:r>
+              <w:rPr>
+                <w:sz w:val="28"/>
+                <w:szCs w:val="28"/>
+              </w:rPr>
+              <w:t>Descrizione</w:t>
+            </w:r>
+          </w:p>
+        </w:tc>
+        <w:tc>
+          <w:tcPr>
+            <w:tcW w:w="7790" w:type="dxa"/>
+            <w:shd w:val="clear" w:color="auto" w:fill="BFBFBF" w:themeFill="background1" w:themeFillShade="BF"/>
+          </w:tcPr>
+          <w:p>
+            <w:pPr>
+              <w:jc w:val="center"/>
+              <w:rPr>
+                <w:sz w:val="28"/>
+                <w:szCs w:val="28"/>
+              </w:rPr>
+            </w:pPr>
+            <w:r>
+              <w:rPr>
+                <w:sz w:val="28"/>
+                <w:szCs w:val="28"/>
+              </w:rPr>
+              <w:t>Ottimi materiali, estetica moderna.</w:t>
+            </w:r>
+          </w:p>
+        </w:tc>
+      </w:tr>
+      <w:tr>
+        <w:tc>
+          <w:tcPr>
+            <w:tcW w:w="1838" w:type="dxa"/>
+            <w:shd w:val="clear" w:color="auto" w:fill="BFBFBF" w:themeFill="background1" w:themeFillShade="BF"/>
+          </w:tcPr>
+          <w:p>
+            <w:pPr>
+              <w:jc w:val="center"/>
+              <w:rPr>
+                <w:sz w:val="28"/>
+                <w:szCs w:val="28"/>
+              </w:rPr>
+            </w:pPr>
+            <w:r>
+              <w:rPr>
+                <w:sz w:val="28"/>
+                <w:szCs w:val="28"/>
+              </w:rPr>
+              <w:t>Valutazione</w:t>
+            </w:r>
+          </w:p>
+        </w:tc>
+        <w:tc>
+          <w:tcPr>
+            <w:tcW w:w="7790" w:type="dxa"/>
+            <w:shd w:val="clear" w:color="auto" w:fill="BFBFBF" w:themeFill="background1" w:themeFillShade="BF"/>
+          </w:tcPr>
+          <w:p>
+            <w:pPr>
+              <w:jc w:val="center"/>
+              <w:rPr>
+                <w:sz w:val="28"/>
+                <w:szCs w:val="28"/>
+              </w:rPr>
+            </w:pPr>
+            <w:r>
+              <w:rPr>
+                <w:sz w:val="28"/>
+                <w:szCs w:val="28"/>
+              </w:rPr>
+              <w:t>6</w:t>
+            </w:r>
+          </w:p>
+        </w:tc>
+      </w:tr>
+      <w:tr>
+        <w:tc>
+          <w:tcPr>
+            <w:tcW w:w="9628" w:type="dxa"/>
+            <w:gridSpan w:val="2"/>
+          </w:tcPr>
+          <w:p>
+            <w:pPr>
+              <w:jc w:val="center"/>
+              <w:rPr>
+                <w:sz w:val="28"/>
+                <w:szCs w:val="28"/>
+              </w:rPr>
+            </w:pPr>
+            <w:r>
+              <w:rPr>
+                <w:sz w:val="28"/>
+                <w:szCs w:val="28"/>
+              </w:rPr>
+              <w:t>Oracolo:</w:t>
+            </w:r>
+          </w:p>
+        </w:tc>
+      </w:tr>
+      <w:tr>
+        <w:tc>
+          <w:tcPr>
+            <w:tcW w:w="9628" w:type="dxa"/>
+            <w:gridSpan w:val="2"/>
+          </w:tcPr>
+          <w:p>
+            <w:pPr>
+              <w:jc w:val="center"/>
+              <w:rPr>
+                <w:sz w:val="28"/>
+                <w:szCs w:val="28"/>
+              </w:rPr>
+            </w:pPr>
+            <w:r>
+              <w:rPr>
+                <w:sz w:val="28"/>
+                <w:szCs w:val="28"/>
+              </w:rPr>
+              <w:t>La recensione non viene inserita perché la valutazione non è valida.</w:t>
+            </w:r>
+          </w:p>
+        </w:tc>
+      </w:tr>
+    </w:tbl>
+    <w:p>
+      <w:pPr>
+        <w:jc w:val="center"/>
+        <w:rPr>
+          <w:sz w:val="32"/>
+          <w:szCs w:val="32"/>
+        </w:rPr>
+      </w:pPr>
+    </w:p>
+    <w:p>
+      <w:pPr>
+        <w:jc w:val="center"/>
+        <w:rPr>
+          <w:sz w:val="32"/>
+          <w:szCs w:val="32"/>
+        </w:rPr>
+      </w:pPr>
+      <w:r>
+        <w:rPr>
+          <w:sz w:val="32"/>
+          <w:szCs w:val="32"/>
+        </w:rPr>
+        <w:t>TC_ MODIFICA_RECENSIONE</w:t>
+      </w:r>
+    </w:p>
+    <w:p>
+      <w:pPr>
+        <w:jc w:val="center"/>
+        <w:rPr>
+          <w:sz w:val="32"/>
+          <w:szCs w:val="32"/>
+        </w:rPr>
+      </w:pPr>
+    </w:p>
+    <w:tbl>
+      <w:tblPr>
+        <w:tblStyle w:val="Grigliatabella"/>
+        <w:tblW w:w="0" w:type="auto"/>
+        <w:tblLook w:val="04A0" w:firstRow="1" w:lastRow="0" w:firstColumn="1" w:lastColumn="0" w:noHBand="0" w:noVBand="1"/>
+      </w:tblPr>
+      <w:tblGrid>
+        <w:gridCol w:w="2689"/>
+        <w:gridCol w:w="6939"/>
+      </w:tblGrid>
+      <w:tr>
+        <w:tc>
+          <w:tcPr>
+            <w:tcW w:w="2689" w:type="dxa"/>
+            <w:shd w:val="clear" w:color="auto" w:fill="92D050"/>
+          </w:tcPr>
+          <w:p>
+            <w:pPr>
+              <w:jc w:val="center"/>
+              <w:rPr>
+                <w:sz w:val="28"/>
+                <w:szCs w:val="28"/>
+              </w:rPr>
+            </w:pPr>
+            <w:r>
+              <w:rPr>
+                <w:sz w:val="28"/>
+                <w:szCs w:val="28"/>
+              </w:rPr>
+              <w:t>Test Case ID:</w:t>
+            </w:r>
+          </w:p>
+        </w:tc>
+        <w:tc>
+          <w:tcPr>
+            <w:tcW w:w="6939" w:type="dxa"/>
+            <w:shd w:val="clear" w:color="auto" w:fill="92D050"/>
+          </w:tcPr>
+          <w:p>
+            <w:pPr>
+              <w:rPr>
+                <w:b/>
+                <w:bCs/>
+                <w:sz w:val="28"/>
+                <w:szCs w:val="28"/>
+              </w:rPr>
+            </w:pPr>
+            <w:r>
+              <w:rPr>
+                <w:b/>
+                <w:bCs/>
+                <w:sz w:val="28"/>
+                <w:szCs w:val="28"/>
+              </w:rPr>
+              <w:t>TC_ MODIFICA_RECENSIONE_SUCCESSFUL</w:t>
+            </w:r>
+          </w:p>
+        </w:tc>
+      </w:tr>
+      <w:tr>
+        <w:tc>
+          <w:tcPr>
+            <w:tcW w:w="2689" w:type="dxa"/>
+          </w:tcPr>
+          <w:p>
+            <w:pPr>
+              <w:jc w:val="center"/>
+              <w:rPr>
+                <w:sz w:val="28"/>
+                <w:szCs w:val="28"/>
+              </w:rPr>
+            </w:pPr>
+            <w:r>
+              <w:rPr>
+                <w:sz w:val="28"/>
+                <w:szCs w:val="28"/>
+              </w:rPr>
+              <w:t>Input :</w:t>
+            </w:r>
+          </w:p>
+        </w:tc>
+        <w:tc>
+          <w:tcPr>
+            <w:tcW w:w="6939" w:type="dxa"/>
+          </w:tcPr>
+          <w:p>
+            <w:pPr>
+              <w:jc w:val="center"/>
+              <w:rPr>
+                <w:sz w:val="28"/>
+                <w:szCs w:val="28"/>
+              </w:rPr>
+            </w:pPr>
+            <w:r>
+              <w:rPr>
+                <w:sz w:val="28"/>
+                <w:szCs w:val="28"/>
+              </w:rPr>
+              <w:t>Valore :</w:t>
+            </w:r>
+          </w:p>
+        </w:tc>
+      </w:tr>
+      <w:tr>
+        <w:tc>
+          <w:tcPr>
+            <w:tcW w:w="2689" w:type="dxa"/>
+            <w:shd w:val="clear" w:color="auto" w:fill="BFBFBF" w:themeFill="background1" w:themeFillShade="BF"/>
+          </w:tcPr>
+          <w:p>
+            <w:pPr>
+              <w:jc w:val="center"/>
+              <w:rPr>
+                <w:sz w:val="28"/>
+                <w:szCs w:val="28"/>
+              </w:rPr>
+            </w:pPr>
+            <w:r>
+              <w:rPr>
+                <w:sz w:val="28"/>
+                <w:szCs w:val="28"/>
+              </w:rPr>
+              <w:t>Descrizione</w:t>
+            </w:r>
+          </w:p>
+        </w:tc>
+        <w:tc>
+          <w:tcPr>
+            <w:tcW w:w="6939" w:type="dxa"/>
+            <w:shd w:val="clear" w:color="auto" w:fill="BFBFBF" w:themeFill="background1" w:themeFillShade="BF"/>
+          </w:tcPr>
+          <w:p>
+            <w:pPr>
+              <w:jc w:val="center"/>
+              <w:rPr>
+                <w:sz w:val="28"/>
+                <w:szCs w:val="28"/>
+              </w:rPr>
+            </w:pPr>
+            <w:r>
+              <w:rPr>
+                <w:sz w:val="28"/>
+                <w:szCs w:val="28"/>
+              </w:rPr>
+              <w:t>Ottimi materiali, estetica moderna.</w:t>
+            </w:r>
+          </w:p>
+        </w:tc>
+      </w:tr>
+      <w:tr>
+        <w:tc>
+          <w:tcPr>
+            <w:tcW w:w="2689" w:type="dxa"/>
+            <w:shd w:val="clear" w:color="auto" w:fill="BFBFBF" w:themeFill="background1" w:themeFillShade="BF"/>
+          </w:tcPr>
+          <w:p>
+            <w:pPr>
+              <w:jc w:val="center"/>
+              <w:rPr>
+                <w:sz w:val="28"/>
+                <w:szCs w:val="28"/>
+              </w:rPr>
+            </w:pPr>
+            <w:r>
+              <w:rPr>
+                <w:sz w:val="28"/>
+                <w:szCs w:val="28"/>
+              </w:rPr>
+              <w:t>Valutazione</w:t>
+            </w:r>
+          </w:p>
+        </w:tc>
+        <w:tc>
+          <w:tcPr>
+            <w:tcW w:w="6939" w:type="dxa"/>
+            <w:shd w:val="clear" w:color="auto" w:fill="BFBFBF" w:themeFill="background1" w:themeFillShade="BF"/>
+          </w:tcPr>
+          <w:p>
+            <w:pPr>
+              <w:jc w:val="center"/>
+              <w:rPr>
+                <w:sz w:val="28"/>
+                <w:szCs w:val="28"/>
+              </w:rPr>
+            </w:pPr>
+            <w:r>
+              <w:rPr>
+                <w:sz w:val="28"/>
+                <w:szCs w:val="28"/>
+              </w:rPr>
+              <w:t>5</w:t>
+            </w:r>
+          </w:p>
+        </w:tc>
+      </w:tr>
+      <w:tr>
+        <w:tc>
+          <w:tcPr>
+            <w:tcW w:w="9628" w:type="dxa"/>
+            <w:gridSpan w:val="2"/>
+          </w:tcPr>
+          <w:p>
+            <w:pPr>
+              <w:jc w:val="center"/>
+              <w:rPr>
+                <w:sz w:val="28"/>
+                <w:szCs w:val="28"/>
+              </w:rPr>
+            </w:pPr>
+            <w:r>
+              <w:rPr>
+                <w:sz w:val="28"/>
+                <w:szCs w:val="28"/>
+              </w:rPr>
+              <w:t>Oracolo:</w:t>
+            </w:r>
+          </w:p>
+        </w:tc>
+      </w:tr>
+      <w:tr>
+        <w:tc>
+          <w:tcPr>
+            <w:tcW w:w="9628" w:type="dxa"/>
+            <w:gridSpan w:val="2"/>
+          </w:tcPr>
+          <w:p>
+            <w:pPr>
+              <w:jc w:val="center"/>
+              <w:rPr>
+                <w:sz w:val="28"/>
+                <w:szCs w:val="28"/>
+              </w:rPr>
+            </w:pPr>
+            <w:r>
+              <w:rPr>
+                <w:sz w:val="28"/>
+                <w:szCs w:val="28"/>
+              </w:rPr>
+              <w:t xml:space="preserve">Recensione </w:t>
+            </w:r>
+            <w:r>
+              <w:rPr>
+                <w:sz w:val="28"/>
+                <w:szCs w:val="28"/>
+              </w:rPr>
+              <w:t>modificata correttamente.</w:t>
+            </w:r>
+          </w:p>
+        </w:tc>
+      </w:tr>
+    </w:tbl>
+    <w:p>
+      <w:pPr>
+        <w:rPr>
+          <w:sz w:val="32"/>
+          <w:szCs w:val="32"/>
+        </w:rPr>
+      </w:pPr>
+    </w:p>
+    <w:tbl>
+      <w:tblPr>
+        <w:tblStyle w:val="Grigliatabella"/>
+        <w:tblW w:w="0" w:type="auto"/>
+        <w:tblLook w:val="04A0" w:firstRow="1" w:lastRow="0" w:firstColumn="1" w:lastColumn="0" w:noHBand="0" w:noVBand="1"/>
+      </w:tblPr>
+      <w:tblGrid>
+        <w:gridCol w:w="1838"/>
+        <w:gridCol w:w="7790"/>
+      </w:tblGrid>
+      <w:tr>
+        <w:tc>
+          <w:tcPr>
+            <w:tcW w:w="1838" w:type="dxa"/>
+            <w:shd w:val="clear" w:color="auto" w:fill="92D050"/>
+          </w:tcPr>
+          <w:p>
+            <w:pPr>
+              <w:jc w:val="center"/>
+              <w:rPr>
+                <w:sz w:val="28"/>
+                <w:szCs w:val="28"/>
+              </w:rPr>
+            </w:pPr>
+            <w:r>
+              <w:rPr>
+                <w:sz w:val="28"/>
+                <w:szCs w:val="28"/>
+              </w:rPr>
+              <w:t>Test Case ID:</w:t>
+            </w:r>
+          </w:p>
+        </w:tc>
+        <w:tc>
+          <w:tcPr>
+            <w:tcW w:w="7790" w:type="dxa"/>
+            <w:shd w:val="clear" w:color="auto" w:fill="92D050"/>
+          </w:tcPr>
+          <w:p>
+            <w:pPr>
+              <w:rPr>
+                <w:b/>
+                <w:bCs/>
+                <w:sz w:val="28"/>
+                <w:szCs w:val="28"/>
+              </w:rPr>
+            </w:pPr>
+            <w:r>
+              <w:rPr>
+                <w:b/>
+                <w:bCs/>
+                <w:sz w:val="28"/>
+                <w:szCs w:val="28"/>
+              </w:rPr>
+              <w:t xml:space="preserve">TC_ </w:t>
+            </w:r>
+            <w:r>
+              <w:rPr>
+                <w:b/>
+                <w:bCs/>
+                <w:sz w:val="28"/>
+                <w:szCs w:val="28"/>
+              </w:rPr>
+              <w:t>MODIFICA</w:t>
+            </w:r>
+            <w:r>
+              <w:rPr>
+                <w:b/>
+                <w:bCs/>
+                <w:sz w:val="28"/>
+                <w:szCs w:val="28"/>
+              </w:rPr>
+              <w:t>_RECENSIONE_ERRORE</w:t>
+            </w:r>
+            <w:r>
+              <w:rPr>
+                <w:b/>
+                <w:bCs/>
+                <w:sz w:val="28"/>
+                <w:szCs w:val="28"/>
+              </w:rPr>
+              <w:t>_</w:t>
+            </w:r>
+            <w:r>
+              <w:rPr>
+                <w:b/>
+                <w:bCs/>
+                <w:sz w:val="28"/>
+                <w:szCs w:val="28"/>
+              </w:rPr>
+              <w:t>DESCRIZIONE</w:t>
+            </w:r>
+          </w:p>
+        </w:tc>
+      </w:tr>
+      <w:tr>
+        <w:tc>
+          <w:tcPr>
+            <w:tcW w:w="1838" w:type="dxa"/>
+          </w:tcPr>
+          <w:p>
+            <w:pPr>
+              <w:jc w:val="center"/>
+              <w:rPr>
+                <w:sz w:val="28"/>
+                <w:szCs w:val="28"/>
+              </w:rPr>
+            </w:pPr>
+            <w:r>
+              <w:rPr>
+                <w:sz w:val="28"/>
+                <w:szCs w:val="28"/>
+              </w:rPr>
+              <w:t>Input :</w:t>
+            </w:r>
+          </w:p>
+        </w:tc>
+        <w:tc>
+          <w:tcPr>
+            <w:tcW w:w="7790" w:type="dxa"/>
+          </w:tcPr>
+          <w:p>
+            <w:pPr>
+              <w:jc w:val="center"/>
+              <w:rPr>
+                <w:sz w:val="28"/>
+                <w:szCs w:val="28"/>
+              </w:rPr>
+            </w:pPr>
+            <w:r>
+              <w:rPr>
+                <w:sz w:val="28"/>
+                <w:szCs w:val="28"/>
+              </w:rPr>
+              <w:t>Valore :</w:t>
+            </w:r>
+          </w:p>
+        </w:tc>
+      </w:tr>
+      <w:tr>
+        <w:tc>
+          <w:tcPr>
+            <w:tcW w:w="1838" w:type="dxa"/>
+            <w:shd w:val="clear" w:color="auto" w:fill="BFBFBF" w:themeFill="background1" w:themeFillShade="BF"/>
+          </w:tcPr>
+          <w:p>
+            <w:pPr>
+              <w:jc w:val="center"/>
+              <w:rPr>
+                <w:sz w:val="28"/>
+                <w:szCs w:val="28"/>
+              </w:rPr>
+            </w:pPr>
+            <w:r>
+              <w:rPr>
+                <w:sz w:val="28"/>
+                <w:szCs w:val="28"/>
+              </w:rPr>
+              <w:t>Descrizione</w:t>
+            </w:r>
+          </w:p>
+        </w:tc>
+        <w:tc>
+          <w:tcPr>
+            <w:tcW w:w="7790" w:type="dxa"/>
+            <w:shd w:val="clear" w:color="auto" w:fill="BFBFBF" w:themeFill="background1" w:themeFillShade="BF"/>
+          </w:tcPr>
+          <w:p>
+            <w:pPr>
+              <w:jc w:val="center"/>
+              <w:rPr>
+                <w:sz w:val="28"/>
+                <w:szCs w:val="28"/>
+              </w:rPr>
+            </w:pPr>
+          </w:p>
+        </w:tc>
+      </w:tr>
+      <w:tr>
+        <w:tc>
+          <w:tcPr>
+            <w:tcW w:w="1838" w:type="dxa"/>
+            <w:shd w:val="clear" w:color="auto" w:fill="BFBFBF" w:themeFill="background1" w:themeFillShade="BF"/>
+          </w:tcPr>
+          <w:p>
+            <w:pPr>
+              <w:jc w:val="center"/>
+              <w:rPr>
+                <w:sz w:val="28"/>
+                <w:szCs w:val="28"/>
+              </w:rPr>
+            </w:pPr>
+            <w:r>
+              <w:rPr>
+                <w:sz w:val="28"/>
+                <w:szCs w:val="28"/>
+              </w:rPr>
+              <w:t>Valutazione</w:t>
+            </w:r>
+          </w:p>
+        </w:tc>
+        <w:tc>
+          <w:tcPr>
+            <w:tcW w:w="7790" w:type="dxa"/>
+            <w:shd w:val="clear" w:color="auto" w:fill="BFBFBF" w:themeFill="background1" w:themeFillShade="BF"/>
+          </w:tcPr>
+          <w:p>
+            <w:pPr>
+              <w:jc w:val="center"/>
+              <w:rPr>
+                <w:sz w:val="28"/>
+                <w:szCs w:val="28"/>
+              </w:rPr>
+            </w:pPr>
+            <w:r>
+              <w:rPr>
+                <w:sz w:val="28"/>
+                <w:szCs w:val="28"/>
+              </w:rPr>
+              <w:t>5</w:t>
+            </w:r>
+          </w:p>
+        </w:tc>
+      </w:tr>
+      <w:tr>
+        <w:tc>
+          <w:tcPr>
+            <w:tcW w:w="9628" w:type="dxa"/>
+            <w:gridSpan w:val="2"/>
+          </w:tcPr>
+          <w:p>
+            <w:pPr>
+              <w:jc w:val="center"/>
+              <w:rPr>
+                <w:sz w:val="28"/>
+                <w:szCs w:val="28"/>
+              </w:rPr>
+            </w:pPr>
+            <w:r>
+              <w:rPr>
+                <w:sz w:val="28"/>
+                <w:szCs w:val="28"/>
+              </w:rPr>
+              <w:t>Oracolo:</w:t>
+            </w:r>
+          </w:p>
+        </w:tc>
+      </w:tr>
+      <w:tr>
+        <w:tc>
+          <w:tcPr>
+            <w:tcW w:w="9628" w:type="dxa"/>
+            <w:gridSpan w:val="2"/>
+          </w:tcPr>
+          <w:p>
+            <w:pPr>
+              <w:jc w:val="center"/>
+              <w:rPr>
+                <w:sz w:val="28"/>
+                <w:szCs w:val="28"/>
+              </w:rPr>
+            </w:pPr>
+            <w:r>
+              <w:rPr>
+                <w:sz w:val="28"/>
+                <w:szCs w:val="28"/>
+              </w:rPr>
+              <w:t>La recensione non viene modificata perché la descrizione non è valida.</w:t>
+            </w:r>
+          </w:p>
+        </w:tc>
+      </w:tr>
+    </w:tbl>
+    <w:p>
+      <w:pPr>
+        <w:rPr>
+          <w:sz w:val="32"/>
+          <w:szCs w:val="32"/>
+        </w:rPr>
+      </w:pPr>
+    </w:p>
+    <w:tbl>
+      <w:tblPr>
+        <w:tblStyle w:val="Grigliatabella"/>
+        <w:tblW w:w="0" w:type="auto"/>
+        <w:tblLook w:val="04A0" w:firstRow="1" w:lastRow="0" w:firstColumn="1" w:lastColumn="0" w:noHBand="0" w:noVBand="1"/>
+      </w:tblPr>
+      <w:tblGrid>
+        <w:gridCol w:w="1696"/>
+        <w:gridCol w:w="7932"/>
+      </w:tblGrid>
+      <w:tr>
+        <w:tc>
+          <w:tcPr>
+            <w:tcW w:w="1696" w:type="dxa"/>
+            <w:shd w:val="clear" w:color="auto" w:fill="92D050"/>
+          </w:tcPr>
+          <w:p>
+            <w:pPr>
+              <w:jc w:val="center"/>
+              <w:rPr>
+                <w:sz w:val="28"/>
+                <w:szCs w:val="28"/>
+              </w:rPr>
+            </w:pPr>
+            <w:r>
+              <w:rPr>
+                <w:sz w:val="28"/>
+                <w:szCs w:val="28"/>
+              </w:rPr>
+              <w:t>Test Case ID:</w:t>
+            </w:r>
+          </w:p>
+        </w:tc>
+        <w:tc>
+          <w:tcPr>
+            <w:tcW w:w="7932" w:type="dxa"/>
+            <w:shd w:val="clear" w:color="auto" w:fill="92D050"/>
+          </w:tcPr>
+          <w:p>
+            <w:pPr>
+              <w:rPr>
+                <w:b/>
+                <w:bCs/>
+                <w:sz w:val="28"/>
+                <w:szCs w:val="28"/>
+              </w:rPr>
+            </w:pPr>
+            <w:r>
+              <w:rPr>
+                <w:b/>
+                <w:bCs/>
+                <w:sz w:val="28"/>
+                <w:szCs w:val="28"/>
+              </w:rPr>
+              <w:t xml:space="preserve">TC_ </w:t>
+            </w:r>
+            <w:r>
+              <w:rPr>
+                <w:b/>
+                <w:bCs/>
+                <w:sz w:val="28"/>
+                <w:szCs w:val="28"/>
+              </w:rPr>
+              <w:t>MODIFICA</w:t>
+            </w:r>
+            <w:r>
+              <w:rPr>
+                <w:b/>
+                <w:bCs/>
+                <w:sz w:val="28"/>
+                <w:szCs w:val="28"/>
+              </w:rPr>
+              <w:t>_RECENSIONE_ERRORE</w:t>
+            </w:r>
+            <w:r>
+              <w:rPr>
+                <w:b/>
+                <w:bCs/>
+                <w:sz w:val="28"/>
+                <w:szCs w:val="28"/>
+              </w:rPr>
+              <w:t>_</w:t>
+            </w:r>
+            <w:r>
+              <w:rPr>
+                <w:b/>
+                <w:bCs/>
+                <w:sz w:val="28"/>
+                <w:szCs w:val="28"/>
+              </w:rPr>
+              <w:t>VALUTAZIONE</w:t>
+            </w:r>
+          </w:p>
+        </w:tc>
+      </w:tr>
+      <w:tr>
+        <w:tc>
+          <w:tcPr>
+            <w:tcW w:w="1696" w:type="dxa"/>
+          </w:tcPr>
+          <w:p>
+            <w:pPr>
+              <w:jc w:val="center"/>
+              <w:rPr>
+                <w:sz w:val="28"/>
+                <w:szCs w:val="28"/>
+              </w:rPr>
+            </w:pPr>
+            <w:r>
+              <w:rPr>
+                <w:sz w:val="28"/>
+                <w:szCs w:val="28"/>
+              </w:rPr>
+              <w:t>Input :</w:t>
+            </w:r>
+          </w:p>
+        </w:tc>
+        <w:tc>
+          <w:tcPr>
+            <w:tcW w:w="7932" w:type="dxa"/>
+          </w:tcPr>
+          <w:p>
+            <w:pPr>
+              <w:jc w:val="center"/>
+              <w:rPr>
+                <w:sz w:val="28"/>
+                <w:szCs w:val="28"/>
+              </w:rPr>
+            </w:pPr>
+            <w:r>
+              <w:rPr>
+                <w:sz w:val="28"/>
+                <w:szCs w:val="28"/>
+              </w:rPr>
+              <w:t>Valore :</w:t>
+            </w:r>
+          </w:p>
+        </w:tc>
+      </w:tr>
+      <w:tr>
+        <w:tc>
+          <w:tcPr>
+            <w:tcW w:w="1696" w:type="dxa"/>
+            <w:shd w:val="clear" w:color="auto" w:fill="BFBFBF" w:themeFill="background1" w:themeFillShade="BF"/>
+          </w:tcPr>
+          <w:p>
+            <w:pPr>
+              <w:jc w:val="center"/>
+              <w:rPr>
+                <w:sz w:val="28"/>
+                <w:szCs w:val="28"/>
+              </w:rPr>
+            </w:pPr>
+            <w:r>
+              <w:rPr>
+                <w:sz w:val="28"/>
+                <w:szCs w:val="28"/>
+              </w:rPr>
+              <w:t>Descrizione</w:t>
+            </w:r>
+          </w:p>
+        </w:tc>
+        <w:tc>
+          <w:tcPr>
+            <w:tcW w:w="7932" w:type="dxa"/>
+            <w:shd w:val="clear" w:color="auto" w:fill="BFBFBF" w:themeFill="background1" w:themeFillShade="BF"/>
+          </w:tcPr>
+          <w:p>
+            <w:pPr>
+              <w:jc w:val="center"/>
+              <w:rPr>
+                <w:sz w:val="28"/>
+                <w:szCs w:val="28"/>
+              </w:rPr>
+            </w:pPr>
+            <w:r>
+              <w:rPr>
+                <w:sz w:val="28"/>
+                <w:szCs w:val="28"/>
+              </w:rPr>
+              <w:t>Ottimi materiali, estetica moderna.</w:t>
+            </w:r>
+          </w:p>
+        </w:tc>
+      </w:tr>
+      <w:tr>
+        <w:tc>
+          <w:tcPr>
+            <w:tcW w:w="1696" w:type="dxa"/>
+            <w:shd w:val="clear" w:color="auto" w:fill="BFBFBF" w:themeFill="background1" w:themeFillShade="BF"/>
+          </w:tcPr>
+          <w:p>
+            <w:pPr>
+              <w:jc w:val="center"/>
+              <w:rPr>
+                <w:sz w:val="28"/>
+                <w:szCs w:val="28"/>
+              </w:rPr>
+            </w:pPr>
+            <w:r>
+              <w:rPr>
+                <w:sz w:val="28"/>
+                <w:szCs w:val="28"/>
+              </w:rPr>
+              <w:t>Valutazione</w:t>
+            </w:r>
+          </w:p>
+        </w:tc>
+        <w:tc>
+          <w:tcPr>
+            <w:tcW w:w="7932" w:type="dxa"/>
+            <w:shd w:val="clear" w:color="auto" w:fill="BFBFBF" w:themeFill="background1" w:themeFillShade="BF"/>
+          </w:tcPr>
+          <w:p>
+            <w:pPr>
+              <w:jc w:val="center"/>
+              <w:rPr>
+                <w:sz w:val="28"/>
+                <w:szCs w:val="28"/>
+              </w:rPr>
+            </w:pPr>
+            <w:r>
+              <w:rPr>
+                <w:sz w:val="28"/>
+                <w:szCs w:val="28"/>
+              </w:rPr>
+              <w:t>6</w:t>
+            </w:r>
+          </w:p>
+        </w:tc>
+      </w:tr>
+      <w:tr>
+        <w:tc>
+          <w:tcPr>
+            <w:tcW w:w="9628" w:type="dxa"/>
+            <w:gridSpan w:val="2"/>
+          </w:tcPr>
+          <w:p>
+            <w:pPr>
+              <w:jc w:val="center"/>
+              <w:rPr>
+                <w:sz w:val="28"/>
+                <w:szCs w:val="28"/>
+              </w:rPr>
+            </w:pPr>
+            <w:r>
+              <w:rPr>
+                <w:sz w:val="28"/>
+                <w:szCs w:val="28"/>
+              </w:rPr>
+              <w:t>Oracolo:</w:t>
+            </w:r>
+          </w:p>
+        </w:tc>
+      </w:tr>
+      <w:tr>
+        <w:tc>
+          <w:tcPr>
+            <w:tcW w:w="9628" w:type="dxa"/>
+            <w:gridSpan w:val="2"/>
+          </w:tcPr>
+          <w:p>
+            <w:pPr>
+              <w:jc w:val="center"/>
+              <w:rPr>
+                <w:sz w:val="28"/>
+                <w:szCs w:val="28"/>
+              </w:rPr>
+            </w:pPr>
+            <w:r>
+              <w:rPr>
+                <w:sz w:val="28"/>
+                <w:szCs w:val="28"/>
+              </w:rPr>
+              <w:t>La recensione non viene modificata perché la valutazione non è valida.</w:t>
+            </w:r>
+          </w:p>
+        </w:tc>
+      </w:tr>
+    </w:tbl>
+    <w:p>
+      <w:pPr>
+        <w:jc w:val="center"/>
+        <w:rPr>
+          <w:sz w:val="32"/>
+          <w:szCs w:val="32"/>
+        </w:rPr>
+      </w:pPr>
+    </w:p>
+    <w:p>
+      <w:pPr>
+        <w:jc w:val="center"/>
+        <w:rPr>
+          <w:sz w:val="32"/>
+          <w:szCs w:val="32"/>
+        </w:rPr>
+      </w:pPr>
+    </w:p>
+    <w:p>
+      <w:pPr>
+        <w:jc w:val="center"/>
+        <w:rPr>
+          <w:sz w:val="32"/>
+          <w:szCs w:val="32"/>
+        </w:rPr>
+      </w:pPr>
+    </w:p>
+    <w:p>
+      <w:pPr>
+        <w:jc w:val="center"/>
+        <w:rPr>
+          <w:sz w:val="32"/>
+          <w:szCs w:val="32"/>
+        </w:rPr>
+      </w:pPr>
+    </w:p>
+    <w:p>
+      <w:pPr>
+        <w:jc w:val="center"/>
+        <w:rPr>
+          <w:sz w:val="32"/>
+          <w:szCs w:val="32"/>
+        </w:rPr>
+      </w:pPr>
+    </w:p>
+    <w:p>
+      <w:pPr>
+        <w:jc w:val="center"/>
+        <w:rPr>
+          <w:sz w:val="32"/>
+          <w:szCs w:val="32"/>
+        </w:rPr>
+      </w:pPr>
+    </w:p>
+    <w:p>
+      <w:pPr>
+        <w:jc w:val="center"/>
+        <w:rPr>
+          <w:sz w:val="32"/>
+          <w:szCs w:val="32"/>
+        </w:rPr>
+      </w:pPr>
+    </w:p>
+    <w:p>
+      <w:pPr>
+        <w:jc w:val="center"/>
+        <w:rPr>
+          <w:sz w:val="32"/>
+          <w:szCs w:val="32"/>
+        </w:rPr>
+      </w:pPr>
+    </w:p>
+    <w:p>
+      <w:pPr>
+        <w:jc w:val="center"/>
+        <w:rPr>
           <w:sz w:val="32"/>
           <w:szCs w:val="32"/>
         </w:rPr>

--- a/Deliverables/Edil CommerceDesign_Test_Execution_Report.docx
+++ b/Deliverables/Edil CommerceDesign_Test_Execution_Report.docx
@@ -111,7 +111,6 @@
           <w:lang w:val="en-US"/>
         </w:rPr>
       </w:pPr>
-      <w:proofErr w:type="spellStart"/>
       <w:r>
         <w:rPr>
           <w:rFonts w:ascii="Arial" w:hAnsi="Arial"/>
@@ -119,29 +118,8 @@
           <w:sz w:val="36"/>
           <w:lang w:val="en-US"/>
         </w:rPr>
-        <w:t>Edil</w:t>
+        <w:t>Edil CommerceDesign</w:t>
       </w:r>
-      <w:proofErr w:type="spellEnd"/>
-      <w:r>
-        <w:rPr>
-          <w:rFonts w:ascii="Arial" w:hAnsi="Arial"/>
-          <w:b/>
-          <w:sz w:val="36"/>
-          <w:lang w:val="en-US"/>
-        </w:rPr>
-        <w:t xml:space="preserve"> </w:t>
-      </w:r>
-      <w:proofErr w:type="spellStart"/>
-      <w:r>
-        <w:rPr>
-          <w:rFonts w:ascii="Arial" w:hAnsi="Arial"/>
-          <w:b/>
-          <w:sz w:val="36"/>
-          <w:lang w:val="en-US"/>
-        </w:rPr>
-        <w:t>CommerceDesign</w:t>
-      </w:r>
-      <w:proofErr w:type="spellEnd"/>
       <w:r>
         <w:rPr>
           <w:rFonts w:ascii="Arial" w:hAnsi="Arial"/>
@@ -186,26 +164,7 @@
           <w:lang w:val="en-US"/>
         </w:rPr>
         <w:br/>
-      </w:r>
-      <w:proofErr w:type="spellStart"/>
-      <w:r>
-        <w:rPr>
-          <w:rFonts w:ascii="Arial" w:hAnsi="Arial"/>
-          <w:b/>
-          <w:sz w:val="36"/>
-          <w:lang w:val="en-US"/>
-        </w:rPr>
-        <w:t>Versione</w:t>
-      </w:r>
-      <w:proofErr w:type="spellEnd"/>
-      <w:r>
-        <w:rPr>
-          <w:rFonts w:ascii="Arial" w:hAnsi="Arial"/>
-          <w:b/>
-          <w:sz w:val="36"/>
-          <w:lang w:val="en-US"/>
-        </w:rPr>
-        <w:t xml:space="preserve"> 1.0</w:t>
+        <w:t>Versione 1.0</w:t>
       </w:r>
       <w:r>
         <w:rPr>
@@ -1070,6 +1029,130 @@
       <w:tr>
         <w:tc>
           <w:tcPr>
+            <w:tcW w:w="9628" w:type="dxa"/>
+            <w:gridSpan w:val="2"/>
+            <w:shd w:val="clear" w:color="auto" w:fill="A8D08D" w:themeFill="accent6" w:themeFillTint="99"/>
+          </w:tcPr>
+          <w:p>
+            <w:pPr>
+              <w:jc w:val="center"/>
+              <w:rPr>
+                <w:b/>
+                <w:bCs/>
+                <w:color w:val="000000" w:themeColor="text1"/>
+                <w:sz w:val="28"/>
+                <w:szCs w:val="28"/>
+              </w:rPr>
+            </w:pPr>
+            <w:r>
+              <w:rPr>
+                <w:b/>
+                <w:bCs/>
+                <w:color w:val="000000" w:themeColor="text1"/>
+                <w:sz w:val="28"/>
+                <w:szCs w:val="28"/>
+              </w:rPr>
+              <w:t>Pre-Condizione</w:t>
+            </w:r>
+          </w:p>
+        </w:tc>
+      </w:tr>
+      <w:tr>
+        <w:tc>
+          <w:tcPr>
+            <w:tcW w:w="9628" w:type="dxa"/>
+            <w:gridSpan w:val="2"/>
+            <w:shd w:val="clear" w:color="auto" w:fill="auto"/>
+          </w:tcPr>
+          <w:p>
+            <w:pPr>
+              <w:jc w:val="center"/>
+              <w:rPr>
+                <w:color w:val="000000" w:themeColor="text1"/>
+                <w:sz w:val="28"/>
+                <w:szCs w:val="28"/>
+              </w:rPr>
+            </w:pPr>
+            <w:r>
+              <w:rPr>
+                <w:color w:val="000000" w:themeColor="text1"/>
+                <w:sz w:val="28"/>
+                <w:szCs w:val="28"/>
+              </w:rPr>
+              <w:t>L’utente si trova sulla pagina di Login</w:t>
+            </w:r>
+          </w:p>
+        </w:tc>
+      </w:tr>
+      <w:tr>
+        <w:tc>
+          <w:tcPr>
+            <w:tcW w:w="9628" w:type="dxa"/>
+            <w:gridSpan w:val="2"/>
+            <w:shd w:val="clear" w:color="auto" w:fill="A8D08D" w:themeFill="accent6" w:themeFillTint="99"/>
+          </w:tcPr>
+          <w:p>
+            <w:pPr>
+              <w:jc w:val="center"/>
+              <w:rPr>
+                <w:b/>
+                <w:bCs/>
+                <w:color w:val="000000" w:themeColor="text1"/>
+                <w:sz w:val="28"/>
+                <w:szCs w:val="28"/>
+              </w:rPr>
+            </w:pPr>
+            <w:r>
+              <w:rPr>
+                <w:b/>
+                <w:bCs/>
+                <w:color w:val="000000" w:themeColor="text1"/>
+                <w:sz w:val="28"/>
+                <w:szCs w:val="28"/>
+              </w:rPr>
+              <w:t>Flusso Di Eventi</w:t>
+            </w:r>
+          </w:p>
+        </w:tc>
+      </w:tr>
+      <w:tr>
+        <w:tc>
+          <w:tcPr>
+            <w:tcW w:w="9628" w:type="dxa"/>
+            <w:gridSpan w:val="2"/>
+            <w:shd w:val="clear" w:color="auto" w:fill="auto"/>
+          </w:tcPr>
+          <w:p>
+            <w:pPr>
+              <w:jc w:val="center"/>
+              <w:rPr>
+                <w:color w:val="000000" w:themeColor="text1"/>
+                <w:sz w:val="28"/>
+                <w:szCs w:val="28"/>
+              </w:rPr>
+            </w:pPr>
+            <w:r>
+              <w:rPr>
+                <w:color w:val="000000" w:themeColor="text1"/>
+                <w:sz w:val="28"/>
+                <w:szCs w:val="28"/>
+              </w:rPr>
+              <w:t>L’utente compila il form e clicca sul pulsante “Login”</w:t>
+            </w:r>
+            <w:r>
+              <w:rPr>
+                <w:color w:val="000000" w:themeColor="text1"/>
+                <w:sz w:val="28"/>
+                <w:szCs w:val="28"/>
+              </w:rPr>
+              <w:t xml:space="preserve"> </w:t>
+            </w:r>
+          </w:p>
+        </w:tc>
+      </w:tr>
+      <w:tr>
+        <w:tc>
+          <w:tcPr>
             <w:tcW w:w="4814" w:type="dxa"/>
           </w:tcPr>
           <w:p>
@@ -1303,18 +1386,144 @@
             <w:pPr>
               <w:jc w:val="center"/>
               <w:rPr>
-                <w:sz w:val="28"/>
-                <w:szCs w:val="28"/>
-              </w:rPr>
-            </w:pPr>
-            <w:r>
-              <w:rPr>
                 <w:b/>
                 <w:bCs/>
                 <w:sz w:val="28"/>
                 <w:szCs w:val="28"/>
               </w:rPr>
+            </w:pPr>
+            <w:r>
+              <w:rPr>
+                <w:b/>
+                <w:bCs/>
+                <w:sz w:val="28"/>
+                <w:szCs w:val="28"/>
+              </w:rPr>
               <w:t>TC_LOGIN_MAIL_ERRATA</w:t>
+            </w:r>
+          </w:p>
+        </w:tc>
+      </w:tr>
+      <w:tr>
+        <w:tc>
+          <w:tcPr>
+            <w:tcW w:w="9628" w:type="dxa"/>
+            <w:gridSpan w:val="2"/>
+            <w:shd w:val="clear" w:color="auto" w:fill="A8D08D" w:themeFill="accent6" w:themeFillTint="99"/>
+          </w:tcPr>
+          <w:p>
+            <w:pPr>
+              <w:jc w:val="center"/>
+              <w:rPr>
+                <w:b/>
+                <w:bCs/>
+                <w:color w:val="000000" w:themeColor="text1"/>
+                <w:sz w:val="28"/>
+                <w:szCs w:val="28"/>
+              </w:rPr>
+            </w:pPr>
+            <w:r>
+              <w:rPr>
+                <w:b/>
+                <w:bCs/>
+                <w:color w:val="000000" w:themeColor="text1"/>
+                <w:sz w:val="28"/>
+                <w:szCs w:val="28"/>
+              </w:rPr>
+              <w:t>Pre-Condizione</w:t>
+            </w:r>
+          </w:p>
+        </w:tc>
+      </w:tr>
+      <w:tr>
+        <w:tc>
+          <w:tcPr>
+            <w:tcW w:w="9628" w:type="dxa"/>
+            <w:gridSpan w:val="2"/>
+            <w:shd w:val="clear" w:color="auto" w:fill="auto"/>
+          </w:tcPr>
+          <w:p>
+            <w:pPr>
+              <w:jc w:val="center"/>
+              <w:rPr>
+                <w:color w:val="000000" w:themeColor="text1"/>
+                <w:sz w:val="28"/>
+                <w:szCs w:val="28"/>
+              </w:rPr>
+            </w:pPr>
+            <w:r>
+              <w:rPr>
+                <w:color w:val="000000" w:themeColor="text1"/>
+                <w:sz w:val="28"/>
+                <w:szCs w:val="28"/>
+              </w:rPr>
+              <w:t>L’utente si trova sulla pagina di Login</w:t>
+            </w:r>
+          </w:p>
+        </w:tc>
+      </w:tr>
+      <w:tr>
+        <w:tc>
+          <w:tcPr>
+            <w:tcW w:w="9628" w:type="dxa"/>
+            <w:gridSpan w:val="2"/>
+            <w:shd w:val="clear" w:color="auto" w:fill="A8D08D" w:themeFill="accent6" w:themeFillTint="99"/>
+          </w:tcPr>
+          <w:p>
+            <w:pPr>
+              <w:jc w:val="center"/>
+              <w:rPr>
+                <w:b/>
+                <w:bCs/>
+                <w:color w:val="000000" w:themeColor="text1"/>
+                <w:sz w:val="28"/>
+                <w:szCs w:val="28"/>
+              </w:rPr>
+            </w:pPr>
+            <w:r>
+              <w:rPr>
+                <w:b/>
+                <w:bCs/>
+                <w:color w:val="000000" w:themeColor="text1"/>
+                <w:sz w:val="28"/>
+                <w:szCs w:val="28"/>
+              </w:rPr>
+              <w:t>Flusso Di Eventi</w:t>
+            </w:r>
+          </w:p>
+        </w:tc>
+      </w:tr>
+      <w:tr>
+        <w:tc>
+          <w:tcPr>
+            <w:tcW w:w="9628" w:type="dxa"/>
+            <w:gridSpan w:val="2"/>
+            <w:shd w:val="clear" w:color="auto" w:fill="auto"/>
+          </w:tcPr>
+          <w:p>
+            <w:pPr>
+              <w:jc w:val="center"/>
+              <w:rPr>
+                <w:color w:val="000000" w:themeColor="text1"/>
+                <w:sz w:val="28"/>
+                <w:szCs w:val="28"/>
+              </w:rPr>
+            </w:pPr>
+            <w:r>
+              <w:rPr>
+                <w:color w:val="000000" w:themeColor="text1"/>
+                <w:sz w:val="28"/>
+                <w:szCs w:val="28"/>
+              </w:rPr>
+              <w:t>L’utente compila il form e clicca sul pulsante “Login”</w:t>
+            </w:r>
+            <w:r>
+              <w:rPr>
+                <w:color w:val="000000" w:themeColor="text1"/>
+                <w:sz w:val="28"/>
+                <w:szCs w:val="28"/>
+              </w:rPr>
+              <w:t xml:space="preserve"> </w:t>
             </w:r>
           </w:p>
         </w:tc>
@@ -1602,6 +1811,122 @@
       <w:tr>
         <w:tc>
           <w:tcPr>
+            <w:tcW w:w="9628" w:type="dxa"/>
+            <w:gridSpan w:val="2"/>
+            <w:shd w:val="clear" w:color="auto" w:fill="A8D08D" w:themeFill="accent6" w:themeFillTint="99"/>
+          </w:tcPr>
+          <w:p>
+            <w:pPr>
+              <w:jc w:val="center"/>
+              <w:rPr>
+                <w:b/>
+                <w:bCs/>
+                <w:color w:val="000000" w:themeColor="text1"/>
+                <w:sz w:val="28"/>
+                <w:szCs w:val="28"/>
+              </w:rPr>
+            </w:pPr>
+            <w:r>
+              <w:rPr>
+                <w:b/>
+                <w:bCs/>
+                <w:color w:val="000000" w:themeColor="text1"/>
+                <w:sz w:val="28"/>
+                <w:szCs w:val="28"/>
+              </w:rPr>
+              <w:t>Pre-Condizione</w:t>
+            </w:r>
+          </w:p>
+        </w:tc>
+      </w:tr>
+      <w:tr>
+        <w:tc>
+          <w:tcPr>
+            <w:tcW w:w="9628" w:type="dxa"/>
+            <w:gridSpan w:val="2"/>
+            <w:shd w:val="clear" w:color="auto" w:fill="auto"/>
+          </w:tcPr>
+          <w:p>
+            <w:pPr>
+              <w:jc w:val="center"/>
+              <w:rPr>
+                <w:color w:val="000000" w:themeColor="text1"/>
+                <w:sz w:val="28"/>
+                <w:szCs w:val="28"/>
+              </w:rPr>
+            </w:pPr>
+            <w:r>
+              <w:rPr>
+                <w:color w:val="000000" w:themeColor="text1"/>
+                <w:sz w:val="28"/>
+                <w:szCs w:val="28"/>
+              </w:rPr>
+              <w:t>L’utente si trova sulla pagina di Login</w:t>
+            </w:r>
+          </w:p>
+        </w:tc>
+      </w:tr>
+      <w:tr>
+        <w:tc>
+          <w:tcPr>
+            <w:tcW w:w="9628" w:type="dxa"/>
+            <w:gridSpan w:val="2"/>
+            <w:shd w:val="clear" w:color="auto" w:fill="A8D08D" w:themeFill="accent6" w:themeFillTint="99"/>
+          </w:tcPr>
+          <w:p>
+            <w:pPr>
+              <w:jc w:val="center"/>
+              <w:rPr>
+                <w:b/>
+                <w:bCs/>
+                <w:color w:val="000000" w:themeColor="text1"/>
+                <w:sz w:val="28"/>
+                <w:szCs w:val="28"/>
+              </w:rPr>
+            </w:pPr>
+            <w:r>
+              <w:rPr>
+                <w:b/>
+                <w:bCs/>
+                <w:color w:val="000000" w:themeColor="text1"/>
+                <w:sz w:val="28"/>
+                <w:szCs w:val="28"/>
+              </w:rPr>
+              <w:t>Flusso Di Eventi</w:t>
+            </w:r>
+          </w:p>
+        </w:tc>
+      </w:tr>
+      <w:tr>
+        <w:tc>
+          <w:tcPr>
+            <w:tcW w:w="9628" w:type="dxa"/>
+            <w:gridSpan w:val="2"/>
+            <w:shd w:val="clear" w:color="auto" w:fill="auto"/>
+          </w:tcPr>
+          <w:p>
+            <w:pPr>
+              <w:jc w:val="center"/>
+              <w:rPr>
+                <w:color w:val="000000" w:themeColor="text1"/>
+                <w:sz w:val="28"/>
+                <w:szCs w:val="28"/>
+              </w:rPr>
+            </w:pPr>
+            <w:r>
+              <w:rPr>
+                <w:color w:val="000000" w:themeColor="text1"/>
+                <w:sz w:val="28"/>
+                <w:szCs w:val="28"/>
+              </w:rPr>
+              <w:t xml:space="preserve">L’utente compila il form e clicca sul pulsante “Login” </w:t>
+            </w:r>
+          </w:p>
+        </w:tc>
+      </w:tr>
+      <w:tr>
+        <w:tc>
+          <w:tcPr>
             <w:tcW w:w="4814" w:type="dxa"/>
           </w:tcPr>
           <w:p>
@@ -1786,16 +2111,6 @@
     </w:tbl>
     <w:p>
       <w:pPr>
-        <w:jc w:val="center"/>
-        <w:rPr>
-          <w:sz w:val="32"/>
-          <w:szCs w:val="32"/>
-        </w:rPr>
-      </w:pPr>
-    </w:p>
-    <w:p>
-      <w:pPr>
-        <w:jc w:val="center"/>
         <w:rPr>
           <w:b/>
           <w:bCs/>
@@ -1806,106 +2121,6 @@
     </w:p>
     <w:p>
       <w:pPr>
-        <w:jc w:val="center"/>
-        <w:rPr>
-          <w:b/>
-          <w:bCs/>
-          <w:sz w:val="32"/>
-          <w:szCs w:val="32"/>
-        </w:rPr>
-      </w:pPr>
-    </w:p>
-    <w:p>
-      <w:pPr>
-        <w:jc w:val="center"/>
-        <w:rPr>
-          <w:b/>
-          <w:bCs/>
-          <w:sz w:val="32"/>
-          <w:szCs w:val="32"/>
-        </w:rPr>
-      </w:pPr>
-    </w:p>
-    <w:p>
-      <w:pPr>
-        <w:jc w:val="center"/>
-        <w:rPr>
-          <w:b/>
-          <w:bCs/>
-          <w:sz w:val="32"/>
-          <w:szCs w:val="32"/>
-        </w:rPr>
-      </w:pPr>
-    </w:p>
-    <w:p>
-      <w:pPr>
-        <w:jc w:val="center"/>
-        <w:rPr>
-          <w:b/>
-          <w:bCs/>
-          <w:sz w:val="32"/>
-          <w:szCs w:val="32"/>
-        </w:rPr>
-      </w:pPr>
-    </w:p>
-    <w:p>
-      <w:pPr>
-        <w:jc w:val="center"/>
-        <w:rPr>
-          <w:b/>
-          <w:bCs/>
-          <w:sz w:val="32"/>
-          <w:szCs w:val="32"/>
-        </w:rPr>
-      </w:pPr>
-    </w:p>
-    <w:p>
-      <w:pPr>
-        <w:jc w:val="center"/>
-        <w:rPr>
-          <w:b/>
-          <w:bCs/>
-          <w:sz w:val="32"/>
-          <w:szCs w:val="32"/>
-        </w:rPr>
-      </w:pPr>
-    </w:p>
-    <w:p>
-      <w:pPr>
-        <w:jc w:val="center"/>
-        <w:rPr>
-          <w:b/>
-          <w:bCs/>
-          <w:sz w:val="32"/>
-          <w:szCs w:val="32"/>
-        </w:rPr>
-      </w:pPr>
-    </w:p>
-    <w:p>
-      <w:pPr>
-        <w:jc w:val="center"/>
-        <w:rPr>
-          <w:b/>
-          <w:bCs/>
-          <w:sz w:val="32"/>
-          <w:szCs w:val="32"/>
-        </w:rPr>
-      </w:pPr>
-    </w:p>
-    <w:p>
-      <w:pPr>
-        <w:jc w:val="center"/>
-        <w:rPr>
-          <w:b/>
-          <w:bCs/>
-          <w:sz w:val="32"/>
-          <w:szCs w:val="32"/>
-        </w:rPr>
-      </w:pPr>
-    </w:p>
-    <w:p>
-      <w:pPr>
-        <w:jc w:val="center"/>
         <w:rPr>
           <w:b/>
           <w:bCs/>
@@ -1946,6 +2161,7 @@
     </w:p>
     <w:p>
       <w:pPr>
+        <w:jc w:val="center"/>
         <w:rPr>
           <w:b/>
           <w:bCs/>
@@ -1967,7 +2183,7 @@
       <w:tr>
         <w:tc>
           <w:tcPr>
-            <w:tcW w:w="4814" w:type="dxa"/>
+            <w:tcW w:w="4355" w:type="dxa"/>
             <w:shd w:val="clear" w:color="auto" w:fill="92D050"/>
           </w:tcPr>
           <w:p>
@@ -1989,7 +2205,7 @@
         </w:tc>
         <w:tc>
           <w:tcPr>
-            <w:tcW w:w="4814" w:type="dxa"/>
+            <w:tcW w:w="5273" w:type="dxa"/>
             <w:shd w:val="clear" w:color="auto" w:fill="92D050"/>
           </w:tcPr>
           <w:p>
@@ -2017,7 +2233,147 @@
       <w:tr>
         <w:tc>
           <w:tcPr>
-            <w:tcW w:w="4814" w:type="dxa"/>
+            <w:tcW w:w="9628" w:type="dxa"/>
+            <w:gridSpan w:val="2"/>
+            <w:shd w:val="clear" w:color="auto" w:fill="A8D08D" w:themeFill="accent6" w:themeFillTint="99"/>
+          </w:tcPr>
+          <w:p>
+            <w:pPr>
+              <w:jc w:val="center"/>
+              <w:rPr>
+                <w:b/>
+                <w:bCs/>
+                <w:color w:val="000000" w:themeColor="text1"/>
+                <w:sz w:val="28"/>
+                <w:szCs w:val="28"/>
+              </w:rPr>
+            </w:pPr>
+            <w:r>
+              <w:rPr>
+                <w:b/>
+                <w:bCs/>
+                <w:color w:val="000000" w:themeColor="text1"/>
+                <w:sz w:val="28"/>
+                <w:szCs w:val="28"/>
+              </w:rPr>
+              <w:t>Pre-Condizione</w:t>
+            </w:r>
+          </w:p>
+        </w:tc>
+      </w:tr>
+      <w:tr>
+        <w:tc>
+          <w:tcPr>
+            <w:tcW w:w="9628" w:type="dxa"/>
+            <w:gridSpan w:val="2"/>
+            <w:shd w:val="clear" w:color="auto" w:fill="auto"/>
+          </w:tcPr>
+          <w:p>
+            <w:pPr>
+              <w:jc w:val="center"/>
+              <w:rPr>
+                <w:color w:val="000000" w:themeColor="text1"/>
+                <w:sz w:val="28"/>
+                <w:szCs w:val="28"/>
+              </w:rPr>
+            </w:pPr>
+            <w:r>
+              <w:rPr>
+                <w:color w:val="000000" w:themeColor="text1"/>
+                <w:sz w:val="28"/>
+                <w:szCs w:val="28"/>
+              </w:rPr>
+              <w:t xml:space="preserve">L’utente si trova sulla pagina di </w:t>
+            </w:r>
+            <w:r>
+              <w:rPr>
+                <w:color w:val="000000" w:themeColor="text1"/>
+                <w:sz w:val="28"/>
+                <w:szCs w:val="28"/>
+              </w:rPr>
+              <w:t>Registrazione</w:t>
+            </w:r>
+          </w:p>
+        </w:tc>
+      </w:tr>
+      <w:tr>
+        <w:tc>
+          <w:tcPr>
+            <w:tcW w:w="9628" w:type="dxa"/>
+            <w:gridSpan w:val="2"/>
+            <w:shd w:val="clear" w:color="auto" w:fill="A8D08D" w:themeFill="accent6" w:themeFillTint="99"/>
+          </w:tcPr>
+          <w:p>
+            <w:pPr>
+              <w:jc w:val="center"/>
+              <w:rPr>
+                <w:b/>
+                <w:bCs/>
+                <w:color w:val="000000" w:themeColor="text1"/>
+                <w:sz w:val="28"/>
+                <w:szCs w:val="28"/>
+              </w:rPr>
+            </w:pPr>
+            <w:r>
+              <w:rPr>
+                <w:b/>
+                <w:bCs/>
+                <w:color w:val="000000" w:themeColor="text1"/>
+                <w:sz w:val="28"/>
+                <w:szCs w:val="28"/>
+              </w:rPr>
+              <w:t>Flusso Di Eventi</w:t>
+            </w:r>
+          </w:p>
+        </w:tc>
+      </w:tr>
+      <w:tr>
+        <w:tc>
+          <w:tcPr>
+            <w:tcW w:w="9628" w:type="dxa"/>
+            <w:gridSpan w:val="2"/>
+            <w:shd w:val="clear" w:color="auto" w:fill="auto"/>
+          </w:tcPr>
+          <w:p>
+            <w:pPr>
+              <w:jc w:val="center"/>
+              <w:rPr>
+                <w:color w:val="000000" w:themeColor="text1"/>
+                <w:sz w:val="28"/>
+                <w:szCs w:val="28"/>
+              </w:rPr>
+            </w:pPr>
+            <w:r>
+              <w:rPr>
+                <w:color w:val="000000" w:themeColor="text1"/>
+                <w:sz w:val="28"/>
+                <w:szCs w:val="28"/>
+              </w:rPr>
+              <w:t>L’utente compila il form e clicca sul pulsante “</w:t>
+            </w:r>
+            <w:r>
+              <w:rPr>
+                <w:color w:val="000000" w:themeColor="text1"/>
+                <w:sz w:val="28"/>
+                <w:szCs w:val="28"/>
+              </w:rPr>
+              <w:t>Registrati</w:t>
+            </w:r>
+            <w:r>
+              <w:rPr>
+                <w:color w:val="000000" w:themeColor="text1"/>
+                <w:sz w:val="28"/>
+                <w:szCs w:val="28"/>
+              </w:rPr>
+              <w:t xml:space="preserve">” </w:t>
+            </w:r>
+          </w:p>
+        </w:tc>
+      </w:tr>
+      <w:tr>
+        <w:tc>
+          <w:tcPr>
+            <w:tcW w:w="4355" w:type="dxa"/>
           </w:tcPr>
           <w:p>
             <w:pPr>
@@ -2038,7 +2394,7 @@
         </w:tc>
         <w:tc>
           <w:tcPr>
-            <w:tcW w:w="4814" w:type="dxa"/>
+            <w:tcW w:w="5273" w:type="dxa"/>
           </w:tcPr>
           <w:p>
             <w:pPr>
@@ -2061,7 +2417,7 @@
       <w:tr>
         <w:tc>
           <w:tcPr>
-            <w:tcW w:w="4814" w:type="dxa"/>
+            <w:tcW w:w="4355" w:type="dxa"/>
             <w:shd w:val="clear" w:color="auto" w:fill="BFBFBF" w:themeFill="background1" w:themeFillShade="BF"/>
           </w:tcPr>
           <w:p>
@@ -2083,7 +2439,7 @@
         </w:tc>
         <w:tc>
           <w:tcPr>
-            <w:tcW w:w="4814" w:type="dxa"/>
+            <w:tcW w:w="5273" w:type="dxa"/>
             <w:shd w:val="clear" w:color="auto" w:fill="BFBFBF" w:themeFill="background1" w:themeFillShade="BF"/>
           </w:tcPr>
           <w:p>
@@ -2114,7 +2470,7 @@
       <w:tr>
         <w:tc>
           <w:tcPr>
-            <w:tcW w:w="4814" w:type="dxa"/>
+            <w:tcW w:w="4355" w:type="dxa"/>
             <w:shd w:val="clear" w:color="auto" w:fill="BFBFBF" w:themeFill="background1" w:themeFillShade="BF"/>
           </w:tcPr>
           <w:p>
@@ -2136,7 +2492,7 @@
         </w:tc>
         <w:tc>
           <w:tcPr>
-            <w:tcW w:w="4814" w:type="dxa"/>
+            <w:tcW w:w="5273" w:type="dxa"/>
             <w:shd w:val="clear" w:color="auto" w:fill="BFBFBF" w:themeFill="background1" w:themeFillShade="BF"/>
           </w:tcPr>
           <w:p>
@@ -2160,7 +2516,7 @@
       <w:tr>
         <w:tc>
           <w:tcPr>
-            <w:tcW w:w="4814" w:type="dxa"/>
+            <w:tcW w:w="4355" w:type="dxa"/>
             <w:shd w:val="clear" w:color="auto" w:fill="BFBFBF" w:themeFill="background1" w:themeFillShade="BF"/>
           </w:tcPr>
           <w:p>
@@ -2182,7 +2538,7 @@
         </w:tc>
         <w:tc>
           <w:tcPr>
-            <w:tcW w:w="4814" w:type="dxa"/>
+            <w:tcW w:w="5273" w:type="dxa"/>
             <w:shd w:val="clear" w:color="auto" w:fill="BFBFBF" w:themeFill="background1" w:themeFillShade="BF"/>
           </w:tcPr>
           <w:p>
@@ -2220,7 +2576,7 @@
       <w:tr>
         <w:tc>
           <w:tcPr>
-            <w:tcW w:w="4814" w:type="dxa"/>
+            <w:tcW w:w="4355" w:type="dxa"/>
             <w:shd w:val="clear" w:color="auto" w:fill="BFBFBF" w:themeFill="background1" w:themeFillShade="BF"/>
           </w:tcPr>
           <w:p>
@@ -2242,7 +2598,7 @@
         </w:tc>
         <w:tc>
           <w:tcPr>
-            <w:tcW w:w="4814" w:type="dxa"/>
+            <w:tcW w:w="5273" w:type="dxa"/>
             <w:shd w:val="clear" w:color="auto" w:fill="BFBFBF" w:themeFill="background1" w:themeFillShade="BF"/>
           </w:tcPr>
           <w:p>
@@ -2294,7 +2650,7 @@
       <w:tr>
         <w:tc>
           <w:tcPr>
-            <w:tcW w:w="4814" w:type="dxa"/>
+            <w:tcW w:w="4355" w:type="dxa"/>
             <w:shd w:val="clear" w:color="auto" w:fill="BFBFBF" w:themeFill="background1" w:themeFillShade="BF"/>
           </w:tcPr>
           <w:p>
@@ -2316,7 +2672,7 @@
         </w:tc>
         <w:tc>
           <w:tcPr>
-            <w:tcW w:w="4814" w:type="dxa"/>
+            <w:tcW w:w="5273" w:type="dxa"/>
             <w:shd w:val="clear" w:color="auto" w:fill="BFBFBF" w:themeFill="background1" w:themeFillShade="BF"/>
           </w:tcPr>
           <w:p>
@@ -2340,7 +2696,7 @@
       <w:tr>
         <w:tc>
           <w:tcPr>
-            <w:tcW w:w="4814" w:type="dxa"/>
+            <w:tcW w:w="4355" w:type="dxa"/>
             <w:shd w:val="clear" w:color="auto" w:fill="BFBFBF" w:themeFill="background1" w:themeFillShade="BF"/>
           </w:tcPr>
           <w:p>
@@ -2362,7 +2718,7 @@
         </w:tc>
         <w:tc>
           <w:tcPr>
-            <w:tcW w:w="4814" w:type="dxa"/>
+            <w:tcW w:w="5273" w:type="dxa"/>
             <w:shd w:val="clear" w:color="auto" w:fill="BFBFBF" w:themeFill="background1" w:themeFillShade="BF"/>
           </w:tcPr>
           <w:p>
@@ -2386,7 +2742,7 @@
       <w:tr>
         <w:tc>
           <w:tcPr>
-            <w:tcW w:w="4814" w:type="dxa"/>
+            <w:tcW w:w="4355" w:type="dxa"/>
             <w:shd w:val="clear" w:color="auto" w:fill="BFBFBF" w:themeFill="background1" w:themeFillShade="BF"/>
           </w:tcPr>
           <w:p>
@@ -2408,7 +2764,7 @@
         </w:tc>
         <w:tc>
           <w:tcPr>
-            <w:tcW w:w="4814" w:type="dxa"/>
+            <w:tcW w:w="5273" w:type="dxa"/>
             <w:shd w:val="clear" w:color="auto" w:fill="BFBFBF" w:themeFill="background1" w:themeFillShade="BF"/>
           </w:tcPr>
           <w:p>
@@ -2432,7 +2788,7 @@
       <w:tr>
         <w:tc>
           <w:tcPr>
-            <w:tcW w:w="4814" w:type="dxa"/>
+            <w:tcW w:w="4355" w:type="dxa"/>
             <w:shd w:val="clear" w:color="auto" w:fill="BFBFBF" w:themeFill="background1" w:themeFillShade="BF"/>
           </w:tcPr>
           <w:p>
@@ -2454,7 +2810,7 @@
         </w:tc>
         <w:tc>
           <w:tcPr>
-            <w:tcW w:w="4814" w:type="dxa"/>
+            <w:tcW w:w="5273" w:type="dxa"/>
             <w:shd w:val="clear" w:color="auto" w:fill="BFBFBF" w:themeFill="background1" w:themeFillShade="BF"/>
           </w:tcPr>
           <w:p>
@@ -2478,7 +2834,7 @@
       <w:tr>
         <w:tc>
           <w:tcPr>
-            <w:tcW w:w="4814" w:type="dxa"/>
+            <w:tcW w:w="4355" w:type="dxa"/>
             <w:shd w:val="clear" w:color="auto" w:fill="BFBFBF" w:themeFill="background1" w:themeFillShade="BF"/>
           </w:tcPr>
           <w:p>
@@ -2500,7 +2856,7 @@
         </w:tc>
         <w:tc>
           <w:tcPr>
-            <w:tcW w:w="4814" w:type="dxa"/>
+            <w:tcW w:w="5273" w:type="dxa"/>
             <w:shd w:val="clear" w:color="auto" w:fill="BFBFBF" w:themeFill="background1" w:themeFillShade="BF"/>
           </w:tcPr>
           <w:p>
@@ -2524,7 +2880,7 @@
       <w:tr>
         <w:tc>
           <w:tcPr>
-            <w:tcW w:w="4814" w:type="dxa"/>
+            <w:tcW w:w="4355" w:type="dxa"/>
             <w:shd w:val="clear" w:color="auto" w:fill="BFBFBF" w:themeFill="background1" w:themeFillShade="BF"/>
           </w:tcPr>
           <w:p>
@@ -2546,7 +2902,7 @@
         </w:tc>
         <w:tc>
           <w:tcPr>
-            <w:tcW w:w="4814" w:type="dxa"/>
+            <w:tcW w:w="5273" w:type="dxa"/>
             <w:shd w:val="clear" w:color="auto" w:fill="BFBFBF" w:themeFill="background1" w:themeFillShade="BF"/>
           </w:tcPr>
           <w:p>
@@ -2570,7 +2926,7 @@
       <w:tr>
         <w:tc>
           <w:tcPr>
-            <w:tcW w:w="4814" w:type="dxa"/>
+            <w:tcW w:w="4355" w:type="dxa"/>
             <w:shd w:val="clear" w:color="auto" w:fill="BFBFBF" w:themeFill="background1" w:themeFillShade="BF"/>
           </w:tcPr>
           <w:p>
@@ -2592,7 +2948,7 @@
         </w:tc>
         <w:tc>
           <w:tcPr>
-            <w:tcW w:w="4814" w:type="dxa"/>
+            <w:tcW w:w="5273" w:type="dxa"/>
             <w:shd w:val="clear" w:color="auto" w:fill="BFBFBF" w:themeFill="background1" w:themeFillShade="BF"/>
           </w:tcPr>
           <w:p>
@@ -3515,6 +3871,7 @@
                 <w:sz w:val="28"/>
                 <w:szCs w:val="28"/>
               </w:rPr>
+              <w:lastRenderedPageBreak/>
               <w:t>Cognome</w:t>
             </w:r>
           </w:p>
@@ -3713,7 +4070,6 @@
                 <w:sz w:val="28"/>
                 <w:szCs w:val="28"/>
               </w:rPr>
-              <w:lastRenderedPageBreak/>
               <w:t>Conferma_Password</w:t>
             </w:r>
           </w:p>
@@ -4778,27 +5134,7 @@
                 <w:sz w:val="28"/>
                 <w:szCs w:val="28"/>
               </w:rPr>
-              <w:t>TC_ LUNGHEZZA_</w:t>
-            </w:r>
-            <w:proofErr w:type="gramStart"/>
-            <w:r>
-              <w:rPr>
-                <w:b/>
-                <w:bCs/>
-                <w:sz w:val="28"/>
-                <w:szCs w:val="28"/>
-              </w:rPr>
-              <w:t>CITTA</w:t>
-            </w:r>
-            <w:proofErr w:type="gramEnd"/>
-            <w:r>
-              <w:rPr>
-                <w:b/>
-                <w:bCs/>
-                <w:sz w:val="28"/>
-                <w:szCs w:val="28"/>
-              </w:rPr>
-              <w:t>_NON_CORRETTA</w:t>
+              <w:t>TC_ LUNGHEZZA_CITTA_NON_CORRETTA</w:t>
             </w:r>
           </w:p>
         </w:tc>
@@ -5248,6 +5584,7 @@
                 <w:sz w:val="28"/>
                 <w:szCs w:val="28"/>
               </w:rPr>
+              <w:lastRenderedPageBreak/>
               <w:t>Città</w:t>
             </w:r>
           </w:p>
@@ -5403,7 +5740,6 @@
                 <w:sz w:val="28"/>
                 <w:szCs w:val="28"/>
               </w:rPr>
-              <w:lastRenderedPageBreak/>
               <w:t>La registrazione non va a buon fine perché c’è un errore nella lunghezza del campo Città.</w:t>
             </w:r>
           </w:p>
@@ -6897,6 +7233,7 @@
                 <w:sz w:val="28"/>
                 <w:szCs w:val="28"/>
               </w:rPr>
+              <w:lastRenderedPageBreak/>
               <w:t>Input :</w:t>
             </w:r>
           </w:p>
@@ -7080,7 +7417,6 @@
                 <w:sz w:val="28"/>
                 <w:szCs w:val="28"/>
               </w:rPr>
-              <w:lastRenderedPageBreak/>
               <w:t>E-mail</w:t>
             </w:r>
           </w:p>
@@ -8585,6 +8921,7 @@
                 <w:sz w:val="28"/>
                 <w:szCs w:val="28"/>
               </w:rPr>
+              <w:lastRenderedPageBreak/>
               <w:t>Conferma_Password</w:t>
             </w:r>
           </w:p>
@@ -8776,7 +9113,6 @@
                 <w:sz w:val="28"/>
                 <w:szCs w:val="28"/>
               </w:rPr>
-              <w:lastRenderedPageBreak/>
               <w:t>Cap</w:t>
             </w:r>
           </w:p>
@@ -10310,7 +10646,15 @@
                 <w:sz w:val="28"/>
                 <w:szCs w:val="28"/>
               </w:rPr>
-              <w:t xml:space="preserve"> la mail utilizzata risulta già registrata nel sistema</w:t>
+              <w:t xml:space="preserve"> la mail utilizzata risulta già registrata </w:t>
+            </w:r>
+            <w:r>
+              <w:rPr>
+                <w:sz w:val="28"/>
+                <w:szCs w:val="28"/>
+              </w:rPr>
+              <w:lastRenderedPageBreak/>
+              <w:t>nel sistema</w:t>
             </w:r>
             <w:r>
               <w:rPr>
@@ -10385,7 +10729,6 @@
                 <w:sz w:val="28"/>
                 <w:szCs w:val="28"/>
               </w:rPr>
-              <w:lastRenderedPageBreak/>
               <w:t>Test Case ID:</w:t>
             </w:r>
           </w:p>
@@ -11907,6 +12250,7 @@
                 <w:sz w:val="28"/>
                 <w:szCs w:val="28"/>
               </w:rPr>
+              <w:lastRenderedPageBreak/>
               <w:t>Cognome</w:t>
             </w:r>
           </w:p>
@@ -12186,7 +12530,6 @@
                 <w:sz w:val="28"/>
                 <w:szCs w:val="28"/>
               </w:rPr>
-              <w:lastRenderedPageBreak/>
               <w:t>Indirizzo</w:t>
             </w:r>
           </w:p>
@@ -13761,6 +14104,7 @@
                 <w:sz w:val="28"/>
                 <w:szCs w:val="28"/>
               </w:rPr>
+              <w:lastRenderedPageBreak/>
               <w:t>Cap</w:t>
             </w:r>
           </w:p>
@@ -13918,7 +14262,6 @@
                 <w:sz w:val="28"/>
                 <w:szCs w:val="28"/>
               </w:rPr>
-              <w:lastRenderedPageBreak/>
               <w:t>Test Case ID:</w:t>
             </w:r>
           </w:p>
@@ -15481,6 +15824,7 @@
                 <w:sz w:val="28"/>
                 <w:szCs w:val="28"/>
               </w:rPr>
+              <w:lastRenderedPageBreak/>
               <w:t>Cognome</w:t>
             </w:r>
           </w:p>
@@ -15746,7 +16090,6 @@
                 <w:sz w:val="28"/>
                 <w:szCs w:val="28"/>
               </w:rPr>
-              <w:lastRenderedPageBreak/>
               <w:t>Indirizzo</w:t>
             </w:r>
           </w:p>
@@ -16887,7 +17230,6 @@
           <w:sz w:val="32"/>
           <w:szCs w:val="32"/>
         </w:rPr>
-        <w:lastRenderedPageBreak/>
         <w:t>TC_MODIFICA_INFORMAZIONI_PERSONALI</w:t>
       </w:r>
     </w:p>
@@ -18391,6 +18733,7 @@
                 <w:sz w:val="28"/>
                 <w:szCs w:val="28"/>
               </w:rPr>
+              <w:lastRenderedPageBreak/>
               <w:t>Nome</w:t>
             </w:r>
           </w:p>
@@ -18635,7 +18978,6 @@
                 <w:sz w:val="28"/>
                 <w:szCs w:val="28"/>
               </w:rPr>
-              <w:lastRenderedPageBreak/>
               <w:t>Conferma_Password</w:t>
             </w:r>
           </w:p>
@@ -19700,27 +20042,7 @@
                 <w:sz w:val="28"/>
                 <w:szCs w:val="28"/>
               </w:rPr>
-              <w:t>TC_ LUNGHEZZA_</w:t>
-            </w:r>
-            <w:proofErr w:type="gramStart"/>
-            <w:r>
-              <w:rPr>
-                <w:b/>
-                <w:bCs/>
-                <w:sz w:val="28"/>
-                <w:szCs w:val="28"/>
-              </w:rPr>
-              <w:t>CITTA</w:t>
-            </w:r>
-            <w:proofErr w:type="gramEnd"/>
-            <w:r>
-              <w:rPr>
-                <w:b/>
-                <w:bCs/>
-                <w:sz w:val="28"/>
-                <w:szCs w:val="28"/>
-              </w:rPr>
-              <w:t>_NON_CORRETTA</w:t>
+              <w:t>TC_ LUNGHEZZA_CITTA_NON_CORRETTA</w:t>
             </w:r>
           </w:p>
         </w:tc>
@@ -20124,6 +20446,7 @@
                 <w:sz w:val="28"/>
                 <w:szCs w:val="28"/>
               </w:rPr>
+              <w:lastRenderedPageBreak/>
               <w:t>Telefono</w:t>
             </w:r>
           </w:p>
@@ -20325,7 +20648,6 @@
                 <w:sz w:val="28"/>
                 <w:szCs w:val="28"/>
               </w:rPr>
-              <w:lastRenderedPageBreak/>
               <w:t>La Modifica delle informazioni non va a buon fine perché c’è un errore nella lunghezza del campo Città.</w:t>
             </w:r>
           </w:p>
@@ -21735,6 +22057,7 @@
                 <w:sz w:val="28"/>
                 <w:szCs w:val="28"/>
               </w:rPr>
+              <w:lastRenderedPageBreak/>
               <w:t>Test Case ID:</w:t>
             </w:r>
           </w:p>
@@ -21967,7 +22290,6 @@
                 <w:sz w:val="28"/>
                 <w:szCs w:val="28"/>
               </w:rPr>
-              <w:lastRenderedPageBreak/>
               <w:t>E-mail</w:t>
             </w:r>
           </w:p>
@@ -23345,6 +23667,7 @@
                 <w:sz w:val="28"/>
                 <w:szCs w:val="28"/>
               </w:rPr>
+              <w:lastRenderedPageBreak/>
               <w:t>E-mail</w:t>
             </w:r>
           </w:p>
@@ -23603,7 +23926,6 @@
                 <w:sz w:val="28"/>
                 <w:szCs w:val="28"/>
               </w:rPr>
-              <w:lastRenderedPageBreak/>
               <w:t>Città</w:t>
             </w:r>
           </w:p>
@@ -25152,6 +25474,7 @@
                 <w:sz w:val="28"/>
                 <w:szCs w:val="28"/>
               </w:rPr>
+              <w:lastRenderedPageBreak/>
               <w:t>Oracolo:</w:t>
             </w:r>
           </w:p>
@@ -25269,7 +25592,6 @@
                 <w:sz w:val="28"/>
                 <w:szCs w:val="28"/>
               </w:rPr>
-              <w:lastRenderedPageBreak/>
               <w:t>Input :</w:t>
             </w:r>
           </w:p>
@@ -26783,6 +27105,7 @@
                 <w:sz w:val="28"/>
                 <w:szCs w:val="28"/>
               </w:rPr>
+              <w:lastRenderedPageBreak/>
               <w:t>Username</w:t>
             </w:r>
           </w:p>
@@ -27048,7 +27371,6 @@
                 <w:sz w:val="28"/>
                 <w:szCs w:val="28"/>
               </w:rPr>
-              <w:lastRenderedPageBreak/>
               <w:t>Telefono</w:t>
             </w:r>
           </w:p>
@@ -28590,6 +28912,7 @@
                 <w:sz w:val="28"/>
                 <w:szCs w:val="28"/>
               </w:rPr>
+              <w:lastRenderedPageBreak/>
               <w:t>Stato</w:t>
             </w:r>
           </w:p>
@@ -30214,6 +30537,7 @@
                 <w:sz w:val="28"/>
                 <w:szCs w:val="28"/>
               </w:rPr>
+              <w:lastRenderedPageBreak/>
               <w:t>Nome</w:t>
             </w:r>
           </w:p>
@@ -30472,7 +30796,6 @@
                 <w:sz w:val="28"/>
                 <w:szCs w:val="28"/>
               </w:rPr>
-              <w:lastRenderedPageBreak/>
               <w:t>Conferma_Password</w:t>
             </w:r>
           </w:p>
@@ -31655,7 +31978,6 @@
           <w:sz w:val="32"/>
           <w:szCs w:val="32"/>
         </w:rPr>
-        <w:lastRenderedPageBreak/>
         <w:t>TEST</w:t>
       </w:r>
       <w:r>
@@ -33072,6 +33394,7 @@
                 <w:sz w:val="28"/>
                 <w:szCs w:val="28"/>
               </w:rPr>
+              <w:lastRenderedPageBreak/>
               <w:t>NomeArticolo</w:t>
             </w:r>
           </w:p>
@@ -33270,7 +33593,6 @@
                 <w:sz w:val="28"/>
                 <w:szCs w:val="28"/>
               </w:rPr>
-              <w:lastRenderedPageBreak/>
               <w:t>Oracolo:</w:t>
             </w:r>
           </w:p>
@@ -34744,6 +35066,7 @@
                 <w:sz w:val="28"/>
                 <w:szCs w:val="28"/>
               </w:rPr>
+              <w:lastRenderedPageBreak/>
               <w:t>Descrizione</w:t>
             </w:r>
           </w:p>
@@ -36395,6 +36718,7 @@
                 <w:sz w:val="28"/>
                 <w:szCs w:val="28"/>
               </w:rPr>
+              <w:lastRenderedPageBreak/>
               <w:t>Oracolo:</w:t>
             </w:r>
           </w:p>
@@ -37938,6 +38262,7 @@
                 <w:sz w:val="28"/>
                 <w:szCs w:val="28"/>
               </w:rPr>
+              <w:lastRenderedPageBreak/>
               <w:t>Costo</w:t>
             </w:r>
           </w:p>
@@ -39571,43 +39896,8 @@
                 <w:szCs w:val="28"/>
                 <w:lang w:val="en-US"/>
               </w:rPr>
-              <w:t xml:space="preserve">“Lunghezza </w:t>
-            </w:r>
-            <w:proofErr w:type="spellStart"/>
-            <w:r>
-              <w:rPr>
-                <w:sz w:val="28"/>
-                <w:szCs w:val="28"/>
-                <w:lang w:val="en-US"/>
-              </w:rPr>
-              <w:t>percorso</w:t>
-            </w:r>
-            <w:proofErr w:type="spellEnd"/>
-            <w:r>
-              <w:rPr>
-                <w:sz w:val="28"/>
-                <w:szCs w:val="28"/>
-                <w:lang w:val="en-US"/>
-              </w:rPr>
-              <w:t xml:space="preserve"> </w:t>
-            </w:r>
-            <w:proofErr w:type="spellStart"/>
-            <w:r>
-              <w:rPr>
-                <w:sz w:val="28"/>
-                <w:szCs w:val="28"/>
-                <w:lang w:val="en-US"/>
-              </w:rPr>
-              <w:t>foto</w:t>
-            </w:r>
-            <w:proofErr w:type="spellEnd"/>
-            <w:r>
-              <w:rPr>
-                <w:sz w:val="28"/>
-                <w:szCs w:val="28"/>
-                <w:lang w:val="en-US"/>
-              </w:rPr>
-              <w:t xml:space="preserve"> errata”</w:t>
+              <w:lastRenderedPageBreak/>
+              <w:t>“Lunghezza percorso foto errata”</w:t>
             </w:r>
           </w:p>
         </w:tc>
@@ -39636,7 +39926,6 @@
           <w:sz w:val="32"/>
           <w:szCs w:val="32"/>
         </w:rPr>
-        <w:lastRenderedPageBreak/>
         <w:t>TC_AGGIORNA</w:t>
       </w:r>
       <w:r>
@@ -40115,23 +40404,7 @@
                 <w:sz w:val="28"/>
                 <w:szCs w:val="28"/>
               </w:rPr>
-              <w:t xml:space="preserve">l’aggiornamento non avviene con successo perché il formato non è stato </w:t>
-            </w:r>
-            <w:proofErr w:type="spellStart"/>
-            <w:r>
-              <w:rPr>
-                <w:sz w:val="28"/>
-                <w:szCs w:val="28"/>
-              </w:rPr>
-              <w:t>rispetato</w:t>
-            </w:r>
-            <w:proofErr w:type="spellEnd"/>
-            <w:r>
-              <w:rPr>
-                <w:sz w:val="28"/>
-                <w:szCs w:val="28"/>
-              </w:rPr>
-              <w:t>.</w:t>
+              <w:t>l’aggiornamento non avviene con successo perché il formato non è stato rispetato.</w:t>
             </w:r>
           </w:p>
         </w:tc>
@@ -41014,6 +41287,7 @@
                 <w:sz w:val="28"/>
                 <w:szCs w:val="28"/>
               </w:rPr>
+              <w:lastRenderedPageBreak/>
               <w:t>Input :</w:t>
             </w:r>
           </w:p>
@@ -41105,7 +41379,6 @@
                 <w:sz w:val="28"/>
                 <w:szCs w:val="28"/>
               </w:rPr>
-              <w:lastRenderedPageBreak/>
               <w:t>Valutazione</w:t>
             </w:r>
           </w:p>
@@ -42170,7 +42443,6 @@
           <w:sz w:val="32"/>
           <w:szCs w:val="32"/>
         </w:rPr>
-        <w:lastRenderedPageBreak/>
         <w:t>TEST _GUI_</w:t>
       </w:r>
       <w:r>
@@ -43823,6 +44095,7 @@
                 <w:sz w:val="28"/>
                 <w:szCs w:val="28"/>
               </w:rPr>
+              <w:lastRenderedPageBreak/>
               <w:t>Città</w:t>
             </w:r>
           </w:p>
@@ -43915,7 +44188,6 @@
                 <w:sz w:val="28"/>
                 <w:szCs w:val="28"/>
               </w:rPr>
-              <w:lastRenderedPageBreak/>
               <w:t>Stato</w:t>
             </w:r>
           </w:p>
@@ -44625,27 +44897,7 @@
                 <w:sz w:val="28"/>
                 <w:szCs w:val="28"/>
               </w:rPr>
-              <w:t>TC_LUNGHEZZA_</w:t>
-            </w:r>
-            <w:proofErr w:type="gramStart"/>
-            <w:r>
-              <w:rPr>
-                <w:b/>
-                <w:bCs/>
-                <w:sz w:val="28"/>
-                <w:szCs w:val="28"/>
-              </w:rPr>
-              <w:t>CITTA</w:t>
-            </w:r>
-            <w:proofErr w:type="gramEnd"/>
-            <w:r>
-              <w:rPr>
-                <w:b/>
-                <w:bCs/>
-                <w:sz w:val="28"/>
-                <w:szCs w:val="28"/>
-              </w:rPr>
-              <w:t>_NON_CORRETTA</w:t>
+              <w:t>TC_LUNGHEZZA_CITTA_NON_CORRETTA</w:t>
             </w:r>
           </w:p>
         </w:tc>
@@ -45502,7 +45754,6 @@
                 <w:szCs w:val="28"/>
               </w:rPr>
             </w:pPr>
-            <w:proofErr w:type="spellStart"/>
             <w:r>
               <w:rPr>
                 <w:sz w:val="28"/>
@@ -45510,7 +45761,6 @@
               </w:rPr>
               <w:t>tretretre</w:t>
             </w:r>
-            <w:proofErr w:type="spellEnd"/>
           </w:p>
         </w:tc>
       </w:tr>
@@ -45533,6 +45783,7 @@
                 <w:sz w:val="28"/>
                 <w:szCs w:val="28"/>
               </w:rPr>
+              <w:lastRenderedPageBreak/>
               <w:t>Città</w:t>
             </w:r>
           </w:p>
@@ -45625,7 +45876,6 @@
                 <w:sz w:val="28"/>
                 <w:szCs w:val="28"/>
               </w:rPr>
-              <w:lastRenderedPageBreak/>
               <w:t>Stato</w:t>
             </w:r>
           </w:p>
@@ -47214,6 +47464,7 @@
                 <w:sz w:val="28"/>
                 <w:szCs w:val="28"/>
               </w:rPr>
+              <w:lastRenderedPageBreak/>
               <w:t>Città</w:t>
             </w:r>
           </w:p>
@@ -47306,7 +47557,6 @@
                 <w:sz w:val="28"/>
                 <w:szCs w:val="28"/>
               </w:rPr>
-              <w:lastRenderedPageBreak/>
               <w:t>Stato</w:t>
             </w:r>
           </w:p>
@@ -48867,6 +49117,7 @@
                 <w:sz w:val="28"/>
                 <w:szCs w:val="28"/>
               </w:rPr>
+              <w:lastRenderedPageBreak/>
               <w:t>Città</w:t>
             </w:r>
           </w:p>
@@ -48959,7 +49210,6 @@
                 <w:sz w:val="28"/>
                 <w:szCs w:val="28"/>
               </w:rPr>
-              <w:lastRenderedPageBreak/>
               <w:t>Stato</w:t>
             </w:r>
           </w:p>
@@ -50379,7 +50629,6 @@
                 <w:szCs w:val="28"/>
               </w:rPr>
             </w:pPr>
-            <w:proofErr w:type="spellStart"/>
             <w:r>
               <w:rPr>
                 <w:sz w:val="28"/>
@@ -50387,7 +50636,6 @@
               </w:rPr>
               <w:t>NumeroCarta</w:t>
             </w:r>
-            <w:proofErr w:type="spellEnd"/>
           </w:p>
         </w:tc>
         <w:tc>
@@ -50478,6 +50726,7 @@
                 <w:sz w:val="28"/>
                 <w:szCs w:val="28"/>
               </w:rPr>
+              <w:lastRenderedPageBreak/>
               <w:t>Anno</w:t>
             </w:r>
           </w:p>
@@ -50570,7 +50819,6 @@
                 <w:sz w:val="28"/>
                 <w:szCs w:val="28"/>
               </w:rPr>
-              <w:lastRenderedPageBreak/>
               <w:t>Oracolo:</w:t>
             </w:r>
           </w:p>
@@ -50769,7 +51017,6 @@
                 <w:szCs w:val="28"/>
               </w:rPr>
             </w:pPr>
-            <w:proofErr w:type="spellStart"/>
             <w:r>
               <w:rPr>
                 <w:sz w:val="28"/>
@@ -50777,7 +51024,6 @@
               </w:rPr>
               <w:t>NumeroCarta</w:t>
             </w:r>
-            <w:proofErr w:type="spellEnd"/>
           </w:p>
         </w:tc>
         <w:tc>
@@ -51186,7 +51432,6 @@
                 <w:szCs w:val="28"/>
               </w:rPr>
             </w:pPr>
-            <w:proofErr w:type="spellStart"/>
             <w:r>
               <w:rPr>
                 <w:sz w:val="28"/>
@@ -51194,7 +51439,6 @@
               </w:rPr>
               <w:t>NumeroCarta</w:t>
             </w:r>
-            <w:proofErr w:type="spellEnd"/>
           </w:p>
         </w:tc>
         <w:tc>
@@ -51617,7 +51861,6 @@
                 <w:szCs w:val="28"/>
               </w:rPr>
             </w:pPr>
-            <w:proofErr w:type="spellStart"/>
             <w:r>
               <w:rPr>
                 <w:sz w:val="28"/>
@@ -51625,7 +51868,6 @@
               </w:rPr>
               <w:t>NumeroCarta</w:t>
             </w:r>
-            <w:proofErr w:type="spellEnd"/>
           </w:p>
         </w:tc>
         <w:tc>
@@ -51832,23 +52074,7 @@
                 <w:sz w:val="28"/>
                 <w:szCs w:val="28"/>
               </w:rPr>
-              <w:t>La Carta di credito non è valida perché la lunghezza del campo “</w:t>
-            </w:r>
-            <w:proofErr w:type="spellStart"/>
-            <w:r>
-              <w:rPr>
-                <w:sz w:val="28"/>
-                <w:szCs w:val="28"/>
-              </w:rPr>
-              <w:t>NumeroCarta</w:t>
-            </w:r>
-            <w:proofErr w:type="spellEnd"/>
-            <w:r>
-              <w:rPr>
-                <w:sz w:val="28"/>
-                <w:szCs w:val="28"/>
-              </w:rPr>
-              <w:t>” non è corretta.</w:t>
+              <w:t>La Carta di credito non è valida perché la lunghezza del campo “NumeroCarta” non è corretta.</w:t>
             </w:r>
           </w:p>
         </w:tc>
@@ -52029,7 +52255,6 @@
                 <w:szCs w:val="28"/>
               </w:rPr>
             </w:pPr>
-            <w:proofErr w:type="spellStart"/>
             <w:r>
               <w:rPr>
                 <w:sz w:val="28"/>
@@ -52037,7 +52262,6 @@
               </w:rPr>
               <w:t>NumeroCarta</w:t>
             </w:r>
-            <w:proofErr w:type="spellEnd"/>
           </w:p>
         </w:tc>
         <w:tc>
@@ -52135,6 +52359,7 @@
                 <w:sz w:val="28"/>
                 <w:szCs w:val="28"/>
               </w:rPr>
+              <w:lastRenderedPageBreak/>
               <w:t>Anno</w:t>
             </w:r>
           </w:p>
@@ -52227,7 +52452,6 @@
                 <w:sz w:val="28"/>
                 <w:szCs w:val="28"/>
               </w:rPr>
-              <w:lastRenderedPageBreak/>
               <w:t>Oracolo:</w:t>
             </w:r>
           </w:p>
@@ -52433,7 +52657,6 @@
                 <w:szCs w:val="28"/>
               </w:rPr>
             </w:pPr>
-            <w:proofErr w:type="spellStart"/>
             <w:r>
               <w:rPr>
                 <w:sz w:val="28"/>
@@ -52441,7 +52664,6 @@
               </w:rPr>
               <w:t>NumeroCarta</w:t>
             </w:r>
-            <w:proofErr w:type="spellEnd"/>
           </w:p>
         </w:tc>
         <w:tc>
@@ -52840,7 +53062,6 @@
                 <w:szCs w:val="28"/>
               </w:rPr>
             </w:pPr>
-            <w:proofErr w:type="spellStart"/>
             <w:r>
               <w:rPr>
                 <w:sz w:val="28"/>
@@ -52848,7 +53069,6 @@
               </w:rPr>
               <w:t>NumeroCarta</w:t>
             </w:r>
-            <w:proofErr w:type="spellEnd"/>
           </w:p>
         </w:tc>
         <w:tc>
@@ -53278,7 +53498,6 @@
                 <w:szCs w:val="28"/>
               </w:rPr>
             </w:pPr>
-            <w:proofErr w:type="spellStart"/>
             <w:r>
               <w:rPr>
                 <w:sz w:val="28"/>
@@ -53286,7 +53505,6 @@
               </w:rPr>
               <w:t>NumeroCarta</w:t>
             </w:r>
-            <w:proofErr w:type="spellEnd"/>
           </w:p>
         </w:tc>
         <w:tc>
@@ -53674,7 +53892,6 @@
                 <w:szCs w:val="28"/>
               </w:rPr>
             </w:pPr>
-            <w:proofErr w:type="spellStart"/>
             <w:r>
               <w:rPr>
                 <w:sz w:val="28"/>
@@ -53682,7 +53899,6 @@
               </w:rPr>
               <w:t>NumeroCarta</w:t>
             </w:r>
-            <w:proofErr w:type="spellEnd"/>
           </w:p>
         </w:tc>
         <w:tc>
@@ -53773,6 +53989,7 @@
                 <w:sz w:val="28"/>
                 <w:szCs w:val="28"/>
               </w:rPr>
+              <w:lastRenderedPageBreak/>
               <w:t>Anno</w:t>
             </w:r>
           </w:p>
@@ -53865,7 +54082,6 @@
                 <w:sz w:val="28"/>
                 <w:szCs w:val="28"/>
               </w:rPr>
-              <w:lastRenderedPageBreak/>
               <w:t>Oracolo:</w:t>
             </w:r>
           </w:p>
@@ -55155,6 +55371,7 @@
                 <w:sz w:val="28"/>
                 <w:szCs w:val="28"/>
               </w:rPr>
+              <w:lastRenderedPageBreak/>
               <w:t>Input :</w:t>
             </w:r>
           </w:p>
@@ -55246,7 +55463,6 @@
                 <w:sz w:val="28"/>
                 <w:szCs w:val="28"/>
               </w:rPr>
-              <w:lastRenderedPageBreak/>
               <w:t>Quantità</w:t>
             </w:r>
           </w:p>
